--- a/docs/breast_tumor_journal.docx
+++ b/docs/breast_tumor_journal.docx
@@ -40,67 +40,191 @@
           <w:bCs/>
         </w:rPr>
       </w:pPr>
-      <w:r>
-        <w:rPr>
-          <w:b/>
-          <w:bCs/>
-        </w:rPr>
-        <w:t>Pre-Chapter 1: Advanced Obstetrics and Mammary Infection Control, Surgery, and Personnel PPE Protocols</w:t>
-      </w:r>
-    </w:p>
-    <w:p>
-      <w:pPr>
-        <w:rPr>
-          <w:b/>
-          <w:bCs/>
-        </w:rPr>
-      </w:pPr>
-      <w:r>
-        <w:rPr>
-          <w:b/>
-          <w:bCs/>
-        </w:rPr>
-        <w:t>0.1 Mammary Surgical Theater Hazards and Engineering Controls</w:t>
-      </w:r>
-    </w:p>
-    <w:p>
-      <w:r>
-        <w:t xml:space="preserve">Spontaneous evacuation or surgical exposure within the maternal-fetal or mammary architecture presents high anatomical hazards. The dense network of lactiferous ducts, glandular lobules, and rich thoracic vasculature </w:t>
-      </w:r>
-      <w:proofErr w:type="gramStart"/>
-      <w:r>
-        <w:t>requires</w:t>
-      </w:r>
-      <w:proofErr w:type="gramEnd"/>
-      <w:r>
-        <w:t xml:space="preserve"> specialized operating room engineering. Standard hospital ventilation cannot process </w:t>
-      </w:r>
-      <w:proofErr w:type="gramStart"/>
-      <w:r>
-        <w:t>low-pH</w:t>
-      </w:r>
-      <w:proofErr w:type="gramEnd"/>
-      <w:r>
-        <w:t xml:space="preserve"> cytolytic secretions or volatile radiomimetic gases within enclosed glandular tissue or open thoracic surgical fields.</w:t>
-      </w:r>
-    </w:p>
-    <w:p/>
-    <w:p/>
-    <w:p/>
-    <w:p/>
-    <w:p/>
-    <w:p/>
-    <w:p/>
-    <w:p/>
-    <w:p/>
-    <w:p/>
-    <w:p/>
-    <w:p/>
-    <w:p/>
-    <w:p/>
-    <w:p/>
-    <w:p/>
-    <w:p/>
+    </w:p>
+    <w:p>
+      <w:pPr>
+        <w:rPr>
+          <w:b/>
+          <w:bCs/>
+        </w:rPr>
+      </w:pPr>
+    </w:p>
+    <w:p>
+      <w:pPr>
+        <w:rPr>
+          <w:b/>
+          <w:bCs/>
+        </w:rPr>
+      </w:pPr>
+    </w:p>
+    <w:p>
+      <w:pPr>
+        <w:rPr>
+          <w:b/>
+          <w:bCs/>
+        </w:rPr>
+      </w:pPr>
+    </w:p>
+    <w:p>
+      <w:pPr>
+        <w:rPr>
+          <w:b/>
+          <w:bCs/>
+        </w:rPr>
+      </w:pPr>
+    </w:p>
+    <w:p>
+      <w:pPr>
+        <w:rPr>
+          <w:b/>
+          <w:bCs/>
+        </w:rPr>
+      </w:pPr>
+    </w:p>
+    <w:p>
+      <w:pPr>
+        <w:rPr>
+          <w:b/>
+          <w:bCs/>
+        </w:rPr>
+      </w:pPr>
+    </w:p>
+    <w:p>
+      <w:pPr>
+        <w:rPr>
+          <w:b/>
+          <w:bCs/>
+        </w:rPr>
+      </w:pPr>
+    </w:p>
+    <w:p>
+      <w:pPr>
+        <w:rPr>
+          <w:b/>
+          <w:bCs/>
+        </w:rPr>
+      </w:pPr>
+    </w:p>
+    <w:p>
+      <w:pPr>
+        <w:rPr>
+          <w:b/>
+          <w:bCs/>
+        </w:rPr>
+      </w:pPr>
+    </w:p>
+    <w:p>
+      <w:pPr>
+        <w:rPr>
+          <w:b/>
+          <w:bCs/>
+        </w:rPr>
+      </w:pPr>
+    </w:p>
+    <w:p>
+      <w:pPr>
+        <w:rPr>
+          <w:b/>
+          <w:bCs/>
+        </w:rPr>
+      </w:pPr>
+    </w:p>
+    <w:p>
+      <w:pPr>
+        <w:rPr>
+          <w:b/>
+          <w:bCs/>
+        </w:rPr>
+      </w:pPr>
+    </w:p>
+    <w:p>
+      <w:pPr>
+        <w:rPr>
+          <w:b/>
+          <w:bCs/>
+        </w:rPr>
+      </w:pPr>
+    </w:p>
+    <w:p>
+      <w:pPr>
+        <w:rPr>
+          <w:b/>
+          <w:bCs/>
+        </w:rPr>
+      </w:pPr>
+    </w:p>
+    <w:p>
+      <w:pPr>
+        <w:rPr>
+          <w:b/>
+          <w:bCs/>
+        </w:rPr>
+      </w:pPr>
+    </w:p>
+    <w:p>
+      <w:pPr>
+        <w:rPr>
+          <w:b/>
+          <w:bCs/>
+        </w:rPr>
+      </w:pPr>
+    </w:p>
+    <w:p>
+      <w:pPr>
+        <w:rPr>
+          <w:b/>
+          <w:bCs/>
+        </w:rPr>
+      </w:pPr>
+    </w:p>
+    <w:p>
+      <w:pPr>
+        <w:rPr>
+          <w:b/>
+          <w:bCs/>
+        </w:rPr>
+      </w:pPr>
+    </w:p>
+    <w:p>
+      <w:pPr>
+        <w:rPr>
+          <w:b/>
+          <w:bCs/>
+        </w:rPr>
+      </w:pPr>
+    </w:p>
+    <w:p>
+      <w:pPr>
+        <w:rPr>
+          <w:b/>
+          <w:bCs/>
+        </w:rPr>
+      </w:pPr>
+    </w:p>
+    <w:p>
+      <w:pPr>
+        <w:rPr>
+          <w:b/>
+          <w:bCs/>
+        </w:rPr>
+      </w:pPr>
+    </w:p>
+    <w:p>
+      <w:pPr>
+        <w:rPr>
+          <w:b/>
+          <w:bCs/>
+        </w:rPr>
+      </w:pPr>
+    </w:p>
+    <w:p>
+      <w:pPr>
+        <w:rPr>
+          <w:b/>
+          <w:bCs/>
+        </w:rPr>
+      </w:pPr>
+    </w:p>
     <w:p>
       <w:r>
         <w:rPr>
@@ -275,18 +399,102 @@
         <w:t>]</w:t>
       </w:r>
     </w:p>
-    <w:p/>
-    <w:p/>
-    <w:p/>
-    <w:p/>
-    <w:p/>
-    <w:p/>
-    <w:p/>
-    <w:p/>
-    <w:p/>
-    <w:p/>
-    <w:p/>
-    <w:p/>
+    <w:p>
+      <w:pPr>
+        <w:rPr>
+          <w:b/>
+          <w:bCs/>
+        </w:rPr>
+      </w:pPr>
+    </w:p>
+    <w:p>
+      <w:pPr>
+        <w:rPr>
+          <w:b/>
+          <w:bCs/>
+        </w:rPr>
+      </w:pPr>
+    </w:p>
+    <w:p>
+      <w:pPr>
+        <w:rPr>
+          <w:b/>
+          <w:bCs/>
+        </w:rPr>
+      </w:pPr>
+    </w:p>
+    <w:p>
+      <w:pPr>
+        <w:rPr>
+          <w:b/>
+          <w:bCs/>
+        </w:rPr>
+      </w:pPr>
+    </w:p>
+    <w:p>
+      <w:pPr>
+        <w:rPr>
+          <w:b/>
+          <w:bCs/>
+        </w:rPr>
+      </w:pPr>
+    </w:p>
+    <w:p>
+      <w:pPr>
+        <w:rPr>
+          <w:b/>
+          <w:bCs/>
+        </w:rPr>
+      </w:pPr>
+    </w:p>
+    <w:p>
+      <w:pPr>
+        <w:rPr>
+          <w:b/>
+          <w:bCs/>
+        </w:rPr>
+      </w:pPr>
+    </w:p>
+    <w:p>
+      <w:pPr>
+        <w:rPr>
+          <w:b/>
+          <w:bCs/>
+        </w:rPr>
+      </w:pPr>
+    </w:p>
+    <w:p>
+      <w:pPr>
+        <w:rPr>
+          <w:b/>
+          <w:bCs/>
+        </w:rPr>
+      </w:pPr>
+    </w:p>
+    <w:p>
+      <w:pPr>
+        <w:rPr>
+          <w:b/>
+          <w:bCs/>
+        </w:rPr>
+      </w:pPr>
+    </w:p>
+    <w:p>
+      <w:pPr>
+        <w:rPr>
+          <w:b/>
+          <w:bCs/>
+        </w:rPr>
+      </w:pPr>
+    </w:p>
+    <w:p>
+      <w:pPr>
+        <w:rPr>
+          <w:b/>
+          <w:bCs/>
+        </w:rPr>
+      </w:pPr>
+    </w:p>
     <w:p>
       <w:pPr>
         <w:rPr>
@@ -546,10 +754,254 @@
         <w:t>]</w:t>
       </w:r>
     </w:p>
-    <w:p/>
-    <w:p>
+    <w:p>
+      <w:pPr>
+        <w:rPr>
+          <w:b/>
+          <w:bCs/>
+        </w:rPr>
+      </w:pPr>
+    </w:p>
+    <w:p>
+      <w:pPr>
+        <w:rPr>
+          <w:b/>
+          <w:bCs/>
+        </w:rPr>
+      </w:pPr>
+    </w:p>
+    <w:p>
+      <w:pPr>
+        <w:rPr>
+          <w:b/>
+          <w:bCs/>
+        </w:rPr>
+      </w:pPr>
+    </w:p>
+    <w:p>
+      <w:pPr>
+        <w:rPr>
+          <w:b/>
+          <w:bCs/>
+        </w:rPr>
+      </w:pPr>
+    </w:p>
+    <w:p>
+      <w:pPr>
+        <w:rPr>
+          <w:b/>
+          <w:bCs/>
+        </w:rPr>
+      </w:pPr>
+    </w:p>
+    <w:p>
+      <w:pPr>
+        <w:rPr>
+          <w:b/>
+          <w:bCs/>
+        </w:rPr>
+      </w:pPr>
+    </w:p>
+    <w:p>
+      <w:pPr>
+        <w:rPr>
+          <w:b/>
+          <w:bCs/>
+        </w:rPr>
+      </w:pPr>
+    </w:p>
+    <w:p>
+      <w:pPr>
+        <w:rPr>
+          <w:b/>
+          <w:bCs/>
+        </w:rPr>
+      </w:pPr>
+    </w:p>
+    <w:p>
+      <w:pPr>
+        <w:rPr>
+          <w:b/>
+          <w:bCs/>
+        </w:rPr>
+      </w:pPr>
+    </w:p>
+    <w:p>
+      <w:pPr>
+        <w:rPr>
+          <w:b/>
+          <w:bCs/>
+        </w:rPr>
+      </w:pPr>
+    </w:p>
+    <w:p>
+      <w:pPr>
+        <w:rPr>
+          <w:b/>
+          <w:bCs/>
+        </w:rPr>
+      </w:pPr>
+    </w:p>
+    <w:p>
+      <w:pPr>
+        <w:rPr>
+          <w:b/>
+          <w:bCs/>
+        </w:rPr>
+      </w:pPr>
+    </w:p>
+    <w:p>
+      <w:pPr>
+        <w:rPr>
+          <w:b/>
+          <w:bCs/>
+        </w:rPr>
+      </w:pPr>
+    </w:p>
+    <w:p>
+      <w:pPr>
+        <w:rPr>
+          <w:b/>
+          <w:bCs/>
+        </w:rPr>
+      </w:pPr>
+    </w:p>
+    <w:p>
+      <w:pPr>
+        <w:rPr>
+          <w:b/>
+          <w:bCs/>
+        </w:rPr>
+      </w:pPr>
+    </w:p>
+    <w:p>
+      <w:pPr>
+        <w:rPr>
+          <w:b/>
+          <w:bCs/>
+        </w:rPr>
+      </w:pPr>
+    </w:p>
+    <w:p>
+      <w:pPr>
+        <w:rPr>
+          <w:b/>
+          <w:bCs/>
+        </w:rPr>
+      </w:pPr>
+    </w:p>
+    <w:p>
+      <w:pPr>
+        <w:rPr>
+          <w:b/>
+          <w:bCs/>
+        </w:rPr>
+      </w:pPr>
+    </w:p>
+    <w:p>
+      <w:pPr>
+        <w:rPr>
+          <w:b/>
+          <w:bCs/>
+        </w:rPr>
+      </w:pPr>
+    </w:p>
+    <w:p>
+      <w:pPr>
+        <w:rPr>
+          <w:b/>
+          <w:bCs/>
+        </w:rPr>
+      </w:pPr>
+    </w:p>
+    <w:p>
+      <w:pPr>
+        <w:rPr>
+          <w:b/>
+          <w:bCs/>
+        </w:rPr>
+      </w:pPr>
+    </w:p>
+    <w:p>
+      <w:pPr>
+        <w:rPr>
+          <w:b/>
+          <w:bCs/>
+        </w:rPr>
+      </w:pPr>
+    </w:p>
+    <w:p>
+      <w:pPr>
+        <w:rPr>
+          <w:b/>
+          <w:bCs/>
+        </w:rPr>
+      </w:pPr>
+    </w:p>
+    <w:p>
+      <w:pPr>
+        <w:rPr>
+          <w:b/>
+          <w:bCs/>
+        </w:rPr>
+      </w:pPr>
+    </w:p>
+    <w:p>
+      <w:pPr>
+        <w:rPr>
+          <w:b/>
+          <w:bCs/>
+        </w:rPr>
+      </w:pPr>
+      <w:r>
+        <w:rPr>
+          <w:b/>
+          <w:bCs/>
+        </w:rPr>
+        <w:lastRenderedPageBreak/>
+        <w:t>Pre-Chapter 1: Advanced Obstetrics and Mammary Infection Control, Surgery, and Personnel PPE Protocols</w:t>
+      </w:r>
+    </w:p>
+    <w:p>
+      <w:pPr>
+        <w:rPr>
+          <w:b/>
+          <w:bCs/>
+        </w:rPr>
+      </w:pPr>
+      <w:r>
+        <w:rPr>
+          <w:b/>
+          <w:bCs/>
+        </w:rPr>
+        <w:t>0.1 Mammary Surgical Theater Hazards and Engineering Controls</w:t>
+      </w:r>
+    </w:p>
+    <w:p>
+      <w:r>
+        <w:t xml:space="preserve">Spontaneous evacuation or surgical exposure within the maternal-fetal or mammary architecture presents high anatomical hazards. The dense network of lactiferous ducts, glandular lobules, and rich thoracic vasculature </w:t>
+      </w:r>
       <w:proofErr w:type="gramStart"/>
       <w:r>
+        <w:t>requires</w:t>
+      </w:r>
+      <w:proofErr w:type="gramEnd"/>
+      <w:r>
+        <w:t xml:space="preserve"> specialized operating room engineering. Standard hospital ventilation cannot process </w:t>
+      </w:r>
+      <w:proofErr w:type="gramStart"/>
+      <w:r>
+        <w:t>low-pH</w:t>
+      </w:r>
+      <w:proofErr w:type="gramEnd"/>
+      <w:r>
+        <w:t xml:space="preserve"> cytolytic secretions or volatile radiomimetic gases within enclosed glandular tissue or open thoracic surgical fields.</w:t>
+      </w:r>
+    </w:p>
+    <w:p/>
+    <w:p>
+      <w:proofErr w:type="gramStart"/>
+      <w:r>
         <w:t>[ Mammary</w:t>
       </w:r>
       <w:proofErr w:type="gramEnd"/>
@@ -683,11 +1135,6 @@
       </w:r>
       <w:proofErr w:type="gramEnd"/>
     </w:p>
-    <w:p/>
-    <w:p/>
-    <w:p/>
-    <w:p/>
-    <w:p/>
     <w:p/>
     <w:p/>
     <w:p/>
@@ -8672,7 +9119,7 @@
       <w:r>
         <w:t xml:space="preserve"> serves as a core botanical component to drive glandular healing. Fenugreek contains high concentrations of steroidal saponins (predominantly diosgenin, yamogenin, and gitogenin) and phytoestrogens. When metabolized by the host, these compounds bind to local estrogen receptors within the thoracic tissue fields, triggering three primary regenerative mechanisms: [</w:t>
       </w:r>
-      <w:hyperlink r:id="rId5" w:history="1">
+      <w:hyperlink r:id="rId7" w:history="1">
         <w:r>
           <w:rPr>
             <w:rStyle w:val="Hyperlink"/>
@@ -8683,7 +9130,7 @@
       <w:r>
         <w:t xml:space="preserve">, </w:t>
       </w:r>
-      <w:hyperlink r:id="rId6" w:history="1">
+      <w:hyperlink r:id="rId8" w:history="1">
         <w:r>
           <w:rPr>
             <w:rStyle w:val="Hyperlink"/>
@@ -8694,7 +9141,7 @@
       <w:r>
         <w:t xml:space="preserve">, </w:t>
       </w:r>
-      <w:hyperlink r:id="rId7" w:history="1">
+      <w:hyperlink r:id="rId9" w:history="1">
         <w:r>
           <w:rPr>
             <w:rStyle w:val="Hyperlink"/>
@@ -8705,7 +9152,7 @@
       <w:r>
         <w:t xml:space="preserve">, </w:t>
       </w:r>
-      <w:hyperlink r:id="rId8" w:history="1">
+      <w:hyperlink r:id="rId10" w:history="1">
         <w:r>
           <w:rPr>
             <w:rStyle w:val="Hyperlink"/>
@@ -8716,7 +9163,7 @@
       <w:r>
         <w:t xml:space="preserve">, </w:t>
       </w:r>
-      <w:hyperlink r:id="rId9" w:history="1">
+      <w:hyperlink r:id="rId11" w:history="1">
         <w:r>
           <w:rPr>
             <w:rStyle w:val="Hyperlink"/>
@@ -8870,7 +9317,7 @@
       <w:r>
         <w:t xml:space="preserve"> seed extract containing a minimum of 50% total saponins. [</w:t>
       </w:r>
-      <w:hyperlink r:id="rId10" w:history="1">
+      <w:hyperlink r:id="rId12" w:history="1">
         <w:r>
           <w:rPr>
             <w:rStyle w:val="Hyperlink"/>
@@ -8881,7 +9328,7 @@
       <w:r>
         <w:t xml:space="preserve">, </w:t>
       </w:r>
-      <w:hyperlink r:id="rId11" w:history="1">
+      <w:hyperlink r:id="rId13" w:history="1">
         <w:r>
           <w:rPr>
             <w:rStyle w:val="Hyperlink"/>
@@ -8892,7 +9339,7 @@
       <w:r>
         <w:t xml:space="preserve">, </w:t>
       </w:r>
-      <w:hyperlink r:id="rId12" w:history="1">
+      <w:hyperlink r:id="rId14" w:history="1">
         <w:r>
           <w:rPr>
             <w:rStyle w:val="Hyperlink"/>
@@ -10313,1854 +10760,6 @@
       <w:proofErr w:type="spellEnd"/>
       <w:r>
         <w:t xml:space="preserve"> silver flush is complete and the empty tissue pocket has drained, you will begin your daily tissue regeneration protocol using Fenugreek. This natural supplement acts directly on your breast tissue cells, providing the biological signaling needed to rapidly rebuild healthy layers and smoothly close the empty space. [</w:t>
-      </w:r>
-      <w:hyperlink r:id="rId13" w:history="1">
-        <w:r>
-          <w:rPr>
-            <w:rStyle w:val="Hyperlink"/>
-          </w:rPr>
-          <w:t>1</w:t>
-        </w:r>
-      </w:hyperlink>
-      <w:r>
-        <w:t>]</w:t>
-      </w:r>
-    </w:p>
-    <w:p>
-      <w:proofErr w:type="gramStart"/>
-      <w:r>
-        <w:t>+-</w:t>
-      </w:r>
-      <w:proofErr w:type="gramEnd"/>
-      <w:r>
-        <w:t>-------------------------------------------------------------------------+</w:t>
-      </w:r>
-    </w:p>
-    <w:p>
-      <w:r>
-        <w:t>|                    1. INITIATE REGENERATIVE FENUGREEK                    |</w:t>
-      </w:r>
-    </w:p>
-    <w:p>
-      <w:r>
-        <w:t>|   Take your prescribed Fenugreek capsules three times daily with meals   |</w:t>
-      </w:r>
-    </w:p>
-    <w:p>
-      <w:r>
-        <w:t>|   to kickstart your natural tissue repair and close the empty pocket.    |</w:t>
-      </w:r>
-    </w:p>
-    <w:p>
-      <w:proofErr w:type="gramStart"/>
-      <w:r>
-        <w:t>+-</w:t>
-      </w:r>
-      <w:proofErr w:type="gramEnd"/>
-      <w:r>
-        <w:t>-------------------------------------------------------------------------+</w:t>
-      </w:r>
-    </w:p>
-    <w:p>
-      <w:r>
-        <w:t xml:space="preserve">                                     │</w:t>
-      </w:r>
-    </w:p>
-    <w:p>
-      <w:r>
-        <w:t xml:space="preserve">                                     </w:t>
-      </w:r>
-      <w:r>
-        <w:rPr>
-          <w:rFonts w:ascii="Arial" w:hAnsi="Arial" w:cs="Arial"/>
-        </w:rPr>
-        <w:t>▼</w:t>
-      </w:r>
-    </w:p>
-    <w:p>
-      <w:proofErr w:type="gramStart"/>
-      <w:r>
-        <w:t>+-</w:t>
-      </w:r>
-      <w:proofErr w:type="gramEnd"/>
-      <w:r>
-        <w:t>-------------------------------------------------------------------------+</w:t>
-      </w:r>
-    </w:p>
-    <w:p>
-      <w:r>
-        <w:t>|                    2. VERIFY RECOVERY WITH IMAGING                       |</w:t>
-      </w:r>
-    </w:p>
-    <w:p>
-      <w:r>
-        <w:t>|   Attend your follow-up scans to watch your breast tissue pathways       |</w:t>
-      </w:r>
-    </w:p>
-    <w:p>
-      <w:r>
-        <w:t>|   smooth out, heal completely, and return to a normal state.             |</w:t>
-      </w:r>
-    </w:p>
-    <w:p>
-      <w:proofErr w:type="gramStart"/>
-      <w:r>
-        <w:t>+-</w:t>
-      </w:r>
-      <w:proofErr w:type="gramEnd"/>
-      <w:r>
-        <w:t>-------------------------------------------------------------------------+</w:t>
-      </w:r>
-    </w:p>
-    <w:p>
-      <w:pPr>
-        <w:ind w:left="720"/>
-      </w:pPr>
-    </w:p>
-    <w:p>
-      <w:pPr>
-        <w:ind w:left="720"/>
-      </w:pPr>
-    </w:p>
-    <w:p>
-      <w:pPr>
-        <w:ind w:left="720"/>
-      </w:pPr>
-    </w:p>
-    <w:p>
-      <w:pPr>
-        <w:ind w:left="720"/>
-      </w:pPr>
-    </w:p>
-    <w:p>
-      <w:pPr>
-        <w:ind w:left="720"/>
-      </w:pPr>
-    </w:p>
-    <w:p>
-      <w:pPr>
-        <w:ind w:left="720"/>
-      </w:pPr>
-    </w:p>
-    <w:p>
-      <w:pPr>
-        <w:ind w:left="720"/>
-      </w:pPr>
-    </w:p>
-    <w:p>
-      <w:pPr>
-        <w:ind w:left="720"/>
-      </w:pPr>
-    </w:p>
-    <w:p>
-      <w:pPr>
-        <w:ind w:left="720"/>
-      </w:pPr>
-    </w:p>
-    <w:p>
-      <w:pPr>
-        <w:numPr>
-          <w:ilvl w:val="0"/>
-          <w:numId w:val="30"/>
-        </w:numPr>
-      </w:pPr>
-      <w:r>
-        <w:rPr>
-          <w:b/>
-          <w:bCs/>
-        </w:rPr>
-        <w:lastRenderedPageBreak/>
-        <w:t>Load Your Recovery Nutrients:</w:t>
-      </w:r>
-      <w:r>
-        <w:t xml:space="preserve"> Take your Fenugreek capsules (1,200 mg to 1,800 mg) three times a day exactly as written. This natural supplement sends direct signals to your healthy breast tissue cells, telling them to multiply and fill in the empty space left behind by the mass.</w:t>
-      </w:r>
-    </w:p>
-    <w:p>
-      <w:pPr>
-        <w:numPr>
-          <w:ilvl w:val="0"/>
-          <w:numId w:val="30"/>
-        </w:numPr>
-      </w:pPr>
-      <w:r>
-        <w:rPr>
-          <w:b/>
-          <w:bCs/>
-        </w:rPr>
-        <w:t>Expect Normal Sensations:</w:t>
-      </w:r>
-      <w:r>
-        <w:t xml:space="preserve"> You may notice a mild, sweet fragrance (</w:t>
-      </w:r>
-      <w:proofErr w:type="gramStart"/>
-      <w:r>
-        <w:t>similar to</w:t>
-      </w:r>
-      <w:proofErr w:type="gramEnd"/>
-      <w:r>
-        <w:t xml:space="preserve"> maple syrup) in your sweat or urine during this phase. This is completely normal and confirms that your body has fully absorbed the healing nutrients.</w:t>
-      </w:r>
-    </w:p>
-    <w:p>
-      <w:pPr>
-        <w:numPr>
-          <w:ilvl w:val="0"/>
-          <w:numId w:val="30"/>
-        </w:numPr>
-      </w:pPr>
-      <w:r>
-        <w:rPr>
-          <w:b/>
-          <w:bCs/>
-        </w:rPr>
-        <w:t>Track Your Healing Journey:</w:t>
-      </w:r>
-      <w:r>
-        <w:t xml:space="preserve"> Keep your follow-up medical imaging appointments. Your care team will use quick, non-invasive scans to watch the empty pocket shrink, ensuring your internal duct pathways heal flat, clean, and completely clear.</w:t>
-      </w:r>
-    </w:p>
-    <w:p/>
-    <w:p>
-      <w:pPr>
-        <w:rPr>
-          <w:b/>
-          <w:bCs/>
-        </w:rPr>
-      </w:pPr>
-    </w:p>
-    <w:p>
-      <w:pPr>
-        <w:rPr>
-          <w:b/>
-          <w:bCs/>
-        </w:rPr>
-      </w:pPr>
-    </w:p>
-    <w:p>
-      <w:pPr>
-        <w:rPr>
-          <w:b/>
-          <w:bCs/>
-        </w:rPr>
-      </w:pPr>
-    </w:p>
-    <w:p>
-      <w:pPr>
-        <w:rPr>
-          <w:b/>
-          <w:bCs/>
-        </w:rPr>
-      </w:pPr>
-    </w:p>
-    <w:p>
-      <w:pPr>
-        <w:rPr>
-          <w:b/>
-          <w:bCs/>
-        </w:rPr>
-      </w:pPr>
-    </w:p>
-    <w:p>
-      <w:pPr>
-        <w:rPr>
-          <w:b/>
-          <w:bCs/>
-        </w:rPr>
-      </w:pPr>
-    </w:p>
-    <w:p>
-      <w:pPr>
-        <w:rPr>
-          <w:b/>
-          <w:bCs/>
-        </w:rPr>
-      </w:pPr>
-    </w:p>
-    <w:p>
-      <w:pPr>
-        <w:rPr>
-          <w:b/>
-          <w:bCs/>
-        </w:rPr>
-      </w:pPr>
-    </w:p>
-    <w:p>
-      <w:pPr>
-        <w:rPr>
-          <w:b/>
-          <w:bCs/>
-        </w:rPr>
-      </w:pPr>
-    </w:p>
-    <w:p>
-      <w:pPr>
-        <w:rPr>
-          <w:b/>
-          <w:bCs/>
-        </w:rPr>
-      </w:pPr>
-    </w:p>
-    <w:p>
-      <w:pPr>
-        <w:rPr>
-          <w:b/>
-          <w:bCs/>
-        </w:rPr>
-      </w:pPr>
-    </w:p>
-    <w:p>
-      <w:pPr>
-        <w:rPr>
-          <w:b/>
-          <w:bCs/>
-        </w:rPr>
-      </w:pPr>
-    </w:p>
-    <w:p>
-      <w:pPr>
-        <w:rPr>
-          <w:b/>
-          <w:bCs/>
-        </w:rPr>
-      </w:pPr>
-    </w:p>
-    <w:p>
-      <w:pPr>
-        <w:rPr>
-          <w:b/>
-          <w:bCs/>
-        </w:rPr>
-      </w:pPr>
-    </w:p>
-    <w:p>
-      <w:pPr>
-        <w:rPr>
-          <w:b/>
-          <w:bCs/>
-        </w:rPr>
-      </w:pPr>
-    </w:p>
-    <w:p>
-      <w:pPr>
-        <w:rPr>
-          <w:b/>
-          <w:bCs/>
-        </w:rPr>
-      </w:pPr>
-    </w:p>
-    <w:p>
-      <w:pPr>
-        <w:rPr>
-          <w:b/>
-          <w:bCs/>
-        </w:rPr>
-      </w:pPr>
-    </w:p>
-    <w:p>
-      <w:pPr>
-        <w:rPr>
-          <w:b/>
-          <w:bCs/>
-        </w:rPr>
-      </w:pPr>
-      <w:r>
-        <w:rPr>
-          <w:b/>
-          <w:bCs/>
-        </w:rPr>
-        <w:lastRenderedPageBreak/>
-        <w:t>Patient Care Guide: Managing Your Mammary Recovery Plan</w:t>
-      </w:r>
-    </w:p>
-    <w:p>
-      <w:r>
-        <w:t>This guide helps you manage your treatment smoothly. While this organism is not a fish, its outer layers respond directly to high-dose vitamin loading. By changing your internal chemistry, we make the glandular environment unlivable, forcing the mass to exit safely on its own through targeted pathways.</w:t>
-      </w:r>
-    </w:p>
-    <w:p>
-      <w:pPr>
-        <w:rPr>
-          <w:sz w:val="16"/>
-          <w:szCs w:val="16"/>
-        </w:rPr>
-      </w:pPr>
-      <w:proofErr w:type="gramStart"/>
-      <w:r>
-        <w:rPr>
-          <w:sz w:val="16"/>
-          <w:szCs w:val="16"/>
-        </w:rPr>
-        <w:t>+-</w:t>
-      </w:r>
-      <w:proofErr w:type="gramEnd"/>
-      <w:r>
-        <w:rPr>
-          <w:sz w:val="16"/>
-          <w:szCs w:val="16"/>
-        </w:rPr>
-        <w:t>-------------------------------------------------------------------------+</w:t>
-      </w:r>
-    </w:p>
-    <w:p>
-      <w:pPr>
-        <w:rPr>
-          <w:sz w:val="16"/>
-          <w:szCs w:val="16"/>
-        </w:rPr>
-      </w:pPr>
-      <w:r>
-        <w:rPr>
-          <w:sz w:val="16"/>
-          <w:szCs w:val="16"/>
-        </w:rPr>
-        <w:t>|                        1. BIOCHEMICAL ACTIVATION                         |</w:t>
-      </w:r>
-    </w:p>
-    <w:p>
-      <w:pPr>
-        <w:rPr>
-          <w:sz w:val="16"/>
-          <w:szCs w:val="16"/>
-        </w:rPr>
-      </w:pPr>
-      <w:r>
-        <w:rPr>
-          <w:sz w:val="16"/>
-          <w:szCs w:val="16"/>
-        </w:rPr>
-        <w:t>|   Take your prescribed high-dose Vitamin C infusions and oral B, D</w:t>
-      </w:r>
-      <w:proofErr w:type="gramStart"/>
-      <w:r>
-        <w:rPr>
-          <w:sz w:val="16"/>
-          <w:szCs w:val="16"/>
-        </w:rPr>
-        <w:t xml:space="preserve">3,   </w:t>
-      </w:r>
-      <w:proofErr w:type="gramEnd"/>
-      <w:r>
-        <w:rPr>
-          <w:sz w:val="16"/>
-          <w:szCs w:val="16"/>
-        </w:rPr>
-        <w:t xml:space="preserve"> |</w:t>
-      </w:r>
-    </w:p>
-    <w:p>
-      <w:pPr>
-        <w:rPr>
-          <w:sz w:val="16"/>
-          <w:szCs w:val="16"/>
-        </w:rPr>
-      </w:pPr>
-      <w:r>
-        <w:rPr>
-          <w:sz w:val="16"/>
-          <w:szCs w:val="16"/>
-        </w:rPr>
-        <w:t>|   and E capsules to break down the vesicle's protective outer shield.    |</w:t>
-      </w:r>
-    </w:p>
-    <w:p>
-      <w:pPr>
-        <w:rPr>
-          <w:sz w:val="16"/>
-          <w:szCs w:val="16"/>
-        </w:rPr>
-      </w:pPr>
-      <w:proofErr w:type="gramStart"/>
-      <w:r>
-        <w:rPr>
-          <w:sz w:val="16"/>
-          <w:szCs w:val="16"/>
-        </w:rPr>
-        <w:t>+-</w:t>
-      </w:r>
-      <w:proofErr w:type="gramEnd"/>
-      <w:r>
-        <w:rPr>
-          <w:sz w:val="16"/>
-          <w:szCs w:val="16"/>
-        </w:rPr>
-        <w:t>-------------------------------------------------------------------------+</w:t>
-      </w:r>
-    </w:p>
-    <w:p>
-      <w:pPr>
-        <w:rPr>
-          <w:sz w:val="16"/>
-          <w:szCs w:val="16"/>
-        </w:rPr>
-      </w:pPr>
-      <w:r>
-        <w:rPr>
-          <w:sz w:val="16"/>
-          <w:szCs w:val="16"/>
-        </w:rPr>
-        <w:t xml:space="preserve">                                     │</w:t>
-      </w:r>
-    </w:p>
-    <w:p>
-      <w:pPr>
-        <w:rPr>
-          <w:sz w:val="16"/>
-          <w:szCs w:val="16"/>
-        </w:rPr>
-      </w:pPr>
-      <w:r>
-        <w:rPr>
-          <w:sz w:val="16"/>
-          <w:szCs w:val="16"/>
-        </w:rPr>
-        <w:t xml:space="preserve">                                     </w:t>
-      </w:r>
-      <w:r>
-        <w:rPr>
-          <w:rFonts w:ascii="Arial" w:hAnsi="Arial" w:cs="Arial"/>
-          <w:sz w:val="16"/>
-          <w:szCs w:val="16"/>
-        </w:rPr>
-        <w:t>▼</w:t>
-      </w:r>
-    </w:p>
-    <w:p>
-      <w:pPr>
-        <w:rPr>
-          <w:sz w:val="16"/>
-          <w:szCs w:val="16"/>
-        </w:rPr>
-      </w:pPr>
-      <w:proofErr w:type="gramStart"/>
-      <w:r>
-        <w:rPr>
-          <w:sz w:val="16"/>
-          <w:szCs w:val="16"/>
-        </w:rPr>
-        <w:t>+-</w:t>
-      </w:r>
-      <w:proofErr w:type="gramEnd"/>
-      <w:r>
-        <w:rPr>
-          <w:sz w:val="16"/>
-          <w:szCs w:val="16"/>
-        </w:rPr>
-        <w:t>-------------------------------------------------------------------------+</w:t>
-      </w:r>
-    </w:p>
-    <w:p>
-      <w:pPr>
-        <w:rPr>
-          <w:sz w:val="16"/>
-          <w:szCs w:val="16"/>
-        </w:rPr>
-      </w:pPr>
-      <w:r>
-        <w:rPr>
-          <w:sz w:val="16"/>
-          <w:szCs w:val="16"/>
-        </w:rPr>
-        <w:t>|                        2. CONTAINMENT PREPARATION                        |</w:t>
-      </w:r>
-    </w:p>
-    <w:p>
-      <w:pPr>
-        <w:rPr>
-          <w:sz w:val="16"/>
-          <w:szCs w:val="16"/>
-        </w:rPr>
-      </w:pPr>
-      <w:r>
-        <w:rPr>
-          <w:sz w:val="16"/>
-          <w:szCs w:val="16"/>
-        </w:rPr>
-        <w:t>|   Keep your bedside medical waste container and a spray bottle of         |</w:t>
-      </w:r>
-    </w:p>
-    <w:p>
-      <w:pPr>
-        <w:rPr>
-          <w:sz w:val="16"/>
-          <w:szCs w:val="16"/>
-        </w:rPr>
-      </w:pPr>
-      <w:r>
-        <w:rPr>
-          <w:sz w:val="16"/>
-          <w:szCs w:val="16"/>
-        </w:rPr>
-        <w:t>|   Formula 409 ready at hand before starting your active daily protocol.  |</w:t>
-      </w:r>
-    </w:p>
-    <w:p>
-      <w:pPr>
-        <w:rPr>
-          <w:sz w:val="16"/>
-          <w:szCs w:val="16"/>
-        </w:rPr>
-      </w:pPr>
-      <w:proofErr w:type="gramStart"/>
-      <w:r>
-        <w:rPr>
-          <w:sz w:val="16"/>
-          <w:szCs w:val="16"/>
-        </w:rPr>
-        <w:t>+-</w:t>
-      </w:r>
-      <w:proofErr w:type="gramEnd"/>
-      <w:r>
-        <w:rPr>
-          <w:sz w:val="16"/>
-          <w:szCs w:val="16"/>
-        </w:rPr>
-        <w:t>-------------------------------------------------------------------------+</w:t>
-      </w:r>
-    </w:p>
-    <w:p>
-      <w:pPr>
-        <w:rPr>
-          <w:sz w:val="16"/>
-          <w:szCs w:val="16"/>
-        </w:rPr>
-      </w:pPr>
-      <w:r>
-        <w:rPr>
-          <w:sz w:val="16"/>
-          <w:szCs w:val="16"/>
-        </w:rPr>
-        <w:t xml:space="preserve">                                     │</w:t>
-      </w:r>
-    </w:p>
-    <w:p>
-      <w:pPr>
-        <w:rPr>
-          <w:sz w:val="16"/>
-          <w:szCs w:val="16"/>
-        </w:rPr>
-      </w:pPr>
-      <w:r>
-        <w:rPr>
-          <w:sz w:val="16"/>
-          <w:szCs w:val="16"/>
-        </w:rPr>
-        <w:t xml:space="preserve">                                     </w:t>
-      </w:r>
-      <w:r>
-        <w:rPr>
-          <w:rFonts w:ascii="Arial" w:hAnsi="Arial" w:cs="Arial"/>
-          <w:sz w:val="16"/>
-          <w:szCs w:val="16"/>
-        </w:rPr>
-        <w:t>▼</w:t>
-      </w:r>
-    </w:p>
-    <w:p>
-      <w:pPr>
-        <w:rPr>
-          <w:sz w:val="16"/>
-          <w:szCs w:val="16"/>
-        </w:rPr>
-      </w:pPr>
-      <w:proofErr w:type="gramStart"/>
-      <w:r>
-        <w:rPr>
-          <w:sz w:val="16"/>
-          <w:szCs w:val="16"/>
-        </w:rPr>
-        <w:t>+-</w:t>
-      </w:r>
-      <w:proofErr w:type="gramEnd"/>
-      <w:r>
-        <w:rPr>
-          <w:sz w:val="16"/>
-          <w:szCs w:val="16"/>
-        </w:rPr>
-        <w:t>-------------------------------------------------------------------------+</w:t>
-      </w:r>
-    </w:p>
-    <w:p>
-      <w:pPr>
-        <w:rPr>
-          <w:sz w:val="16"/>
-          <w:szCs w:val="16"/>
-        </w:rPr>
-      </w:pPr>
-      <w:r>
-        <w:rPr>
-          <w:sz w:val="16"/>
-          <w:szCs w:val="16"/>
-        </w:rPr>
-        <w:t>|                        3. EXPULSION &amp; NEUTRALIZATION                     |</w:t>
-      </w:r>
-    </w:p>
-    <w:p>
-      <w:pPr>
-        <w:rPr>
-          <w:sz w:val="16"/>
-          <w:szCs w:val="16"/>
-        </w:rPr>
-      </w:pPr>
-      <w:r>
-        <w:rPr>
-          <w:sz w:val="16"/>
-          <w:szCs w:val="16"/>
-        </w:rPr>
-        <w:t>|   As the mass exits the tissue, catch it in the bin, spray it with       |</w:t>
-      </w:r>
-    </w:p>
-    <w:p>
-      <w:pPr>
-        <w:rPr>
-          <w:sz w:val="16"/>
-          <w:szCs w:val="16"/>
-        </w:rPr>
-      </w:pPr>
-      <w:r>
-        <w:rPr>
-          <w:sz w:val="16"/>
-          <w:szCs w:val="16"/>
-        </w:rPr>
-        <w:t xml:space="preserve">|   Formula 409 to lock it into a </w:t>
-      </w:r>
-      <w:proofErr w:type="gramStart"/>
-      <w:r>
-        <w:rPr>
-          <w:sz w:val="16"/>
-          <w:szCs w:val="16"/>
-        </w:rPr>
-        <w:t>ball, and</w:t>
-      </w:r>
-      <w:proofErr w:type="gramEnd"/>
-      <w:r>
-        <w:rPr>
-          <w:sz w:val="16"/>
-          <w:szCs w:val="16"/>
-        </w:rPr>
-        <w:t xml:space="preserve"> snap the lid closed.            |</w:t>
-      </w:r>
-    </w:p>
-    <w:p>
-      <w:pPr>
-        <w:rPr>
-          <w:sz w:val="16"/>
-          <w:szCs w:val="16"/>
-        </w:rPr>
-      </w:pPr>
-      <w:proofErr w:type="gramStart"/>
-      <w:r>
-        <w:rPr>
-          <w:sz w:val="16"/>
-          <w:szCs w:val="16"/>
-        </w:rPr>
-        <w:t>+-</w:t>
-      </w:r>
-      <w:proofErr w:type="gramEnd"/>
-      <w:r>
-        <w:rPr>
-          <w:sz w:val="16"/>
-          <w:szCs w:val="16"/>
-        </w:rPr>
-        <w:t>-------------------------------------------------------------------------+</w:t>
-      </w:r>
-    </w:p>
-    <w:p>
-      <w:pPr>
-        <w:rPr>
-          <w:sz w:val="16"/>
-          <w:szCs w:val="16"/>
-        </w:rPr>
-      </w:pPr>
-      <w:r>
-        <w:rPr>
-          <w:sz w:val="16"/>
-          <w:szCs w:val="16"/>
-        </w:rPr>
-        <w:t xml:space="preserve">                                     │</w:t>
-      </w:r>
-    </w:p>
-    <w:p>
-      <w:pPr>
-        <w:rPr>
-          <w:sz w:val="16"/>
-          <w:szCs w:val="16"/>
-        </w:rPr>
-      </w:pPr>
-      <w:r>
-        <w:rPr>
-          <w:sz w:val="16"/>
-          <w:szCs w:val="16"/>
-        </w:rPr>
-        <w:t xml:space="preserve">                                     </w:t>
-      </w:r>
-      <w:r>
-        <w:rPr>
-          <w:rFonts w:ascii="Arial" w:hAnsi="Arial" w:cs="Arial"/>
-          <w:sz w:val="16"/>
-          <w:szCs w:val="16"/>
-        </w:rPr>
-        <w:t>▼</w:t>
-      </w:r>
-    </w:p>
-    <w:p>
-      <w:pPr>
-        <w:rPr>
-          <w:sz w:val="16"/>
-          <w:szCs w:val="16"/>
-        </w:rPr>
-      </w:pPr>
-      <w:proofErr w:type="gramStart"/>
-      <w:r>
-        <w:rPr>
-          <w:sz w:val="16"/>
-          <w:szCs w:val="16"/>
-        </w:rPr>
-        <w:t>+-</w:t>
-      </w:r>
-      <w:proofErr w:type="gramEnd"/>
-      <w:r>
-        <w:rPr>
-          <w:sz w:val="16"/>
-          <w:szCs w:val="16"/>
-        </w:rPr>
-        <w:t>-------------------------------------------------------------------------+</w:t>
-      </w:r>
-    </w:p>
-    <w:p>
-      <w:pPr>
-        <w:rPr>
-          <w:sz w:val="16"/>
-          <w:szCs w:val="16"/>
-        </w:rPr>
-      </w:pPr>
-    </w:p>
-    <w:p>
-      <w:pPr>
-        <w:rPr>
-          <w:sz w:val="16"/>
-          <w:szCs w:val="16"/>
-        </w:rPr>
-      </w:pPr>
-      <w:r>
-        <w:rPr>
-          <w:sz w:val="16"/>
-          <w:szCs w:val="16"/>
-        </w:rPr>
-        <w:t>|                        4. CAVITY IRRIGATION &amp; HEALING                    |</w:t>
-      </w:r>
-    </w:p>
-    <w:p>
-      <w:pPr>
-        <w:rPr>
-          <w:sz w:val="16"/>
-          <w:szCs w:val="16"/>
-        </w:rPr>
-      </w:pPr>
-      <w:r>
-        <w:rPr>
-          <w:sz w:val="16"/>
-          <w:szCs w:val="16"/>
-        </w:rPr>
-        <w:t>|   Rinse your tissues with the alkaline saline kit to clear residual acid, |</w:t>
-      </w:r>
-    </w:p>
-    <w:p>
-      <w:pPr>
-        <w:rPr>
-          <w:sz w:val="16"/>
-          <w:szCs w:val="16"/>
-        </w:rPr>
-      </w:pPr>
-      <w:r>
-        <w:rPr>
-          <w:sz w:val="16"/>
-          <w:szCs w:val="16"/>
-        </w:rPr>
-        <w:t>|   apply natural aloe vera gel, and track recovery with follow-up scans.  |</w:t>
-      </w:r>
-    </w:p>
-    <w:p>
-      <w:pPr>
-        <w:rPr>
-          <w:sz w:val="16"/>
-          <w:szCs w:val="16"/>
-        </w:rPr>
-      </w:pPr>
-      <w:proofErr w:type="gramStart"/>
-      <w:r>
-        <w:rPr>
-          <w:sz w:val="16"/>
-          <w:szCs w:val="16"/>
-        </w:rPr>
-        <w:t>+-</w:t>
-      </w:r>
-      <w:proofErr w:type="gramEnd"/>
-      <w:r>
-        <w:rPr>
-          <w:sz w:val="16"/>
-          <w:szCs w:val="16"/>
-        </w:rPr>
-        <w:t>-------------------------------------------------------------------------+</w:t>
-      </w:r>
-    </w:p>
-    <w:p>
-      <w:pPr>
-        <w:rPr>
-          <w:b/>
-          <w:bCs/>
-        </w:rPr>
-      </w:pPr>
-    </w:p>
-    <w:p>
-      <w:pPr>
-        <w:rPr>
-          <w:b/>
-          <w:bCs/>
-        </w:rPr>
-      </w:pPr>
-      <w:r>
-        <w:rPr>
-          <w:b/>
-          <w:bCs/>
-        </w:rPr>
-        <w:lastRenderedPageBreak/>
-        <w:t>Step 1: Changing Your Body Chemistry</w:t>
-      </w:r>
-    </w:p>
-    <w:p>
-      <w:pPr>
-        <w:numPr>
-          <w:ilvl w:val="0"/>
-          <w:numId w:val="10"/>
-        </w:numPr>
-      </w:pPr>
-      <w:r>
-        <w:rPr>
-          <w:b/>
-          <w:bCs/>
-        </w:rPr>
-        <w:t>Follow Dosing Schedules:</w:t>
-      </w:r>
-      <w:r>
-        <w:t xml:space="preserve"> Take your high-dose vitamin protocols exactly as written. This alters your local tissue environment, stripping away the mass's protective shield.</w:t>
-      </w:r>
-    </w:p>
-    <w:p>
-      <w:pPr>
-        <w:numPr>
-          <w:ilvl w:val="0"/>
-          <w:numId w:val="10"/>
-        </w:numPr>
-      </w:pPr>
-      <w:r>
-        <w:rPr>
-          <w:b/>
-          <w:bCs/>
-        </w:rPr>
-        <w:t>Stay Well Hydrated:</w:t>
-      </w:r>
-      <w:r>
-        <w:t xml:space="preserve"> Drink plenty of water to assist your body in clearing cellular byproducts as your tissues restore their natural pH balance.</w:t>
-      </w:r>
-    </w:p>
-    <w:p>
-      <w:pPr>
-        <w:numPr>
-          <w:ilvl w:val="0"/>
-          <w:numId w:val="10"/>
-        </w:numPr>
-      </w:pPr>
-      <w:r>
-        <w:rPr>
-          <w:b/>
-          <w:bCs/>
-        </w:rPr>
-        <w:t>Track Your Sensations:</w:t>
-      </w:r>
-      <w:r>
-        <w:t xml:space="preserve"> Increased tingling or pressure within the tissues means the environment is becoming hostile to the mass, preparing it for natural egress.</w:t>
-      </w:r>
-    </w:p>
-    <w:p>
-      <w:pPr>
-        <w:rPr>
-          <w:b/>
-          <w:bCs/>
-        </w:rPr>
-      </w:pPr>
-    </w:p>
-    <w:p>
-      <w:pPr>
-        <w:rPr>
-          <w:b/>
-          <w:bCs/>
-        </w:rPr>
-      </w:pPr>
-    </w:p>
-    <w:p>
-      <w:pPr>
-        <w:rPr>
-          <w:b/>
-          <w:bCs/>
-        </w:rPr>
-      </w:pPr>
-    </w:p>
-    <w:p>
-      <w:pPr>
-        <w:rPr>
-          <w:b/>
-          <w:bCs/>
-        </w:rPr>
-      </w:pPr>
-    </w:p>
-    <w:p>
-      <w:pPr>
-        <w:rPr>
-          <w:b/>
-          <w:bCs/>
-        </w:rPr>
-      </w:pPr>
-    </w:p>
-    <w:p>
-      <w:pPr>
-        <w:rPr>
-          <w:b/>
-          <w:bCs/>
-        </w:rPr>
-      </w:pPr>
-    </w:p>
-    <w:p>
-      <w:pPr>
-        <w:rPr>
-          <w:b/>
-          <w:bCs/>
-        </w:rPr>
-      </w:pPr>
-    </w:p>
-    <w:p>
-      <w:pPr>
-        <w:rPr>
-          <w:b/>
-          <w:bCs/>
-        </w:rPr>
-      </w:pPr>
-    </w:p>
-    <w:p>
-      <w:pPr>
-        <w:rPr>
-          <w:b/>
-          <w:bCs/>
-        </w:rPr>
-      </w:pPr>
-    </w:p>
-    <w:p>
-      <w:pPr>
-        <w:rPr>
-          <w:b/>
-          <w:bCs/>
-        </w:rPr>
-      </w:pPr>
-    </w:p>
-    <w:p>
-      <w:pPr>
-        <w:rPr>
-          <w:b/>
-          <w:bCs/>
-        </w:rPr>
-      </w:pPr>
-    </w:p>
-    <w:p>
-      <w:pPr>
-        <w:rPr>
-          <w:b/>
-          <w:bCs/>
-        </w:rPr>
-      </w:pPr>
-    </w:p>
-    <w:p>
-      <w:pPr>
-        <w:rPr>
-          <w:b/>
-          <w:bCs/>
-        </w:rPr>
-      </w:pPr>
-    </w:p>
-    <w:p>
-      <w:pPr>
-        <w:rPr>
-          <w:b/>
-          <w:bCs/>
-        </w:rPr>
-      </w:pPr>
-    </w:p>
-    <w:p>
-      <w:pPr>
-        <w:rPr>
-          <w:b/>
-          <w:bCs/>
-        </w:rPr>
-      </w:pPr>
-    </w:p>
-    <w:p>
-      <w:pPr>
-        <w:rPr>
-          <w:b/>
-          <w:bCs/>
-        </w:rPr>
-      </w:pPr>
-    </w:p>
-    <w:p>
-      <w:pPr>
-        <w:rPr>
-          <w:b/>
-          <w:bCs/>
-        </w:rPr>
-      </w:pPr>
-    </w:p>
-    <w:p>
-      <w:pPr>
-        <w:rPr>
-          <w:b/>
-          <w:bCs/>
-        </w:rPr>
-      </w:pPr>
-    </w:p>
-    <w:p>
-      <w:pPr>
-        <w:rPr>
-          <w:b/>
-          <w:bCs/>
-        </w:rPr>
-      </w:pPr>
-    </w:p>
-    <w:p>
-      <w:pPr>
-        <w:rPr>
-          <w:b/>
-          <w:bCs/>
-        </w:rPr>
-      </w:pPr>
-      <w:r>
-        <w:rPr>
-          <w:b/>
-          <w:bCs/>
-        </w:rPr>
-        <w:lastRenderedPageBreak/>
-        <w:t>Step 2: Setting Up Your Bedside Containment Area</w:t>
-      </w:r>
-    </w:p>
-    <w:p>
-      <w:pPr>
-        <w:numPr>
-          <w:ilvl w:val="0"/>
-          <w:numId w:val="11"/>
-        </w:numPr>
-      </w:pPr>
-      <w:r>
-        <w:rPr>
-          <w:b/>
-          <w:bCs/>
-        </w:rPr>
-        <w:t>Position Your Waste Bin:</w:t>
-      </w:r>
-      <w:r>
-        <w:t xml:space="preserve"> Keep your dedicated medical waste container with an easy-to-attach lid positioned directly below the thoracic area.</w:t>
-      </w:r>
-    </w:p>
-    <w:p>
-      <w:pPr>
-        <w:numPr>
-          <w:ilvl w:val="0"/>
-          <w:numId w:val="11"/>
-        </w:numPr>
-      </w:pPr>
-      <w:r>
-        <w:rPr>
-          <w:b/>
-          <w:bCs/>
-        </w:rPr>
-        <w:t>Keep Your Spray Filled:</w:t>
-      </w:r>
-      <w:r>
-        <w:t xml:space="preserve"> Ensure a bottle of </w:t>
-      </w:r>
-      <w:r>
-        <w:rPr>
-          <w:b/>
-          <w:bCs/>
-        </w:rPr>
-        <w:t>Formula 409</w:t>
-      </w:r>
-      <w:r>
-        <w:t xml:space="preserve"> is within immediate reach. This specific formula forces immediate appendicular leg contraction into a tight ball, safely stopping all movement.</w:t>
-      </w:r>
-    </w:p>
-    <w:p>
-      <w:pPr>
-        <w:numPr>
-          <w:ilvl w:val="0"/>
-          <w:numId w:val="11"/>
-        </w:numPr>
-      </w:pPr>
-      <w:r>
-        <w:rPr>
-          <w:b/>
-          <w:bCs/>
-        </w:rPr>
-        <w:t>Wear Your Protection:</w:t>
-      </w:r>
-      <w:r>
-        <w:t xml:space="preserve"> Put on your anti-splash apron and double-thick gloves before the final phase to keep a clean boundary zone.</w:t>
-      </w:r>
-    </w:p>
-    <w:p>
-      <w:pPr>
-        <w:rPr>
-          <w:b/>
-          <w:bCs/>
-        </w:rPr>
-      </w:pPr>
-    </w:p>
-    <w:p>
-      <w:pPr>
-        <w:rPr>
-          <w:b/>
-          <w:bCs/>
-        </w:rPr>
-      </w:pPr>
-    </w:p>
-    <w:p>
-      <w:pPr>
-        <w:rPr>
-          <w:b/>
-          <w:bCs/>
-        </w:rPr>
-      </w:pPr>
-    </w:p>
-    <w:p>
-      <w:pPr>
-        <w:rPr>
-          <w:b/>
-          <w:bCs/>
-        </w:rPr>
-      </w:pPr>
-    </w:p>
-    <w:p>
-      <w:pPr>
-        <w:rPr>
-          <w:b/>
-          <w:bCs/>
-        </w:rPr>
-      </w:pPr>
-    </w:p>
-    <w:p>
-      <w:pPr>
-        <w:rPr>
-          <w:b/>
-          <w:bCs/>
-        </w:rPr>
-      </w:pPr>
-    </w:p>
-    <w:p>
-      <w:pPr>
-        <w:rPr>
-          <w:b/>
-          <w:bCs/>
-        </w:rPr>
-      </w:pPr>
-    </w:p>
-    <w:p>
-      <w:pPr>
-        <w:rPr>
-          <w:b/>
-          <w:bCs/>
-        </w:rPr>
-      </w:pPr>
-    </w:p>
-    <w:p>
-      <w:pPr>
-        <w:rPr>
-          <w:b/>
-          <w:bCs/>
-        </w:rPr>
-      </w:pPr>
-    </w:p>
-    <w:p>
-      <w:pPr>
-        <w:rPr>
-          <w:b/>
-          <w:bCs/>
-        </w:rPr>
-      </w:pPr>
-    </w:p>
-    <w:p>
-      <w:pPr>
-        <w:rPr>
-          <w:b/>
-          <w:bCs/>
-        </w:rPr>
-      </w:pPr>
-    </w:p>
-    <w:p>
-      <w:pPr>
-        <w:rPr>
-          <w:b/>
-          <w:bCs/>
-        </w:rPr>
-      </w:pPr>
-    </w:p>
-    <w:p>
-      <w:pPr>
-        <w:rPr>
-          <w:b/>
-          <w:bCs/>
-        </w:rPr>
-      </w:pPr>
-    </w:p>
-    <w:p>
-      <w:pPr>
-        <w:rPr>
-          <w:b/>
-          <w:bCs/>
-        </w:rPr>
-      </w:pPr>
-    </w:p>
-    <w:p>
-      <w:pPr>
-        <w:rPr>
-          <w:b/>
-          <w:bCs/>
-        </w:rPr>
-      </w:pPr>
-    </w:p>
-    <w:p>
-      <w:pPr>
-        <w:rPr>
-          <w:b/>
-          <w:bCs/>
-        </w:rPr>
-      </w:pPr>
-    </w:p>
-    <w:p>
-      <w:pPr>
-        <w:rPr>
-          <w:b/>
-          <w:bCs/>
-        </w:rPr>
-      </w:pPr>
-    </w:p>
-    <w:p>
-      <w:pPr>
-        <w:rPr>
-          <w:b/>
-          <w:bCs/>
-        </w:rPr>
-      </w:pPr>
-    </w:p>
-    <w:p>
-      <w:pPr>
-        <w:rPr>
-          <w:b/>
-          <w:bCs/>
-        </w:rPr>
-      </w:pPr>
-    </w:p>
-    <w:p>
-      <w:pPr>
-        <w:rPr>
-          <w:b/>
-          <w:bCs/>
-        </w:rPr>
-      </w:pPr>
-      <w:r>
-        <w:rPr>
-          <w:b/>
-          <w:bCs/>
-        </w:rPr>
-        <w:lastRenderedPageBreak/>
-        <w:t>Step 3: Managing the Evacuation Safely</w:t>
-      </w:r>
-    </w:p>
-    <w:p>
-      <w:pPr>
-        <w:numPr>
-          <w:ilvl w:val="0"/>
-          <w:numId w:val="12"/>
-        </w:numPr>
-      </w:pPr>
-      <w:r>
-        <w:rPr>
-          <w:b/>
-          <w:bCs/>
-        </w:rPr>
-        <w:t>Let It Drop into the Bin:</w:t>
-      </w:r>
-      <w:r>
-        <w:t xml:space="preserve"> As the mass exits through targeted pathways, guide it directly into the open waste container.</w:t>
-      </w:r>
-    </w:p>
-    <w:p>
-      <w:pPr>
-        <w:numPr>
-          <w:ilvl w:val="0"/>
-          <w:numId w:val="12"/>
-        </w:numPr>
-      </w:pPr>
-      <w:r>
-        <w:rPr>
-          <w:b/>
-          <w:bCs/>
-        </w:rPr>
-        <w:t>Apply Spray Instantly:</w:t>
-      </w:r>
-      <w:r>
-        <w:t xml:space="preserve"> Coat the mass thoroughly with Formula 409. This stops movement and neutralizes internal acids, preventing the release of harsh vapors into your room.</w:t>
-      </w:r>
-    </w:p>
-    <w:p>
-      <w:pPr>
-        <w:numPr>
-          <w:ilvl w:val="0"/>
-          <w:numId w:val="12"/>
-        </w:numPr>
-      </w:pPr>
-      <w:r>
-        <w:rPr>
-          <w:b/>
-          <w:bCs/>
-        </w:rPr>
-        <w:t>Secure the Container Lid:</w:t>
-      </w:r>
-      <w:r>
-        <w:t xml:space="preserve"> Snap the </w:t>
-      </w:r>
-      <w:proofErr w:type="gramStart"/>
-      <w:r>
-        <w:t>lid on</w:t>
-      </w:r>
-      <w:proofErr w:type="gramEnd"/>
-      <w:r>
-        <w:t xml:space="preserve"> tightly immediately after spraying to ensure complete containment and clean ambient air.</w:t>
-      </w:r>
-    </w:p>
-    <w:p>
-      <w:pPr>
-        <w:rPr>
-          <w:b/>
-          <w:bCs/>
-        </w:rPr>
-      </w:pPr>
-    </w:p>
-    <w:p>
-      <w:pPr>
-        <w:rPr>
-          <w:b/>
-          <w:bCs/>
-        </w:rPr>
-      </w:pPr>
-    </w:p>
-    <w:p>
-      <w:pPr>
-        <w:rPr>
-          <w:b/>
-          <w:bCs/>
-        </w:rPr>
-      </w:pPr>
-    </w:p>
-    <w:p>
-      <w:pPr>
-        <w:rPr>
-          <w:b/>
-          <w:bCs/>
-        </w:rPr>
-      </w:pPr>
-    </w:p>
-    <w:p>
-      <w:pPr>
-        <w:rPr>
-          <w:b/>
-          <w:bCs/>
-        </w:rPr>
-      </w:pPr>
-    </w:p>
-    <w:p>
-      <w:pPr>
-        <w:rPr>
-          <w:b/>
-          <w:bCs/>
-        </w:rPr>
-      </w:pPr>
-    </w:p>
-    <w:p>
-      <w:pPr>
-        <w:rPr>
-          <w:b/>
-          <w:bCs/>
-        </w:rPr>
-      </w:pPr>
-    </w:p>
-    <w:p>
-      <w:pPr>
-        <w:rPr>
-          <w:b/>
-          <w:bCs/>
-        </w:rPr>
-      </w:pPr>
-    </w:p>
-    <w:p>
-      <w:pPr>
-        <w:rPr>
-          <w:b/>
-          <w:bCs/>
-        </w:rPr>
-      </w:pPr>
-    </w:p>
-    <w:p>
-      <w:pPr>
-        <w:rPr>
-          <w:b/>
-          <w:bCs/>
-        </w:rPr>
-      </w:pPr>
-    </w:p>
-    <w:p>
-      <w:pPr>
-        <w:rPr>
-          <w:b/>
-          <w:bCs/>
-        </w:rPr>
-      </w:pPr>
-    </w:p>
-    <w:p>
-      <w:pPr>
-        <w:rPr>
-          <w:b/>
-          <w:bCs/>
-        </w:rPr>
-      </w:pPr>
-    </w:p>
-    <w:p>
-      <w:pPr>
-        <w:rPr>
-          <w:b/>
-          <w:bCs/>
-        </w:rPr>
-      </w:pPr>
-    </w:p>
-    <w:p>
-      <w:pPr>
-        <w:rPr>
-          <w:b/>
-          <w:bCs/>
-        </w:rPr>
-      </w:pPr>
-    </w:p>
-    <w:p>
-      <w:pPr>
-        <w:rPr>
-          <w:b/>
-          <w:bCs/>
-        </w:rPr>
-      </w:pPr>
-    </w:p>
-    <w:p>
-      <w:pPr>
-        <w:rPr>
-          <w:b/>
-          <w:bCs/>
-        </w:rPr>
-      </w:pPr>
-    </w:p>
-    <w:p>
-      <w:pPr>
-        <w:rPr>
-          <w:b/>
-          <w:bCs/>
-        </w:rPr>
-      </w:pPr>
-    </w:p>
-    <w:p>
-      <w:pPr>
-        <w:rPr>
-          <w:b/>
-          <w:bCs/>
-        </w:rPr>
-      </w:pPr>
-    </w:p>
-    <w:p>
-      <w:pPr>
-        <w:rPr>
-          <w:b/>
-          <w:bCs/>
-        </w:rPr>
-      </w:pPr>
-    </w:p>
-    <w:p>
-      <w:pPr>
-        <w:rPr>
-          <w:b/>
-          <w:bCs/>
-        </w:rPr>
-      </w:pPr>
-      <w:r>
-        <w:rPr>
-          <w:b/>
-          <w:bCs/>
-        </w:rPr>
-        <w:lastRenderedPageBreak/>
-        <w:t>Step 4: Cleansing and Regenerating Your Tissues</w:t>
-      </w:r>
-    </w:p>
-    <w:p>
-      <w:pPr>
-        <w:numPr>
-          <w:ilvl w:val="0"/>
-          <w:numId w:val="13"/>
-        </w:numPr>
-      </w:pPr>
-      <w:r>
-        <w:rPr>
-          <w:b/>
-          <w:bCs/>
-        </w:rPr>
-        <w:t>Irrigate with Alkaline Saline:</w:t>
-      </w:r>
-      <w:r>
-        <w:t xml:space="preserve"> Use the provided baking soda and saline rinse kit to flush the area. This neutralizes lingering low-pH acids and stops tissue stinging.</w:t>
-      </w:r>
-    </w:p>
-    <w:p>
-      <w:pPr>
-        <w:numPr>
-          <w:ilvl w:val="0"/>
-          <w:numId w:val="13"/>
-        </w:numPr>
-      </w:pPr>
-      <w:r>
-        <w:rPr>
-          <w:b/>
-          <w:bCs/>
-        </w:rPr>
-        <w:t>Apply Rebuilding Factors:</w:t>
-      </w:r>
-      <w:r>
-        <w:t xml:space="preserve"> Use your natural aloe vera extract and zinc oxide coatings to soothe your tissues and help your cells grow back smoothly.</w:t>
-      </w:r>
-    </w:p>
-    <w:p>
-      <w:pPr>
-        <w:numPr>
-          <w:ilvl w:val="0"/>
-          <w:numId w:val="13"/>
-        </w:numPr>
-      </w:pPr>
-      <w:r>
-        <w:rPr>
-          <w:b/>
-          <w:bCs/>
-        </w:rPr>
-        <w:t>Attend Follow-Up Imaging:</w:t>
-      </w:r>
-      <w:r>
-        <w:t xml:space="preserve"> Schedule your follow-up MRI scans after a few days to confirm that your tissue spaces have returned to a healthy state.</w:t>
-      </w:r>
-    </w:p>
-    <w:p/>
-    <w:p/>
-    <w:p/>
-    <w:p/>
-    <w:p/>
-    <w:p/>
-    <w:p/>
-    <w:p/>
-    <w:p/>
-    <w:p/>
-    <w:p/>
-    <w:p/>
-    <w:p/>
-    <w:p/>
-    <w:p/>
-    <w:p/>
-    <w:p/>
-    <w:p/>
-    <w:p/>
-    <w:p/>
-    <w:p>
-      <w:pPr>
-        <w:rPr>
-          <w:b/>
-          <w:bCs/>
-        </w:rPr>
-      </w:pPr>
-      <w:r>
-        <w:rPr>
-          <w:b/>
-          <w:bCs/>
-        </w:rPr>
-        <w:lastRenderedPageBreak/>
-        <w:t>Patient Care Guide: Critical Protection for Your Infant</w:t>
-      </w:r>
-    </w:p>
-    <w:p>
-      <w:r>
-        <w:t xml:space="preserve">If you are undergoing treatment for a viral infection or are using active tracking protocols for a tissue mass, you must prioritize stopping direct transmission to </w:t>
-      </w:r>
-      <w:r>
-        <w:t xml:space="preserve">or from </w:t>
-      </w:r>
-      <w:r>
-        <w:t>your child. This guide outlines the immediate safety adjustments required to keep your infant protected.</w:t>
-      </w:r>
-    </w:p>
-    <w:p>
-      <w:proofErr w:type="gramStart"/>
-      <w:r>
-        <w:t>+-</w:t>
-      </w:r>
-      <w:proofErr w:type="gramEnd"/>
-      <w:r>
-        <w:t>-------------------------------------------------------------------------+</w:t>
-      </w:r>
-    </w:p>
-    <w:p>
-      <w:r>
-        <w:t>|                  1. IMMEDIATE BREASTFEEDING SUSPENSION                   |</w:t>
-      </w:r>
-    </w:p>
-    <w:p>
-      <w:r>
-        <w:t>|   Stop all direct breastfeeding and milk expression immediately if an   |</w:t>
-      </w:r>
-    </w:p>
-    <w:p>
-      <w:r>
-        <w:t>|   active viral load or vesicle is detecte</w:t>
-      </w:r>
-      <w:r>
-        <w:t>d</w:t>
-      </w:r>
-      <w:r>
-        <w:t>.        |</w:t>
-      </w:r>
-    </w:p>
-    <w:p>
-      <w:proofErr w:type="gramStart"/>
-      <w:r>
-        <w:t>+-</w:t>
-      </w:r>
-      <w:proofErr w:type="gramEnd"/>
-      <w:r>
-        <w:t>-------------------------------------------------------------------------+</w:t>
-      </w:r>
-    </w:p>
-    <w:p>
-      <w:r>
-        <w:t xml:space="preserve">                                     │</w:t>
-      </w:r>
-    </w:p>
-    <w:p>
-      <w:r>
-        <w:t xml:space="preserve">                                     </w:t>
-      </w:r>
-      <w:r>
-        <w:rPr>
-          <w:rFonts w:ascii="Arial" w:hAnsi="Arial" w:cs="Arial"/>
-        </w:rPr>
-        <w:t>▼</w:t>
-      </w:r>
-    </w:p>
-    <w:p>
-      <w:proofErr w:type="gramStart"/>
-      <w:r>
-        <w:t>+-</w:t>
-      </w:r>
-      <w:proofErr w:type="gramEnd"/>
-      <w:r>
-        <w:t>-------------------------------------------------------------------------+</w:t>
-      </w:r>
-    </w:p>
-    <w:p>
-      <w:r>
-        <w:t>|                  2. TRANSITION TO SECURE FORMULA ALTERNATIVES            |</w:t>
-      </w:r>
-    </w:p>
-    <w:p>
-      <w:r>
-        <w:t>|   Switch your infant completely to pasteurized donor milk or secure      |</w:t>
-      </w:r>
-    </w:p>
-    <w:p>
-      <w:r>
-        <w:t>|   infant formula to maintain proper nutrition safely during your cure.   |</w:t>
-      </w:r>
-    </w:p>
-    <w:p>
-      <w:proofErr w:type="gramStart"/>
-      <w:r>
-        <w:t>+-</w:t>
-      </w:r>
-      <w:proofErr w:type="gramEnd"/>
-      <w:r>
-        <w:t>-------------------------------------------------------------------------+</w:t>
-      </w:r>
-    </w:p>
-    <w:p/>
-    <w:p/>
-    <w:p/>
-    <w:p/>
-    <w:p/>
-    <w:p/>
-    <w:p/>
-    <w:p/>
-    <w:p/>
-    <w:p/>
-    <w:p>
-      <w:pPr>
-        <w:numPr>
-          <w:ilvl w:val="0"/>
-          <w:numId w:val="32"/>
-        </w:numPr>
-      </w:pPr>
-      <w:r>
-        <w:rPr>
-          <w:b/>
-          <w:bCs/>
-        </w:rPr>
-        <w:lastRenderedPageBreak/>
-        <w:t>Halt All Milk Exposure:</w:t>
-      </w:r>
-      <w:r>
-        <w:t xml:space="preserve"> Do not allow your infant to latch, and do not save or use pumped breast milk while your system is clearing a viral load. The viral complexes pass directly into the milk fluid, creating a dangerous exposure route for your baby's fragile digestive system. [</w:t>
-      </w:r>
-      <w:hyperlink r:id="rId14" w:history="1">
-        <w:r>
-          <w:rPr>
-            <w:rStyle w:val="Hyperlink"/>
-          </w:rPr>
-          <w:t>1</w:t>
-        </w:r>
-      </w:hyperlink>
-      <w:r>
-        <w:t>]</w:t>
-      </w:r>
-    </w:p>
-    <w:p>
-      <w:pPr>
-        <w:numPr>
-          <w:ilvl w:val="0"/>
-          <w:numId w:val="32"/>
-        </w:numPr>
-      </w:pPr>
-      <w:r>
-        <w:rPr>
-          <w:b/>
-          <w:bCs/>
-        </w:rPr>
-        <w:t>Switch to Safe Nutrition:</w:t>
-      </w:r>
-      <w:r>
-        <w:t xml:space="preserve"> Move your infant entirely to safe, clean alternative nutrition (such as pasteurized donor milk from an official milk bank or secure infant formula). Maintain this dietary separation throughout your entire 21-day high-dose vitamin and light therapy cycle. [</w:t>
       </w:r>
       <w:hyperlink r:id="rId15" w:history="1">
         <w:r>
@@ -12171,9 +10770,1857 @@
         </w:r>
       </w:hyperlink>
       <w:r>
+        <w:t>]</w:t>
+      </w:r>
+    </w:p>
+    <w:p>
+      <w:proofErr w:type="gramStart"/>
+      <w:r>
+        <w:t>+-</w:t>
+      </w:r>
+      <w:proofErr w:type="gramEnd"/>
+      <w:r>
+        <w:t>-------------------------------------------------------------------------+</w:t>
+      </w:r>
+    </w:p>
+    <w:p>
+      <w:r>
+        <w:t>|                    1. INITIATE REGENERATIVE FENUGREEK                    |</w:t>
+      </w:r>
+    </w:p>
+    <w:p>
+      <w:r>
+        <w:t>|   Take your prescribed Fenugreek capsules three times daily with meals   |</w:t>
+      </w:r>
+    </w:p>
+    <w:p>
+      <w:r>
+        <w:t>|   to kickstart your natural tissue repair and close the empty pocket.    |</w:t>
+      </w:r>
+    </w:p>
+    <w:p>
+      <w:proofErr w:type="gramStart"/>
+      <w:r>
+        <w:t>+-</w:t>
+      </w:r>
+      <w:proofErr w:type="gramEnd"/>
+      <w:r>
+        <w:t>-------------------------------------------------------------------------+</w:t>
+      </w:r>
+    </w:p>
+    <w:p>
+      <w:r>
+        <w:t xml:space="preserve">                                     │</w:t>
+      </w:r>
+    </w:p>
+    <w:p>
+      <w:r>
+        <w:t xml:space="preserve">                                     </w:t>
+      </w:r>
+      <w:r>
+        <w:rPr>
+          <w:rFonts w:ascii="Arial" w:hAnsi="Arial" w:cs="Arial"/>
+        </w:rPr>
+        <w:t>▼</w:t>
+      </w:r>
+    </w:p>
+    <w:p>
+      <w:proofErr w:type="gramStart"/>
+      <w:r>
+        <w:t>+-</w:t>
+      </w:r>
+      <w:proofErr w:type="gramEnd"/>
+      <w:r>
+        <w:t>-------------------------------------------------------------------------+</w:t>
+      </w:r>
+    </w:p>
+    <w:p>
+      <w:r>
+        <w:t>|                    2. VERIFY RECOVERY WITH IMAGING                       |</w:t>
+      </w:r>
+    </w:p>
+    <w:p>
+      <w:r>
+        <w:t>|   Attend your follow-up scans to watch your breast tissue pathways       |</w:t>
+      </w:r>
+    </w:p>
+    <w:p>
+      <w:r>
+        <w:t>|   smooth out, heal completely, and return to a normal state.             |</w:t>
+      </w:r>
+    </w:p>
+    <w:p>
+      <w:proofErr w:type="gramStart"/>
+      <w:r>
+        <w:t>+-</w:t>
+      </w:r>
+      <w:proofErr w:type="gramEnd"/>
+      <w:r>
+        <w:t>-------------------------------------------------------------------------+</w:t>
+      </w:r>
+    </w:p>
+    <w:p>
+      <w:pPr>
+        <w:ind w:left="720"/>
+      </w:pPr>
+    </w:p>
+    <w:p>
+      <w:pPr>
+        <w:ind w:left="720"/>
+      </w:pPr>
+    </w:p>
+    <w:p>
+      <w:pPr>
+        <w:ind w:left="720"/>
+      </w:pPr>
+    </w:p>
+    <w:p>
+      <w:pPr>
+        <w:ind w:left="720"/>
+      </w:pPr>
+    </w:p>
+    <w:p>
+      <w:pPr>
+        <w:ind w:left="720"/>
+      </w:pPr>
+    </w:p>
+    <w:p>
+      <w:pPr>
+        <w:ind w:left="720"/>
+      </w:pPr>
+    </w:p>
+    <w:p>
+      <w:pPr>
+        <w:ind w:left="720"/>
+      </w:pPr>
+    </w:p>
+    <w:p>
+      <w:pPr>
+        <w:ind w:left="720"/>
+      </w:pPr>
+    </w:p>
+    <w:p>
+      <w:pPr>
+        <w:ind w:left="720"/>
+      </w:pPr>
+    </w:p>
+    <w:p>
+      <w:pPr>
+        <w:numPr>
+          <w:ilvl w:val="0"/>
+          <w:numId w:val="30"/>
+        </w:numPr>
+      </w:pPr>
+      <w:r>
+        <w:rPr>
+          <w:b/>
+          <w:bCs/>
+        </w:rPr>
+        <w:lastRenderedPageBreak/>
+        <w:t>Load Your Recovery Nutrients:</w:t>
+      </w:r>
+      <w:r>
+        <w:t xml:space="preserve"> Take your Fenugreek capsules (1,200 mg to 1,800 mg) three times a day exactly as written. This natural supplement sends direct signals to your healthy breast tissue cells, telling them to multiply and fill in the empty space left behind by the mass.</w:t>
+      </w:r>
+    </w:p>
+    <w:p>
+      <w:pPr>
+        <w:numPr>
+          <w:ilvl w:val="0"/>
+          <w:numId w:val="30"/>
+        </w:numPr>
+      </w:pPr>
+      <w:r>
+        <w:rPr>
+          <w:b/>
+          <w:bCs/>
+        </w:rPr>
+        <w:t>Expect Normal Sensations:</w:t>
+      </w:r>
+      <w:r>
+        <w:t xml:space="preserve"> You may notice a mild, sweet fragrance (</w:t>
+      </w:r>
+      <w:proofErr w:type="gramStart"/>
+      <w:r>
+        <w:t>similar to</w:t>
+      </w:r>
+      <w:proofErr w:type="gramEnd"/>
+      <w:r>
+        <w:t xml:space="preserve"> maple syrup) in your sweat or urine during this phase. This is completely normal and confirms that your body has fully absorbed the healing nutrients.</w:t>
+      </w:r>
+    </w:p>
+    <w:p>
+      <w:pPr>
+        <w:numPr>
+          <w:ilvl w:val="0"/>
+          <w:numId w:val="30"/>
+        </w:numPr>
+      </w:pPr>
+      <w:r>
+        <w:rPr>
+          <w:b/>
+          <w:bCs/>
+        </w:rPr>
+        <w:t>Track Your Healing Journey:</w:t>
+      </w:r>
+      <w:r>
+        <w:t xml:space="preserve"> Keep your follow-up medical imaging appointments. Your care team will use quick, non-invasive scans to watch the empty pocket shrink, ensuring your internal duct pathways heal flat, clean, and completely clear.</w:t>
+      </w:r>
+    </w:p>
+    <w:p/>
+    <w:p>
+      <w:pPr>
+        <w:rPr>
+          <w:b/>
+          <w:bCs/>
+        </w:rPr>
+      </w:pPr>
+    </w:p>
+    <w:p>
+      <w:pPr>
+        <w:rPr>
+          <w:b/>
+          <w:bCs/>
+        </w:rPr>
+      </w:pPr>
+    </w:p>
+    <w:p>
+      <w:pPr>
+        <w:rPr>
+          <w:b/>
+          <w:bCs/>
+        </w:rPr>
+      </w:pPr>
+    </w:p>
+    <w:p>
+      <w:pPr>
+        <w:rPr>
+          <w:b/>
+          <w:bCs/>
+        </w:rPr>
+      </w:pPr>
+    </w:p>
+    <w:p>
+      <w:pPr>
+        <w:rPr>
+          <w:b/>
+          <w:bCs/>
+        </w:rPr>
+      </w:pPr>
+    </w:p>
+    <w:p>
+      <w:pPr>
+        <w:rPr>
+          <w:b/>
+          <w:bCs/>
+        </w:rPr>
+      </w:pPr>
+    </w:p>
+    <w:p>
+      <w:pPr>
+        <w:rPr>
+          <w:b/>
+          <w:bCs/>
+        </w:rPr>
+      </w:pPr>
+    </w:p>
+    <w:p>
+      <w:pPr>
+        <w:rPr>
+          <w:b/>
+          <w:bCs/>
+        </w:rPr>
+      </w:pPr>
+    </w:p>
+    <w:p>
+      <w:pPr>
+        <w:rPr>
+          <w:b/>
+          <w:bCs/>
+        </w:rPr>
+      </w:pPr>
+    </w:p>
+    <w:p>
+      <w:pPr>
+        <w:rPr>
+          <w:b/>
+          <w:bCs/>
+        </w:rPr>
+      </w:pPr>
+    </w:p>
+    <w:p>
+      <w:pPr>
+        <w:rPr>
+          <w:b/>
+          <w:bCs/>
+        </w:rPr>
+      </w:pPr>
+    </w:p>
+    <w:p>
+      <w:pPr>
+        <w:rPr>
+          <w:b/>
+          <w:bCs/>
+        </w:rPr>
+      </w:pPr>
+    </w:p>
+    <w:p>
+      <w:pPr>
+        <w:rPr>
+          <w:b/>
+          <w:bCs/>
+        </w:rPr>
+      </w:pPr>
+    </w:p>
+    <w:p>
+      <w:pPr>
+        <w:rPr>
+          <w:b/>
+          <w:bCs/>
+        </w:rPr>
+      </w:pPr>
+    </w:p>
+    <w:p>
+      <w:pPr>
+        <w:rPr>
+          <w:b/>
+          <w:bCs/>
+        </w:rPr>
+      </w:pPr>
+    </w:p>
+    <w:p>
+      <w:pPr>
+        <w:rPr>
+          <w:b/>
+          <w:bCs/>
+        </w:rPr>
+      </w:pPr>
+    </w:p>
+    <w:p>
+      <w:pPr>
+        <w:rPr>
+          <w:b/>
+          <w:bCs/>
+        </w:rPr>
+      </w:pPr>
+    </w:p>
+    <w:p>
+      <w:pPr>
+        <w:rPr>
+          <w:b/>
+          <w:bCs/>
+        </w:rPr>
+      </w:pPr>
+      <w:r>
+        <w:rPr>
+          <w:b/>
+          <w:bCs/>
+        </w:rPr>
+        <w:lastRenderedPageBreak/>
+        <w:t>Patient Care Guide: Managing Your Mammary Recovery Plan</w:t>
+      </w:r>
+    </w:p>
+    <w:p>
+      <w:r>
+        <w:t>This guide helps you manage your treatment smoothly. While this organism is not a fish, its outer layers respond directly to high-dose vitamin loading. By changing your internal chemistry, we make the glandular environment unlivable, forcing the mass to exit safely on its own through targeted pathways.</w:t>
+      </w:r>
+    </w:p>
+    <w:p>
+      <w:pPr>
+        <w:rPr>
+          <w:sz w:val="16"/>
+          <w:szCs w:val="16"/>
+        </w:rPr>
+      </w:pPr>
+      <w:proofErr w:type="gramStart"/>
+      <w:r>
+        <w:rPr>
+          <w:sz w:val="16"/>
+          <w:szCs w:val="16"/>
+        </w:rPr>
+        <w:t>+-</w:t>
+      </w:r>
+      <w:proofErr w:type="gramEnd"/>
+      <w:r>
+        <w:rPr>
+          <w:sz w:val="16"/>
+          <w:szCs w:val="16"/>
+        </w:rPr>
+        <w:t>-------------------------------------------------------------------------+</w:t>
+      </w:r>
+    </w:p>
+    <w:p>
+      <w:pPr>
+        <w:rPr>
+          <w:sz w:val="16"/>
+          <w:szCs w:val="16"/>
+        </w:rPr>
+      </w:pPr>
+      <w:r>
+        <w:rPr>
+          <w:sz w:val="16"/>
+          <w:szCs w:val="16"/>
+        </w:rPr>
+        <w:t>|                        1. BIOCHEMICAL ACTIVATION                         |</w:t>
+      </w:r>
+    </w:p>
+    <w:p>
+      <w:pPr>
+        <w:rPr>
+          <w:sz w:val="16"/>
+          <w:szCs w:val="16"/>
+        </w:rPr>
+      </w:pPr>
+      <w:r>
+        <w:rPr>
+          <w:sz w:val="16"/>
+          <w:szCs w:val="16"/>
+        </w:rPr>
+        <w:t>|   Take your prescribed high-dose Vitamin C infusions and oral B, D</w:t>
+      </w:r>
+      <w:proofErr w:type="gramStart"/>
+      <w:r>
+        <w:rPr>
+          <w:sz w:val="16"/>
+          <w:szCs w:val="16"/>
+        </w:rPr>
+        <w:t xml:space="preserve">3,   </w:t>
+      </w:r>
+      <w:proofErr w:type="gramEnd"/>
+      <w:r>
+        <w:rPr>
+          <w:sz w:val="16"/>
+          <w:szCs w:val="16"/>
+        </w:rPr>
+        <w:t xml:space="preserve"> |</w:t>
+      </w:r>
+    </w:p>
+    <w:p>
+      <w:pPr>
+        <w:rPr>
+          <w:sz w:val="16"/>
+          <w:szCs w:val="16"/>
+        </w:rPr>
+      </w:pPr>
+      <w:r>
+        <w:rPr>
+          <w:sz w:val="16"/>
+          <w:szCs w:val="16"/>
+        </w:rPr>
+        <w:t>|   and E capsules to break down the vesicle's protective outer shield.    |</w:t>
+      </w:r>
+    </w:p>
+    <w:p>
+      <w:pPr>
+        <w:rPr>
+          <w:sz w:val="16"/>
+          <w:szCs w:val="16"/>
+        </w:rPr>
+      </w:pPr>
+      <w:proofErr w:type="gramStart"/>
+      <w:r>
+        <w:rPr>
+          <w:sz w:val="16"/>
+          <w:szCs w:val="16"/>
+        </w:rPr>
+        <w:t>+-</w:t>
+      </w:r>
+      <w:proofErr w:type="gramEnd"/>
+      <w:r>
+        <w:rPr>
+          <w:sz w:val="16"/>
+          <w:szCs w:val="16"/>
+        </w:rPr>
+        <w:t>-------------------------------------------------------------------------+</w:t>
+      </w:r>
+    </w:p>
+    <w:p>
+      <w:pPr>
+        <w:rPr>
+          <w:sz w:val="16"/>
+          <w:szCs w:val="16"/>
+        </w:rPr>
+      </w:pPr>
+      <w:r>
+        <w:rPr>
+          <w:sz w:val="16"/>
+          <w:szCs w:val="16"/>
+        </w:rPr>
+        <w:t xml:space="preserve">                                     │</w:t>
+      </w:r>
+    </w:p>
+    <w:p>
+      <w:pPr>
+        <w:rPr>
+          <w:sz w:val="16"/>
+          <w:szCs w:val="16"/>
+        </w:rPr>
+      </w:pPr>
+      <w:r>
+        <w:rPr>
+          <w:sz w:val="16"/>
+          <w:szCs w:val="16"/>
+        </w:rPr>
+        <w:t xml:space="preserve">                                     </w:t>
+      </w:r>
+      <w:r>
+        <w:rPr>
+          <w:rFonts w:ascii="Arial" w:hAnsi="Arial" w:cs="Arial"/>
+          <w:sz w:val="16"/>
+          <w:szCs w:val="16"/>
+        </w:rPr>
+        <w:t>▼</w:t>
+      </w:r>
+    </w:p>
+    <w:p>
+      <w:pPr>
+        <w:rPr>
+          <w:sz w:val="16"/>
+          <w:szCs w:val="16"/>
+        </w:rPr>
+      </w:pPr>
+      <w:proofErr w:type="gramStart"/>
+      <w:r>
+        <w:rPr>
+          <w:sz w:val="16"/>
+          <w:szCs w:val="16"/>
+        </w:rPr>
+        <w:t>+-</w:t>
+      </w:r>
+      <w:proofErr w:type="gramEnd"/>
+      <w:r>
+        <w:rPr>
+          <w:sz w:val="16"/>
+          <w:szCs w:val="16"/>
+        </w:rPr>
+        <w:t>-------------------------------------------------------------------------+</w:t>
+      </w:r>
+    </w:p>
+    <w:p>
+      <w:pPr>
+        <w:rPr>
+          <w:sz w:val="16"/>
+          <w:szCs w:val="16"/>
+        </w:rPr>
+      </w:pPr>
+      <w:r>
+        <w:rPr>
+          <w:sz w:val="16"/>
+          <w:szCs w:val="16"/>
+        </w:rPr>
+        <w:t>|                        2. CONTAINMENT PREPARATION                        |</w:t>
+      </w:r>
+    </w:p>
+    <w:p>
+      <w:pPr>
+        <w:rPr>
+          <w:sz w:val="16"/>
+          <w:szCs w:val="16"/>
+        </w:rPr>
+      </w:pPr>
+      <w:r>
+        <w:rPr>
+          <w:sz w:val="16"/>
+          <w:szCs w:val="16"/>
+        </w:rPr>
+        <w:t>|   Keep your bedside medical waste container and a spray bottle of         |</w:t>
+      </w:r>
+    </w:p>
+    <w:p>
+      <w:pPr>
+        <w:rPr>
+          <w:sz w:val="16"/>
+          <w:szCs w:val="16"/>
+        </w:rPr>
+      </w:pPr>
+      <w:r>
+        <w:rPr>
+          <w:sz w:val="16"/>
+          <w:szCs w:val="16"/>
+        </w:rPr>
+        <w:t>|   Formula 409 ready at hand before starting your active daily protocol.  |</w:t>
+      </w:r>
+    </w:p>
+    <w:p>
+      <w:pPr>
+        <w:rPr>
+          <w:sz w:val="16"/>
+          <w:szCs w:val="16"/>
+        </w:rPr>
+      </w:pPr>
+      <w:proofErr w:type="gramStart"/>
+      <w:r>
+        <w:rPr>
+          <w:sz w:val="16"/>
+          <w:szCs w:val="16"/>
+        </w:rPr>
+        <w:t>+-</w:t>
+      </w:r>
+      <w:proofErr w:type="gramEnd"/>
+      <w:r>
+        <w:rPr>
+          <w:sz w:val="16"/>
+          <w:szCs w:val="16"/>
+        </w:rPr>
+        <w:t>-------------------------------------------------------------------------+</w:t>
+      </w:r>
+    </w:p>
+    <w:p>
+      <w:pPr>
+        <w:rPr>
+          <w:sz w:val="16"/>
+          <w:szCs w:val="16"/>
+        </w:rPr>
+      </w:pPr>
+      <w:r>
+        <w:rPr>
+          <w:sz w:val="16"/>
+          <w:szCs w:val="16"/>
+        </w:rPr>
+        <w:t xml:space="preserve">                                     │</w:t>
+      </w:r>
+    </w:p>
+    <w:p>
+      <w:pPr>
+        <w:rPr>
+          <w:sz w:val="16"/>
+          <w:szCs w:val="16"/>
+        </w:rPr>
+      </w:pPr>
+      <w:r>
+        <w:rPr>
+          <w:sz w:val="16"/>
+          <w:szCs w:val="16"/>
+        </w:rPr>
+        <w:t xml:space="preserve">                                     </w:t>
+      </w:r>
+      <w:r>
+        <w:rPr>
+          <w:rFonts w:ascii="Arial" w:hAnsi="Arial" w:cs="Arial"/>
+          <w:sz w:val="16"/>
+          <w:szCs w:val="16"/>
+        </w:rPr>
+        <w:t>▼</w:t>
+      </w:r>
+    </w:p>
+    <w:p>
+      <w:pPr>
+        <w:rPr>
+          <w:sz w:val="16"/>
+          <w:szCs w:val="16"/>
+        </w:rPr>
+      </w:pPr>
+      <w:proofErr w:type="gramStart"/>
+      <w:r>
+        <w:rPr>
+          <w:sz w:val="16"/>
+          <w:szCs w:val="16"/>
+        </w:rPr>
+        <w:t>+-</w:t>
+      </w:r>
+      <w:proofErr w:type="gramEnd"/>
+      <w:r>
+        <w:rPr>
+          <w:sz w:val="16"/>
+          <w:szCs w:val="16"/>
+        </w:rPr>
+        <w:t>-------------------------------------------------------------------------+</w:t>
+      </w:r>
+    </w:p>
+    <w:p>
+      <w:pPr>
+        <w:rPr>
+          <w:sz w:val="16"/>
+          <w:szCs w:val="16"/>
+        </w:rPr>
+      </w:pPr>
+      <w:r>
+        <w:rPr>
+          <w:sz w:val="16"/>
+          <w:szCs w:val="16"/>
+        </w:rPr>
+        <w:t>|                        3. EXPULSION &amp; NEUTRALIZATION                     |</w:t>
+      </w:r>
+    </w:p>
+    <w:p>
+      <w:pPr>
+        <w:rPr>
+          <w:sz w:val="16"/>
+          <w:szCs w:val="16"/>
+        </w:rPr>
+      </w:pPr>
+      <w:r>
+        <w:rPr>
+          <w:sz w:val="16"/>
+          <w:szCs w:val="16"/>
+        </w:rPr>
+        <w:t>|   As the mass exits the tissue, catch it in the bin, spray it with       |</w:t>
+      </w:r>
+    </w:p>
+    <w:p>
+      <w:pPr>
+        <w:rPr>
+          <w:sz w:val="16"/>
+          <w:szCs w:val="16"/>
+        </w:rPr>
+      </w:pPr>
+      <w:r>
+        <w:rPr>
+          <w:sz w:val="16"/>
+          <w:szCs w:val="16"/>
+        </w:rPr>
+        <w:t xml:space="preserve">|   Formula 409 to lock it into a </w:t>
+      </w:r>
+      <w:proofErr w:type="gramStart"/>
+      <w:r>
+        <w:rPr>
+          <w:sz w:val="16"/>
+          <w:szCs w:val="16"/>
+        </w:rPr>
+        <w:t>ball, and</w:t>
+      </w:r>
+      <w:proofErr w:type="gramEnd"/>
+      <w:r>
+        <w:rPr>
+          <w:sz w:val="16"/>
+          <w:szCs w:val="16"/>
+        </w:rPr>
+        <w:t xml:space="preserve"> snap the lid closed.            |</w:t>
+      </w:r>
+    </w:p>
+    <w:p>
+      <w:pPr>
+        <w:rPr>
+          <w:sz w:val="16"/>
+          <w:szCs w:val="16"/>
+        </w:rPr>
+      </w:pPr>
+      <w:proofErr w:type="gramStart"/>
+      <w:r>
+        <w:rPr>
+          <w:sz w:val="16"/>
+          <w:szCs w:val="16"/>
+        </w:rPr>
+        <w:t>+-</w:t>
+      </w:r>
+      <w:proofErr w:type="gramEnd"/>
+      <w:r>
+        <w:rPr>
+          <w:sz w:val="16"/>
+          <w:szCs w:val="16"/>
+        </w:rPr>
+        <w:t>-------------------------------------------------------------------------+</w:t>
+      </w:r>
+    </w:p>
+    <w:p>
+      <w:pPr>
+        <w:rPr>
+          <w:sz w:val="16"/>
+          <w:szCs w:val="16"/>
+        </w:rPr>
+      </w:pPr>
+      <w:r>
+        <w:rPr>
+          <w:sz w:val="16"/>
+          <w:szCs w:val="16"/>
+        </w:rPr>
+        <w:t xml:space="preserve">                                     │</w:t>
+      </w:r>
+    </w:p>
+    <w:p>
+      <w:pPr>
+        <w:rPr>
+          <w:sz w:val="16"/>
+          <w:szCs w:val="16"/>
+        </w:rPr>
+      </w:pPr>
+      <w:r>
+        <w:rPr>
+          <w:sz w:val="16"/>
+          <w:szCs w:val="16"/>
+        </w:rPr>
+        <w:t xml:space="preserve">                                     </w:t>
+      </w:r>
+      <w:r>
+        <w:rPr>
+          <w:rFonts w:ascii="Arial" w:hAnsi="Arial" w:cs="Arial"/>
+          <w:sz w:val="16"/>
+          <w:szCs w:val="16"/>
+        </w:rPr>
+        <w:t>▼</w:t>
+      </w:r>
+    </w:p>
+    <w:p>
+      <w:pPr>
+        <w:rPr>
+          <w:sz w:val="16"/>
+          <w:szCs w:val="16"/>
+        </w:rPr>
+      </w:pPr>
+      <w:proofErr w:type="gramStart"/>
+      <w:r>
+        <w:rPr>
+          <w:sz w:val="16"/>
+          <w:szCs w:val="16"/>
+        </w:rPr>
+        <w:t>+-</w:t>
+      </w:r>
+      <w:proofErr w:type="gramEnd"/>
+      <w:r>
+        <w:rPr>
+          <w:sz w:val="16"/>
+          <w:szCs w:val="16"/>
+        </w:rPr>
+        <w:t>-------------------------------------------------------------------------+</w:t>
+      </w:r>
+    </w:p>
+    <w:p>
+      <w:pPr>
+        <w:rPr>
+          <w:sz w:val="16"/>
+          <w:szCs w:val="16"/>
+        </w:rPr>
+      </w:pPr>
+    </w:p>
+    <w:p>
+      <w:pPr>
+        <w:rPr>
+          <w:sz w:val="16"/>
+          <w:szCs w:val="16"/>
+        </w:rPr>
+      </w:pPr>
+      <w:r>
+        <w:rPr>
+          <w:sz w:val="16"/>
+          <w:szCs w:val="16"/>
+        </w:rPr>
+        <w:t>|                        4. CAVITY IRRIGATION &amp; HEALING                    |</w:t>
+      </w:r>
+    </w:p>
+    <w:p>
+      <w:pPr>
+        <w:rPr>
+          <w:sz w:val="16"/>
+          <w:szCs w:val="16"/>
+        </w:rPr>
+      </w:pPr>
+      <w:r>
+        <w:rPr>
+          <w:sz w:val="16"/>
+          <w:szCs w:val="16"/>
+        </w:rPr>
+        <w:t>|   Rinse your tissues with the alkaline saline kit to clear residual acid, |</w:t>
+      </w:r>
+    </w:p>
+    <w:p>
+      <w:pPr>
+        <w:rPr>
+          <w:sz w:val="16"/>
+          <w:szCs w:val="16"/>
+        </w:rPr>
+      </w:pPr>
+      <w:r>
+        <w:rPr>
+          <w:sz w:val="16"/>
+          <w:szCs w:val="16"/>
+        </w:rPr>
+        <w:t>|   apply natural aloe vera gel, and track recovery with follow-up scans.  |</w:t>
+      </w:r>
+    </w:p>
+    <w:p>
+      <w:pPr>
+        <w:rPr>
+          <w:sz w:val="16"/>
+          <w:szCs w:val="16"/>
+        </w:rPr>
+      </w:pPr>
+      <w:proofErr w:type="gramStart"/>
+      <w:r>
+        <w:rPr>
+          <w:sz w:val="16"/>
+          <w:szCs w:val="16"/>
+        </w:rPr>
+        <w:t>+-</w:t>
+      </w:r>
+      <w:proofErr w:type="gramEnd"/>
+      <w:r>
+        <w:rPr>
+          <w:sz w:val="16"/>
+          <w:szCs w:val="16"/>
+        </w:rPr>
+        <w:t>-------------------------------------------------------------------------+</w:t>
+      </w:r>
+    </w:p>
+    <w:p>
+      <w:pPr>
+        <w:rPr>
+          <w:b/>
+          <w:bCs/>
+        </w:rPr>
+      </w:pPr>
+    </w:p>
+    <w:p>
+      <w:pPr>
+        <w:rPr>
+          <w:b/>
+          <w:bCs/>
+        </w:rPr>
+      </w:pPr>
+      <w:r>
+        <w:rPr>
+          <w:b/>
+          <w:bCs/>
+        </w:rPr>
+        <w:lastRenderedPageBreak/>
+        <w:t>Step 1: Changing Your Body Chemistry</w:t>
+      </w:r>
+    </w:p>
+    <w:p>
+      <w:pPr>
+        <w:numPr>
+          <w:ilvl w:val="0"/>
+          <w:numId w:val="10"/>
+        </w:numPr>
+      </w:pPr>
+      <w:r>
+        <w:rPr>
+          <w:b/>
+          <w:bCs/>
+        </w:rPr>
+        <w:t>Follow Dosing Schedules:</w:t>
+      </w:r>
+      <w:r>
+        <w:t xml:space="preserve"> Take your high-dose vitamin protocols exactly as written. This alters your local tissue environment, stripping away the mass's protective shield.</w:t>
+      </w:r>
+    </w:p>
+    <w:p>
+      <w:pPr>
+        <w:numPr>
+          <w:ilvl w:val="0"/>
+          <w:numId w:val="10"/>
+        </w:numPr>
+      </w:pPr>
+      <w:r>
+        <w:rPr>
+          <w:b/>
+          <w:bCs/>
+        </w:rPr>
+        <w:t>Stay Well Hydrated:</w:t>
+      </w:r>
+      <w:r>
+        <w:t xml:space="preserve"> Drink plenty of water to assist your body in clearing cellular byproducts as your tissues restore their natural pH balance.</w:t>
+      </w:r>
+    </w:p>
+    <w:p>
+      <w:pPr>
+        <w:numPr>
+          <w:ilvl w:val="0"/>
+          <w:numId w:val="10"/>
+        </w:numPr>
+      </w:pPr>
+      <w:r>
+        <w:rPr>
+          <w:b/>
+          <w:bCs/>
+        </w:rPr>
+        <w:t>Track Your Sensations:</w:t>
+      </w:r>
+      <w:r>
+        <w:t xml:space="preserve"> Increased tingling or pressure within the tissues means the environment is becoming hostile to the mass, preparing it for natural egress.</w:t>
+      </w:r>
+    </w:p>
+    <w:p>
+      <w:pPr>
+        <w:rPr>
+          <w:b/>
+          <w:bCs/>
+        </w:rPr>
+      </w:pPr>
+    </w:p>
+    <w:p>
+      <w:pPr>
+        <w:rPr>
+          <w:b/>
+          <w:bCs/>
+        </w:rPr>
+      </w:pPr>
+    </w:p>
+    <w:p>
+      <w:pPr>
+        <w:rPr>
+          <w:b/>
+          <w:bCs/>
+        </w:rPr>
+      </w:pPr>
+    </w:p>
+    <w:p>
+      <w:pPr>
+        <w:rPr>
+          <w:b/>
+          <w:bCs/>
+        </w:rPr>
+      </w:pPr>
+    </w:p>
+    <w:p>
+      <w:pPr>
+        <w:rPr>
+          <w:b/>
+          <w:bCs/>
+        </w:rPr>
+      </w:pPr>
+    </w:p>
+    <w:p>
+      <w:pPr>
+        <w:rPr>
+          <w:b/>
+          <w:bCs/>
+        </w:rPr>
+      </w:pPr>
+    </w:p>
+    <w:p>
+      <w:pPr>
+        <w:rPr>
+          <w:b/>
+          <w:bCs/>
+        </w:rPr>
+      </w:pPr>
+    </w:p>
+    <w:p>
+      <w:pPr>
+        <w:rPr>
+          <w:b/>
+          <w:bCs/>
+        </w:rPr>
+      </w:pPr>
+    </w:p>
+    <w:p>
+      <w:pPr>
+        <w:rPr>
+          <w:b/>
+          <w:bCs/>
+        </w:rPr>
+      </w:pPr>
+    </w:p>
+    <w:p>
+      <w:pPr>
+        <w:rPr>
+          <w:b/>
+          <w:bCs/>
+        </w:rPr>
+      </w:pPr>
+    </w:p>
+    <w:p>
+      <w:pPr>
+        <w:rPr>
+          <w:b/>
+          <w:bCs/>
+        </w:rPr>
+      </w:pPr>
+    </w:p>
+    <w:p>
+      <w:pPr>
+        <w:rPr>
+          <w:b/>
+          <w:bCs/>
+        </w:rPr>
+      </w:pPr>
+    </w:p>
+    <w:p>
+      <w:pPr>
+        <w:rPr>
+          <w:b/>
+          <w:bCs/>
+        </w:rPr>
+      </w:pPr>
+    </w:p>
+    <w:p>
+      <w:pPr>
+        <w:rPr>
+          <w:b/>
+          <w:bCs/>
+        </w:rPr>
+      </w:pPr>
+    </w:p>
+    <w:p>
+      <w:pPr>
+        <w:rPr>
+          <w:b/>
+          <w:bCs/>
+        </w:rPr>
+      </w:pPr>
+    </w:p>
+    <w:p>
+      <w:pPr>
+        <w:rPr>
+          <w:b/>
+          <w:bCs/>
+        </w:rPr>
+      </w:pPr>
+    </w:p>
+    <w:p>
+      <w:pPr>
+        <w:rPr>
+          <w:b/>
+          <w:bCs/>
+        </w:rPr>
+      </w:pPr>
+    </w:p>
+    <w:p>
+      <w:pPr>
+        <w:rPr>
+          <w:b/>
+          <w:bCs/>
+        </w:rPr>
+      </w:pPr>
+    </w:p>
+    <w:p>
+      <w:pPr>
+        <w:rPr>
+          <w:b/>
+          <w:bCs/>
+        </w:rPr>
+      </w:pPr>
+    </w:p>
+    <w:p>
+      <w:pPr>
+        <w:rPr>
+          <w:b/>
+          <w:bCs/>
+        </w:rPr>
+      </w:pPr>
+      <w:r>
+        <w:rPr>
+          <w:b/>
+          <w:bCs/>
+        </w:rPr>
+        <w:lastRenderedPageBreak/>
+        <w:t>Step 2: Setting Up Your Bedside Containment Area</w:t>
+      </w:r>
+    </w:p>
+    <w:p>
+      <w:pPr>
+        <w:numPr>
+          <w:ilvl w:val="0"/>
+          <w:numId w:val="11"/>
+        </w:numPr>
+      </w:pPr>
+      <w:r>
+        <w:rPr>
+          <w:b/>
+          <w:bCs/>
+        </w:rPr>
+        <w:t>Position Your Waste Bin:</w:t>
+      </w:r>
+      <w:r>
+        <w:t xml:space="preserve"> Keep your dedicated medical waste container with an easy-to-attach lid positioned directly below the thoracic area.</w:t>
+      </w:r>
+    </w:p>
+    <w:p>
+      <w:pPr>
+        <w:numPr>
+          <w:ilvl w:val="0"/>
+          <w:numId w:val="11"/>
+        </w:numPr>
+      </w:pPr>
+      <w:r>
+        <w:rPr>
+          <w:b/>
+          <w:bCs/>
+        </w:rPr>
+        <w:t>Keep Your Spray Filled:</w:t>
+      </w:r>
+      <w:r>
+        <w:t xml:space="preserve"> Ensure a bottle of </w:t>
+      </w:r>
+      <w:r>
+        <w:rPr>
+          <w:b/>
+          <w:bCs/>
+        </w:rPr>
+        <w:t>Formula 409</w:t>
+      </w:r>
+      <w:r>
+        <w:t xml:space="preserve"> is within immediate reach. This specific formula forces immediate appendicular leg contraction into a tight ball, safely stopping all movement.</w:t>
+      </w:r>
+    </w:p>
+    <w:p>
+      <w:pPr>
+        <w:numPr>
+          <w:ilvl w:val="0"/>
+          <w:numId w:val="11"/>
+        </w:numPr>
+      </w:pPr>
+      <w:r>
+        <w:rPr>
+          <w:b/>
+          <w:bCs/>
+        </w:rPr>
+        <w:t>Wear Your Protection:</w:t>
+      </w:r>
+      <w:r>
+        <w:t xml:space="preserve"> Put on your anti-splash apron and double-thick gloves before the final phase to keep a clean boundary zone.</w:t>
+      </w:r>
+    </w:p>
+    <w:p>
+      <w:pPr>
+        <w:rPr>
+          <w:b/>
+          <w:bCs/>
+        </w:rPr>
+      </w:pPr>
+    </w:p>
+    <w:p>
+      <w:pPr>
+        <w:rPr>
+          <w:b/>
+          <w:bCs/>
+        </w:rPr>
+      </w:pPr>
+    </w:p>
+    <w:p>
+      <w:pPr>
+        <w:rPr>
+          <w:b/>
+          <w:bCs/>
+        </w:rPr>
+      </w:pPr>
+    </w:p>
+    <w:p>
+      <w:pPr>
+        <w:rPr>
+          <w:b/>
+          <w:bCs/>
+        </w:rPr>
+      </w:pPr>
+    </w:p>
+    <w:p>
+      <w:pPr>
+        <w:rPr>
+          <w:b/>
+          <w:bCs/>
+        </w:rPr>
+      </w:pPr>
+    </w:p>
+    <w:p>
+      <w:pPr>
+        <w:rPr>
+          <w:b/>
+          <w:bCs/>
+        </w:rPr>
+      </w:pPr>
+    </w:p>
+    <w:p>
+      <w:pPr>
+        <w:rPr>
+          <w:b/>
+          <w:bCs/>
+        </w:rPr>
+      </w:pPr>
+    </w:p>
+    <w:p>
+      <w:pPr>
+        <w:rPr>
+          <w:b/>
+          <w:bCs/>
+        </w:rPr>
+      </w:pPr>
+    </w:p>
+    <w:p>
+      <w:pPr>
+        <w:rPr>
+          <w:b/>
+          <w:bCs/>
+        </w:rPr>
+      </w:pPr>
+    </w:p>
+    <w:p>
+      <w:pPr>
+        <w:rPr>
+          <w:b/>
+          <w:bCs/>
+        </w:rPr>
+      </w:pPr>
+    </w:p>
+    <w:p>
+      <w:pPr>
+        <w:rPr>
+          <w:b/>
+          <w:bCs/>
+        </w:rPr>
+      </w:pPr>
+    </w:p>
+    <w:p>
+      <w:pPr>
+        <w:rPr>
+          <w:b/>
+          <w:bCs/>
+        </w:rPr>
+      </w:pPr>
+    </w:p>
+    <w:p>
+      <w:pPr>
+        <w:rPr>
+          <w:b/>
+          <w:bCs/>
+        </w:rPr>
+      </w:pPr>
+    </w:p>
+    <w:p>
+      <w:pPr>
+        <w:rPr>
+          <w:b/>
+          <w:bCs/>
+        </w:rPr>
+      </w:pPr>
+    </w:p>
+    <w:p>
+      <w:pPr>
+        <w:rPr>
+          <w:b/>
+          <w:bCs/>
+        </w:rPr>
+      </w:pPr>
+    </w:p>
+    <w:p>
+      <w:pPr>
+        <w:rPr>
+          <w:b/>
+          <w:bCs/>
+        </w:rPr>
+      </w:pPr>
+    </w:p>
+    <w:p>
+      <w:pPr>
+        <w:rPr>
+          <w:b/>
+          <w:bCs/>
+        </w:rPr>
+      </w:pPr>
+    </w:p>
+    <w:p>
+      <w:pPr>
+        <w:rPr>
+          <w:b/>
+          <w:bCs/>
+        </w:rPr>
+      </w:pPr>
+    </w:p>
+    <w:p>
+      <w:pPr>
+        <w:rPr>
+          <w:b/>
+          <w:bCs/>
+        </w:rPr>
+      </w:pPr>
+    </w:p>
+    <w:p>
+      <w:pPr>
+        <w:rPr>
+          <w:b/>
+          <w:bCs/>
+        </w:rPr>
+      </w:pPr>
+      <w:r>
+        <w:rPr>
+          <w:b/>
+          <w:bCs/>
+        </w:rPr>
+        <w:lastRenderedPageBreak/>
+        <w:t>Step 3: Managing the Evacuation Safely</w:t>
+      </w:r>
+    </w:p>
+    <w:p>
+      <w:pPr>
+        <w:numPr>
+          <w:ilvl w:val="0"/>
+          <w:numId w:val="12"/>
+        </w:numPr>
+      </w:pPr>
+      <w:r>
+        <w:rPr>
+          <w:b/>
+          <w:bCs/>
+        </w:rPr>
+        <w:t>Let It Drop into the Bin:</w:t>
+      </w:r>
+      <w:r>
+        <w:t xml:space="preserve"> As the mass exits through targeted pathways, guide it directly into the open waste container.</w:t>
+      </w:r>
+    </w:p>
+    <w:p>
+      <w:pPr>
+        <w:numPr>
+          <w:ilvl w:val="0"/>
+          <w:numId w:val="12"/>
+        </w:numPr>
+      </w:pPr>
+      <w:r>
+        <w:rPr>
+          <w:b/>
+          <w:bCs/>
+        </w:rPr>
+        <w:t>Apply Spray Instantly:</w:t>
+      </w:r>
+      <w:r>
+        <w:t xml:space="preserve"> Coat the mass thoroughly with Formula 409. This stops movement and neutralizes internal acids, preventing the release of harsh vapors into your room.</w:t>
+      </w:r>
+    </w:p>
+    <w:p>
+      <w:pPr>
+        <w:numPr>
+          <w:ilvl w:val="0"/>
+          <w:numId w:val="12"/>
+        </w:numPr>
+      </w:pPr>
+      <w:r>
+        <w:rPr>
+          <w:b/>
+          <w:bCs/>
+        </w:rPr>
+        <w:t>Secure the Container Lid:</w:t>
+      </w:r>
+      <w:r>
+        <w:t xml:space="preserve"> Snap the </w:t>
+      </w:r>
+      <w:proofErr w:type="gramStart"/>
+      <w:r>
+        <w:t>lid on</w:t>
+      </w:r>
+      <w:proofErr w:type="gramEnd"/>
+      <w:r>
+        <w:t xml:space="preserve"> tightly immediately after spraying to ensure complete containment and clean ambient air.</w:t>
+      </w:r>
+    </w:p>
+    <w:p>
+      <w:pPr>
+        <w:rPr>
+          <w:b/>
+          <w:bCs/>
+        </w:rPr>
+      </w:pPr>
+    </w:p>
+    <w:p>
+      <w:pPr>
+        <w:rPr>
+          <w:b/>
+          <w:bCs/>
+        </w:rPr>
+      </w:pPr>
+    </w:p>
+    <w:p>
+      <w:pPr>
+        <w:rPr>
+          <w:b/>
+          <w:bCs/>
+        </w:rPr>
+      </w:pPr>
+    </w:p>
+    <w:p>
+      <w:pPr>
+        <w:rPr>
+          <w:b/>
+          <w:bCs/>
+        </w:rPr>
+      </w:pPr>
+    </w:p>
+    <w:p>
+      <w:pPr>
+        <w:rPr>
+          <w:b/>
+          <w:bCs/>
+        </w:rPr>
+      </w:pPr>
+    </w:p>
+    <w:p>
+      <w:pPr>
+        <w:rPr>
+          <w:b/>
+          <w:bCs/>
+        </w:rPr>
+      </w:pPr>
+    </w:p>
+    <w:p>
+      <w:pPr>
+        <w:rPr>
+          <w:b/>
+          <w:bCs/>
+        </w:rPr>
+      </w:pPr>
+    </w:p>
+    <w:p>
+      <w:pPr>
+        <w:rPr>
+          <w:b/>
+          <w:bCs/>
+        </w:rPr>
+      </w:pPr>
+    </w:p>
+    <w:p>
+      <w:pPr>
+        <w:rPr>
+          <w:b/>
+          <w:bCs/>
+        </w:rPr>
+      </w:pPr>
+    </w:p>
+    <w:p>
+      <w:pPr>
+        <w:rPr>
+          <w:b/>
+          <w:bCs/>
+        </w:rPr>
+      </w:pPr>
+    </w:p>
+    <w:p>
+      <w:pPr>
+        <w:rPr>
+          <w:b/>
+          <w:bCs/>
+        </w:rPr>
+      </w:pPr>
+    </w:p>
+    <w:p>
+      <w:pPr>
+        <w:rPr>
+          <w:b/>
+          <w:bCs/>
+        </w:rPr>
+      </w:pPr>
+    </w:p>
+    <w:p>
+      <w:pPr>
+        <w:rPr>
+          <w:b/>
+          <w:bCs/>
+        </w:rPr>
+      </w:pPr>
+    </w:p>
+    <w:p>
+      <w:pPr>
+        <w:rPr>
+          <w:b/>
+          <w:bCs/>
+        </w:rPr>
+      </w:pPr>
+    </w:p>
+    <w:p>
+      <w:pPr>
+        <w:rPr>
+          <w:b/>
+          <w:bCs/>
+        </w:rPr>
+      </w:pPr>
+    </w:p>
+    <w:p>
+      <w:pPr>
+        <w:rPr>
+          <w:b/>
+          <w:bCs/>
+        </w:rPr>
+      </w:pPr>
+    </w:p>
+    <w:p>
+      <w:pPr>
+        <w:rPr>
+          <w:b/>
+          <w:bCs/>
+        </w:rPr>
+      </w:pPr>
+    </w:p>
+    <w:p>
+      <w:pPr>
+        <w:rPr>
+          <w:b/>
+          <w:bCs/>
+        </w:rPr>
+      </w:pPr>
+    </w:p>
+    <w:p>
+      <w:pPr>
+        <w:rPr>
+          <w:b/>
+          <w:bCs/>
+        </w:rPr>
+      </w:pPr>
+    </w:p>
+    <w:p>
+      <w:pPr>
+        <w:rPr>
+          <w:b/>
+          <w:bCs/>
+        </w:rPr>
+      </w:pPr>
+      <w:r>
+        <w:rPr>
+          <w:b/>
+          <w:bCs/>
+        </w:rPr>
+        <w:lastRenderedPageBreak/>
+        <w:t>Step 4: Cleansing and Regenerating Your Tissues</w:t>
+      </w:r>
+    </w:p>
+    <w:p>
+      <w:pPr>
+        <w:numPr>
+          <w:ilvl w:val="0"/>
+          <w:numId w:val="13"/>
+        </w:numPr>
+      </w:pPr>
+      <w:r>
+        <w:rPr>
+          <w:b/>
+          <w:bCs/>
+        </w:rPr>
+        <w:t>Irrigate with Alkaline Saline:</w:t>
+      </w:r>
+      <w:r>
+        <w:t xml:space="preserve"> Use the provided baking soda and saline rinse kit to flush the area. This neutralizes lingering low-pH acids and stops tissue stinging.</w:t>
+      </w:r>
+    </w:p>
+    <w:p>
+      <w:pPr>
+        <w:numPr>
+          <w:ilvl w:val="0"/>
+          <w:numId w:val="13"/>
+        </w:numPr>
+      </w:pPr>
+      <w:r>
+        <w:rPr>
+          <w:b/>
+          <w:bCs/>
+        </w:rPr>
+        <w:t>Apply Rebuilding Factors:</w:t>
+      </w:r>
+      <w:r>
+        <w:t xml:space="preserve"> Use your natural aloe vera extract and zinc oxide coatings to soothe your tissues and help your cells grow back smoothly.</w:t>
+      </w:r>
+    </w:p>
+    <w:p>
+      <w:pPr>
+        <w:numPr>
+          <w:ilvl w:val="0"/>
+          <w:numId w:val="13"/>
+        </w:numPr>
+      </w:pPr>
+      <w:r>
+        <w:rPr>
+          <w:b/>
+          <w:bCs/>
+        </w:rPr>
+        <w:t>Attend Follow-Up Imaging:</w:t>
+      </w:r>
+      <w:r>
+        <w:t xml:space="preserve"> Schedule your follow-up MRI scans after a few days to confirm that your tissue spaces have returned to a healthy state.</w:t>
+      </w:r>
+    </w:p>
+    <w:p/>
+    <w:p/>
+    <w:p/>
+    <w:p/>
+    <w:p/>
+    <w:p/>
+    <w:p/>
+    <w:p/>
+    <w:p/>
+    <w:p/>
+    <w:p/>
+    <w:p/>
+    <w:p/>
+    <w:p/>
+    <w:p/>
+    <w:p/>
+    <w:p/>
+    <w:p/>
+    <w:p/>
+    <w:p/>
+    <w:p>
+      <w:pPr>
+        <w:rPr>
+          <w:b/>
+          <w:bCs/>
+        </w:rPr>
+      </w:pPr>
+      <w:r>
+        <w:rPr>
+          <w:b/>
+          <w:bCs/>
+        </w:rPr>
+        <w:lastRenderedPageBreak/>
+        <w:t>Patient Care Guide: Critical Protection for Your Infant</w:t>
+      </w:r>
+    </w:p>
+    <w:p>
+      <w:r>
+        <w:t xml:space="preserve">If you are undergoing treatment for a viral infection or are using active tracking protocols for a tissue mass, you must prioritize stopping direct transmission to </w:t>
+      </w:r>
+      <w:r>
+        <w:t xml:space="preserve">or from </w:t>
+      </w:r>
+      <w:r>
+        <w:t>your child. This guide outlines the immediate safety adjustments required to keep your infant protected.</w:t>
+      </w:r>
+    </w:p>
+    <w:p>
+      <w:proofErr w:type="gramStart"/>
+      <w:r>
+        <w:t>+-</w:t>
+      </w:r>
+      <w:proofErr w:type="gramEnd"/>
+      <w:r>
+        <w:t>-------------------------------------------------------------------------+</w:t>
+      </w:r>
+    </w:p>
+    <w:p>
+      <w:r>
+        <w:t>|                  1. IMMEDIATE BREASTFEEDING SUSPENSION                   |</w:t>
+      </w:r>
+    </w:p>
+    <w:p>
+      <w:r>
+        <w:t>|   Stop all direct breastfeeding and milk expression immediately if an   |</w:t>
+      </w:r>
+    </w:p>
+    <w:p>
+      <w:r>
+        <w:t>|   active viral load or vesicle is detecte</w:t>
+      </w:r>
+      <w:r>
+        <w:t>d</w:t>
+      </w:r>
+      <w:r>
+        <w:t>.        |</w:t>
+      </w:r>
+    </w:p>
+    <w:p>
+      <w:proofErr w:type="gramStart"/>
+      <w:r>
+        <w:t>+-</w:t>
+      </w:r>
+      <w:proofErr w:type="gramEnd"/>
+      <w:r>
+        <w:t>-------------------------------------------------------------------------+</w:t>
+      </w:r>
+    </w:p>
+    <w:p>
+      <w:r>
+        <w:t xml:space="preserve">                                     │</w:t>
+      </w:r>
+    </w:p>
+    <w:p>
+      <w:r>
+        <w:t xml:space="preserve">                                     </w:t>
+      </w:r>
+      <w:r>
+        <w:rPr>
+          <w:rFonts w:ascii="Arial" w:hAnsi="Arial" w:cs="Arial"/>
+        </w:rPr>
+        <w:t>▼</w:t>
+      </w:r>
+    </w:p>
+    <w:p>
+      <w:proofErr w:type="gramStart"/>
+      <w:r>
+        <w:t>+-</w:t>
+      </w:r>
+      <w:proofErr w:type="gramEnd"/>
+      <w:r>
+        <w:t>-------------------------------------------------------------------------+</w:t>
+      </w:r>
+    </w:p>
+    <w:p>
+      <w:r>
+        <w:t>|                  2. TRANSITION TO SECURE FORMULA ALTERNATIVES            |</w:t>
+      </w:r>
+    </w:p>
+    <w:p>
+      <w:r>
+        <w:t>|   Switch your infant completely to pasteurized donor milk or secure      |</w:t>
+      </w:r>
+    </w:p>
+    <w:p>
+      <w:r>
+        <w:t>|   infant formula to maintain proper nutrition safely during your cure.   |</w:t>
+      </w:r>
+    </w:p>
+    <w:p>
+      <w:proofErr w:type="gramStart"/>
+      <w:r>
+        <w:t>+-</w:t>
+      </w:r>
+      <w:proofErr w:type="gramEnd"/>
+      <w:r>
+        <w:t>-------------------------------------------------------------------------+</w:t>
+      </w:r>
+    </w:p>
+    <w:p/>
+    <w:p/>
+    <w:p/>
+    <w:p/>
+    <w:p/>
+    <w:p/>
+    <w:p/>
+    <w:p/>
+    <w:p/>
+    <w:p/>
+    <w:p>
+      <w:pPr>
+        <w:numPr>
+          <w:ilvl w:val="0"/>
+          <w:numId w:val="32"/>
+        </w:numPr>
+      </w:pPr>
+      <w:r>
+        <w:rPr>
+          <w:b/>
+          <w:bCs/>
+        </w:rPr>
+        <w:lastRenderedPageBreak/>
+        <w:t>Halt All Milk Exposure:</w:t>
+      </w:r>
+      <w:r>
+        <w:t xml:space="preserve"> Do not allow your infant to latch, and do not save or use pumped breast milk while your system is clearing a viral load. The viral complexes pass directly into the milk fluid, creating a dangerous exposure route for your baby's fragile digestive system. [</w:t>
+      </w:r>
+      <w:hyperlink r:id="rId16" w:history="1">
+        <w:r>
+          <w:rPr>
+            <w:rStyle w:val="Hyperlink"/>
+          </w:rPr>
+          <w:t>1</w:t>
+        </w:r>
+      </w:hyperlink>
+      <w:r>
+        <w:t>]</w:t>
+      </w:r>
+    </w:p>
+    <w:p>
+      <w:pPr>
+        <w:numPr>
+          <w:ilvl w:val="0"/>
+          <w:numId w:val="32"/>
+        </w:numPr>
+      </w:pPr>
+      <w:r>
+        <w:rPr>
+          <w:b/>
+          <w:bCs/>
+        </w:rPr>
+        <w:t>Switch to Safe Nutrition:</w:t>
+      </w:r>
+      <w:r>
+        <w:t xml:space="preserve"> Move your infant entirely to safe, clean alternative nutrition (such as pasteurized donor milk from an official milk bank or secure infant formula). Maintain this dietary separation throughout your entire 21-day high-dose vitamin and light therapy cycle. [</w:t>
+      </w:r>
+      <w:hyperlink r:id="rId17" w:history="1">
+        <w:r>
+          <w:rPr>
+            <w:rStyle w:val="Hyperlink"/>
+          </w:rPr>
+          <w:t>1</w:t>
+        </w:r>
+      </w:hyperlink>
+      <w:r>
         <w:t xml:space="preserve">, </w:t>
       </w:r>
-      <w:hyperlink r:id="rId16" w:history="1">
+      <w:hyperlink r:id="rId18" w:history="1">
         <w:r>
           <w:rPr>
             <w:rStyle w:val="Hyperlink"/>
@@ -12184,7 +12631,7 @@
       <w:r>
         <w:t xml:space="preserve">, </w:t>
       </w:r>
-      <w:hyperlink r:id="rId17" w:history="1">
+      <w:hyperlink r:id="rId19" w:history="1">
         <w:r>
           <w:rPr>
             <w:rStyle w:val="Hyperlink"/>
@@ -12726,7 +13173,7 @@
       <w:r>
         <w:t xml:space="preserve"> </w:t>
       </w:r>
-      <w:hyperlink r:id="rId18" w:tgtFrame="_blank" w:history="1">
+      <w:hyperlink r:id="rId20" w:tgtFrame="_blank" w:history="1">
         <w:r>
           <w:rPr>
             <w:rStyle w:val="Hyperlink"/>
@@ -12797,129 +13244,6 @@
           <w:bCs/>
         </w:rPr>
         <w:t>[PMID: 36131006]</w:t>
-      </w:r>
-      <w:r>
-        <w:br/>
-      </w:r>
-      <w:r>
-        <w:rPr>
-          <w:i/>
-          <w:iCs/>
-        </w:rPr>
-        <w:t>Available at:</w:t>
-      </w:r>
-      <w:r>
-        <w:t xml:space="preserve"> </w:t>
-      </w:r>
-      <w:hyperlink r:id="rId19" w:tgtFrame="_blank" w:history="1">
-        <w:r>
-          <w:rPr>
-            <w:rStyle w:val="Hyperlink"/>
-          </w:rPr>
-          <w:t>nih.gov</w:t>
-        </w:r>
-      </w:hyperlink>
-      <w:r>
-        <w:t xml:space="preserve"> [</w:t>
-      </w:r>
-      <w:proofErr w:type="spellStart"/>
-      <w:r>
-        <w:t>site:gov</w:t>
-      </w:r>
-      <w:proofErr w:type="spellEnd"/>
-      <w:r>
-        <w:t>]</w:t>
-      </w:r>
-    </w:p>
-    <w:p>
-      <w:r>
-        <w:rPr>
-          <w:b/>
-          <w:bCs/>
-        </w:rPr>
-        <w:t>National Oceanic and Atmospheric Administration (NOAA).</w:t>
-      </w:r>
-      <w:r>
-        <w:t xml:space="preserve"> Are sea spiders really spiders? </w:t>
-      </w:r>
-      <w:r>
-        <w:rPr>
-          <w:i/>
-          <w:iCs/>
-        </w:rPr>
-        <w:t>Ocean Exploration Facts</w:t>
-      </w:r>
-      <w:r>
-        <w:t>.</w:t>
-      </w:r>
-      <w:r>
-        <w:br/>
-      </w:r>
-      <w:r>
-        <w:rPr>
-          <w:i/>
-          <w:iCs/>
-        </w:rPr>
-        <w:t>Available at:</w:t>
-      </w:r>
-      <w:r>
-        <w:t xml:space="preserve"> </w:t>
-      </w:r>
-      <w:hyperlink r:id="rId20" w:tgtFrame="_blank" w:history="1">
-        <w:r>
-          <w:rPr>
-            <w:rStyle w:val="Hyperlink"/>
-          </w:rPr>
-          <w:t>noaa.gov</w:t>
-        </w:r>
-      </w:hyperlink>
-      <w:r>
-        <w:t xml:space="preserve"> [</w:t>
-      </w:r>
-      <w:proofErr w:type="spellStart"/>
-      <w:r>
-        <w:t>site:gov</w:t>
-      </w:r>
-      <w:proofErr w:type="spellEnd"/>
-      <w:r>
-        <w:t>]</w:t>
-      </w:r>
-    </w:p>
-    <w:p>
-      <w:r>
-        <w:rPr>
-          <w:b/>
-          <w:bCs/>
-        </w:rPr>
-        <w:t>Pickett H.</w:t>
-      </w:r>
-      <w:r>
-        <w:t xml:space="preserve"> Desmoplastic small round cell </w:t>
-      </w:r>
-      <w:proofErr w:type="spellStart"/>
-      <w:r>
-        <w:t>tumour</w:t>
-      </w:r>
-      <w:proofErr w:type="spellEnd"/>
-      <w:r>
-        <w:t xml:space="preserve">: the radiological, pathology and clinical features of aggressive fibrous encapsulation. </w:t>
-      </w:r>
-      <w:r>
-        <w:rPr>
-          <w:i/>
-          <w:iCs/>
-        </w:rPr>
-        <w:t>Insights Imaging</w:t>
-      </w:r>
-      <w:r>
-        <w:t xml:space="preserve">. 2013;4(3):353-360. </w:t>
-      </w:r>
-      <w:r>
-        <w:rPr>
-          <w:b/>
-          <w:bCs/>
-        </w:rPr>
-        <w:t>[PMID: 23307783]</w:t>
       </w:r>
       <w:r>
         <w:br/>
@@ -12960,26 +13284,18 @@
           <w:b/>
           <w:bCs/>
         </w:rPr>
-        <w:t>Bachar T.</w:t>
-      </w:r>
-      <w:r>
-        <w:t xml:space="preserve"> Informed Bystanders' Duty to Warn. </w:t>
+        <w:t>National Oceanic and Atmospheric Administration (NOAA).</w:t>
+      </w:r>
+      <w:r>
+        <w:t xml:space="preserve"> Are sea spiders really spiders? </w:t>
       </w:r>
       <w:r>
         <w:rPr>
           <w:i/>
           <w:iCs/>
         </w:rPr>
-        <w:t>Minnesota Law Review</w:t>
-      </w:r>
-      <w:r>
-        <w:t xml:space="preserve">. </w:t>
-      </w:r>
-      <w:proofErr w:type="gramStart"/>
-      <w:r>
-        <w:t>2024;109:75</w:t>
-      </w:r>
-      <w:proofErr w:type="gramEnd"/>
+        <w:t>Ocean Exploration Facts</w:t>
+      </w:r>
       <w:r>
         <w:t>.</w:t>
       </w:r>
@@ -13001,7 +13317,7 @@
           <w:rPr>
             <w:rStyle w:val="Hyperlink"/>
           </w:rPr>
-          <w:t>umn.edu</w:t>
+          <w:t>noaa.gov</w:t>
         </w:r>
       </w:hyperlink>
       <w:r>
@@ -13009,7 +13325,7 @@
       </w:r>
       <w:proofErr w:type="spellStart"/>
       <w:r>
-        <w:t>site:edu</w:t>
+        <w:t>site:gov</w:t>
       </w:r>
       <w:proofErr w:type="spellEnd"/>
       <w:r>
@@ -13022,43 +13338,35 @@
           <w:b/>
           <w:bCs/>
         </w:rPr>
-        <w:t>Brennan DD, et al.</w:t>
-      </w:r>
-      <w:r>
-        <w:t xml:space="preserve"> </w:t>
-      </w:r>
-      <w:proofErr w:type="gramStart"/>
-      <w:r>
-        <w:t>Microscopic</w:t>
-      </w:r>
-      <w:proofErr w:type="gramEnd"/>
-      <w:r>
-        <w:t xml:space="preserve"> anatomy of Pycnogonida: II. Digestive </w:t>
-      </w:r>
-      <w:proofErr w:type="gramStart"/>
-      <w:r>
-        <w:t>system</w:t>
-      </w:r>
-      <w:proofErr w:type="gramEnd"/>
-      <w:r>
-        <w:t xml:space="preserve">, maternal transport mechanisms, and appendicular structural grids. </w:t>
+        <w:t>Pickett H.</w:t>
+      </w:r>
+      <w:r>
+        <w:t xml:space="preserve"> Desmoplastic small round cell </w:t>
+      </w:r>
+      <w:proofErr w:type="spellStart"/>
+      <w:r>
+        <w:t>tumour</w:t>
+      </w:r>
+      <w:proofErr w:type="spellEnd"/>
+      <w:r>
+        <w:t xml:space="preserve">: the radiological, pathology and clinical features of aggressive fibrous encapsulation. </w:t>
       </w:r>
       <w:r>
         <w:rPr>
           <w:i/>
           <w:iCs/>
         </w:rPr>
-        <w:t>J Morphol</w:t>
-      </w:r>
-      <w:r>
-        <w:t xml:space="preserve">. 2007;268(11):976-996. </w:t>
-      </w:r>
-      <w:r>
-        <w:rPr>
-          <w:b/>
-          <w:bCs/>
-        </w:rPr>
-        <w:t>[PMID: 17786969]</w:t>
+        <w:t>Insights Imaging</w:t>
+      </w:r>
+      <w:r>
+        <w:t xml:space="preserve">. 2013;4(3):353-360. </w:t>
+      </w:r>
+      <w:r>
+        <w:rPr>
+          <w:b/>
+          <w:bCs/>
+        </w:rPr>
+        <w:t>[PMID: 23307783]</w:t>
       </w:r>
       <w:r>
         <w:br/>
@@ -13099,18 +13407,26 @@
           <w:b/>
           <w:bCs/>
         </w:rPr>
-        <w:t>Center for Mental Health, Policy, and the Law.</w:t>
-      </w:r>
-      <w:r>
-        <w:t xml:space="preserve"> Duty to protect: Legal requirements and clinical applications of preventative warnings. </w:t>
+        <w:t>Bachar T.</w:t>
+      </w:r>
+      <w:r>
+        <w:t xml:space="preserve"> Informed Bystanders' Duty to Warn. </w:t>
       </w:r>
       <w:r>
         <w:rPr>
           <w:i/>
           <w:iCs/>
         </w:rPr>
-        <w:t>University of Washington</w:t>
-      </w:r>
+        <w:t>Minnesota Law Review</w:t>
+      </w:r>
+      <w:r>
+        <w:t xml:space="preserve">. </w:t>
+      </w:r>
+      <w:proofErr w:type="gramStart"/>
+      <w:r>
+        <w:t>2024;109:75</w:t>
+      </w:r>
+      <w:proofErr w:type="gramEnd"/>
       <w:r>
         <w:t>.</w:t>
       </w:r>
@@ -13132,7 +13448,7 @@
           <w:rPr>
             <w:rStyle w:val="Hyperlink"/>
           </w:rPr>
-          <w:t>uw.edu</w:t>
+          <w:t>umn.edu</w:t>
         </w:r>
       </w:hyperlink>
       <w:r>
@@ -13153,37 +13469,43 @@
           <w:b/>
           <w:bCs/>
         </w:rPr>
-        <w:t>Gollwitzer M, et al.</w:t>
-      </w:r>
-      <w:r>
-        <w:t xml:space="preserve"> Desmoplastic Fibroma and Reactive Glandular Stromal Barriers: Radiographic and Voxel Analysis. </w:t>
+        <w:t>Brennan DD, et al.</w:t>
+      </w:r>
+      <w:r>
+        <w:t xml:space="preserve"> </w:t>
+      </w:r>
+      <w:proofErr w:type="gramStart"/>
+      <w:r>
+        <w:t>Microscopic</w:t>
+      </w:r>
+      <w:proofErr w:type="gramEnd"/>
+      <w:r>
+        <w:t xml:space="preserve"> anatomy of Pycnogonida: II. Digestive </w:t>
+      </w:r>
+      <w:proofErr w:type="gramStart"/>
+      <w:r>
+        <w:t>system</w:t>
+      </w:r>
+      <w:proofErr w:type="gramEnd"/>
+      <w:r>
+        <w:t xml:space="preserve">, maternal transport mechanisms, and appendicular structural grids. </w:t>
       </w:r>
       <w:r>
         <w:rPr>
           <w:i/>
           <w:iCs/>
         </w:rPr>
-        <w:t xml:space="preserve">J Korean Soc </w:t>
-      </w:r>
-      <w:proofErr w:type="spellStart"/>
-      <w:r>
-        <w:rPr>
-          <w:i/>
-          <w:iCs/>
-        </w:rPr>
-        <w:t>Radiol</w:t>
-      </w:r>
-      <w:proofErr w:type="spellEnd"/>
-      <w:r>
-        <w:t xml:space="preserve">. </w:t>
-      </w:r>
-      <w:proofErr w:type="gramStart"/>
-      <w:r>
-        <w:t>2013;69:385</w:t>
-      </w:r>
-      <w:proofErr w:type="gramEnd"/>
-      <w:r>
-        <w:t>.</w:t>
+        <w:t>J Morphol</w:t>
+      </w:r>
+      <w:r>
+        <w:t xml:space="preserve">. 2007;268(11):976-996. </w:t>
+      </w:r>
+      <w:r>
+        <w:rPr>
+          <w:b/>
+          <w:bCs/>
+        </w:rPr>
+        <w:t>[PMID: 17786969]</w:t>
       </w:r>
       <w:r>
         <w:br/>
@@ -13224,25 +13546,17 @@
           <w:b/>
           <w:bCs/>
         </w:rPr>
-        <w:t>National Science Foundation (NSF).</w:t>
-      </w:r>
-      <w:r>
-        <w:t xml:space="preserve"> NSF </w:t>
-      </w:r>
-      <w:proofErr w:type="gramStart"/>
-      <w:r>
-        <w:t>expanding</w:t>
-      </w:r>
-      <w:proofErr w:type="gramEnd"/>
-      <w:r>
-        <w:t xml:space="preserve"> national AI infrastructure with new data systems and computing resources for maternal-fetal transport network modeling. </w:t>
+        <w:t>Center for Mental Health, Policy, and the Law.</w:t>
+      </w:r>
+      <w:r>
+        <w:t xml:space="preserve"> Duty to protect: Legal requirements and clinical applications of preventative warnings. </w:t>
       </w:r>
       <w:r>
         <w:rPr>
           <w:i/>
           <w:iCs/>
         </w:rPr>
-        <w:t>NSF News</w:t>
+        <w:t>University of Washington</w:t>
       </w:r>
       <w:r>
         <w:t>.</w:t>
@@ -13261,6 +13575,139 @@
         <w:t xml:space="preserve"> </w:t>
       </w:r>
       <w:hyperlink r:id="rId26" w:tgtFrame="_blank" w:history="1">
+        <w:r>
+          <w:rPr>
+            <w:rStyle w:val="Hyperlink"/>
+          </w:rPr>
+          <w:t>uw.edu</w:t>
+        </w:r>
+      </w:hyperlink>
+      <w:r>
+        <w:t xml:space="preserve"> [</w:t>
+      </w:r>
+      <w:proofErr w:type="spellStart"/>
+      <w:r>
+        <w:t>site:edu</w:t>
+      </w:r>
+      <w:proofErr w:type="spellEnd"/>
+      <w:r>
+        <w:t>]</w:t>
+      </w:r>
+    </w:p>
+    <w:p>
+      <w:r>
+        <w:rPr>
+          <w:b/>
+          <w:bCs/>
+        </w:rPr>
+        <w:t>Gollwitzer M, et al.</w:t>
+      </w:r>
+      <w:r>
+        <w:t xml:space="preserve"> Desmoplastic Fibroma and Reactive Glandular Stromal Barriers: Radiographic and Voxel Analysis. </w:t>
+      </w:r>
+      <w:r>
+        <w:rPr>
+          <w:i/>
+          <w:iCs/>
+        </w:rPr>
+        <w:t xml:space="preserve">J Korean Soc </w:t>
+      </w:r>
+      <w:proofErr w:type="spellStart"/>
+      <w:r>
+        <w:rPr>
+          <w:i/>
+          <w:iCs/>
+        </w:rPr>
+        <w:t>Radiol</w:t>
+      </w:r>
+      <w:proofErr w:type="spellEnd"/>
+      <w:r>
+        <w:t xml:space="preserve">. </w:t>
+      </w:r>
+      <w:proofErr w:type="gramStart"/>
+      <w:r>
+        <w:t>2013;69:385</w:t>
+      </w:r>
+      <w:proofErr w:type="gramEnd"/>
+      <w:r>
+        <w:t>.</w:t>
+      </w:r>
+      <w:r>
+        <w:br/>
+      </w:r>
+      <w:r>
+        <w:rPr>
+          <w:i/>
+          <w:iCs/>
+        </w:rPr>
+        <w:t>Available at:</w:t>
+      </w:r>
+      <w:r>
+        <w:t xml:space="preserve"> </w:t>
+      </w:r>
+      <w:hyperlink r:id="rId27" w:tgtFrame="_blank" w:history="1">
+        <w:r>
+          <w:rPr>
+            <w:rStyle w:val="Hyperlink"/>
+          </w:rPr>
+          <w:t>nih.gov</w:t>
+        </w:r>
+      </w:hyperlink>
+      <w:r>
+        <w:t xml:space="preserve"> [</w:t>
+      </w:r>
+      <w:proofErr w:type="spellStart"/>
+      <w:r>
+        <w:t>site:gov</w:t>
+      </w:r>
+      <w:proofErr w:type="spellEnd"/>
+      <w:r>
+        <w:t>]</w:t>
+      </w:r>
+    </w:p>
+    <w:p>
+      <w:r>
+        <w:rPr>
+          <w:b/>
+          <w:bCs/>
+        </w:rPr>
+        <w:t>National Science Foundation (NSF).</w:t>
+      </w:r>
+      <w:r>
+        <w:t xml:space="preserve"> NSF </w:t>
+      </w:r>
+      <w:proofErr w:type="gramStart"/>
+      <w:r>
+        <w:t>expanding</w:t>
+      </w:r>
+      <w:proofErr w:type="gramEnd"/>
+      <w:r>
+        <w:t xml:space="preserve"> national AI infrastructure with new data systems and computing resources for maternal-fetal transport network modeling. </w:t>
+      </w:r>
+      <w:r>
+        <w:rPr>
+          <w:i/>
+          <w:iCs/>
+        </w:rPr>
+        <w:t>NSF News</w:t>
+      </w:r>
+      <w:r>
+        <w:t>.</w:t>
+      </w:r>
+      <w:r>
+        <w:br/>
+      </w:r>
+      <w:r>
+        <w:rPr>
+          <w:i/>
+          <w:iCs/>
+        </w:rPr>
+        <w:t>Available at:</w:t>
+      </w:r>
+      <w:r>
+        <w:t xml:space="preserve"> </w:t>
+      </w:r>
+      <w:hyperlink r:id="rId28" w:tgtFrame="_blank" w:history="1">
         <w:r>
           <w:rPr>
             <w:rStyle w:val="Hyperlink"/>
@@ -13316,7 +13763,7 @@
       <w:r>
         <w:t xml:space="preserve"> </w:t>
       </w:r>
-      <w:hyperlink r:id="rId27" w:tgtFrame="_blank" w:history="1">
+      <w:hyperlink r:id="rId29" w:tgtFrame="_blank" w:history="1">
         <w:r>
           <w:rPr>
             <w:rStyle w:val="Hyperlink"/>
@@ -13335,7 +13782,7 @@
       <w:r>
         <w:t>] [</w:t>
       </w:r>
-      <w:hyperlink r:id="rId28" w:history="1">
+      <w:hyperlink r:id="rId30" w:history="1">
         <w:r>
           <w:rPr>
             <w:rStyle w:val="Hyperlink"/>
@@ -13348,13 +13795,28 @@
       </w:r>
     </w:p>
     <w:p/>
-    <w:p>
-      <w:r>
-        <w:pict w14:anchorId="4ADF16A0">
-          <v:rect id="_x0000_i1157" style="width:0;height:.75pt" o:hralign="center" o:hrstd="t" o:hr="t" fillcolor="#a0a0a0" stroked="f"/>
-        </w:pict>
-      </w:r>
-    </w:p>
+    <w:p/>
+    <w:p/>
+    <w:p/>
+    <w:p/>
+    <w:p/>
+    <w:p/>
+    <w:p/>
+    <w:p/>
+    <w:p/>
+    <w:p/>
+    <w:p/>
+    <w:p/>
+    <w:p/>
+    <w:p/>
+    <w:p/>
+    <w:p/>
+    <w:p/>
+    <w:p/>
+    <w:p/>
+    <w:p/>
+    <w:p/>
+    <w:p/>
     <w:p>
       <w:pPr>
         <w:rPr>
@@ -13368,6 +13830,7 @@
           <w:b/>
           <w:bCs/>
         </w:rPr>
+        <w:lastRenderedPageBreak/>
         <w:t>📚</w:t>
       </w:r>
       <w:r>
@@ -13384,14 +13847,273 @@
       </w:r>
     </w:p>
     <w:p/>
+    <w:p/>
+    <w:p/>
+    <w:p/>
+    <w:p/>
+    <w:p/>
+    <w:p/>
+    <w:p/>
+    <w:p/>
+    <w:p/>
+    <w:p/>
+    <w:p/>
+    <w:p/>
+    <w:p/>
+    <w:p/>
+    <w:p/>
+    <w:p/>
+    <w:p/>
+    <w:p>
+      <w:pPr>
+        <w:rPr>
+          <w:b/>
+          <w:bCs/>
+        </w:rPr>
+      </w:pPr>
+      <w:r>
+        <w:rPr>
+          <w:b/>
+          <w:bCs/>
+        </w:rPr>
+        <w:t>Dr. Correo “Cory” Andrew Hofstad Med Sci. Educ, PO, ND, DO, PharmD, OEM, GPM, Psych, MD, JSD, JD, SEP, MPH, PhD, MBA/COGS, MLSCM, MDiv</w:t>
+      </w:r>
+      <w:r>
+        <w:drawing>
+          <wp:anchor distT="0" distB="0" distL="114300" distR="114300" simplePos="0" relativeHeight="251659264" behindDoc="1" locked="0" layoutInCell="1" allowOverlap="1" wp14:anchorId="2C78E14C" wp14:editId="3467E133">
+            <wp:simplePos x="0" y="0"/>
+            <wp:positionH relativeFrom="margin">
+              <wp:posOffset>3919220</wp:posOffset>
+            </wp:positionH>
+            <wp:positionV relativeFrom="paragraph">
+              <wp:posOffset>5080</wp:posOffset>
+            </wp:positionV>
+            <wp:extent cx="2036445" cy="1146810"/>
+            <wp:effectExtent l="0" t="0" r="1905" b="0"/>
+            <wp:wrapNone/>
+            <wp:docPr id="1366578592" name="Picture 2" descr="A black scribble on a white background&#10;&#10;Description automatically generated"/>
+            <wp:cNvGraphicFramePr>
+              <a:graphicFrameLocks xmlns:a="http://schemas.openxmlformats.org/drawingml/2006/main" noChangeAspect="1"/>
+            </wp:cNvGraphicFramePr>
+            <a:graphic xmlns:a="http://schemas.openxmlformats.org/drawingml/2006/main">
+              <a:graphicData uri="http://schemas.openxmlformats.org/drawingml/2006/picture">
+                <pic:pic xmlns:pic="http://schemas.openxmlformats.org/drawingml/2006/picture">
+                  <pic:nvPicPr>
+                    <pic:cNvPr id="0" name="Picture 2" descr="A black scribble on a white background&#10;&#10;Description automatically generated"/>
+                    <pic:cNvPicPr>
+                      <a:picLocks noChangeAspect="1" noChangeArrowheads="1"/>
+                    </pic:cNvPicPr>
+                  </pic:nvPicPr>
+                  <pic:blipFill>
+                    <a:blip r:embed="rId31">
+                      <a:extLst>
+                        <a:ext uri="{28A0092B-C50C-407E-A947-70E740481C1C}">
+                          <a14:useLocalDpi xmlns:a14="http://schemas.microsoft.com/office/drawing/2010/main" val="0"/>
+                        </a:ext>
+                      </a:extLst>
+                    </a:blip>
+                    <a:srcRect/>
+                    <a:stretch>
+                      <a:fillRect/>
+                    </a:stretch>
+                  </pic:blipFill>
+                  <pic:spPr bwMode="auto">
+                    <a:xfrm>
+                      <a:off x="0" y="0"/>
+                      <a:ext cx="2036445" cy="1146810"/>
+                    </a:xfrm>
+                    <a:prstGeom prst="rect">
+                      <a:avLst/>
+                    </a:prstGeom>
+                    <a:noFill/>
+                  </pic:spPr>
+                </pic:pic>
+              </a:graphicData>
+            </a:graphic>
+            <wp14:sizeRelH relativeFrom="page">
+              <wp14:pctWidth>0</wp14:pctWidth>
+            </wp14:sizeRelH>
+            <wp14:sizeRelV relativeFrom="page">
+              <wp14:pctHeight>0</wp14:pctHeight>
+            </wp14:sizeRelV>
+          </wp:anchor>
+        </w:drawing>
+      </w:r>
+    </w:p>
+    <w:p/>
+    <w:p/>
+    <w:p>
+      <w:pPr>
+        <w:jc w:val="right"/>
+      </w:pPr>
+      <w:hyperlink r:id="rId32" w:history="1">
+        <w:r>
+          <w:rPr>
+            <w:rStyle w:val="Hyperlink"/>
+          </w:rPr>
+          <w:t>https://virustreatmentcenters.com</w:t>
+        </w:r>
+      </w:hyperlink>
+    </w:p>
+    <w:p/>
     <w:sectPr>
+      <w:headerReference w:type="even" r:id="rId33"/>
+      <w:headerReference w:type="default" r:id="rId34"/>
+      <w:footerReference w:type="even" r:id="rId35"/>
+      <w:footerReference w:type="default" r:id="rId36"/>
+      <w:headerReference w:type="first" r:id="rId37"/>
+      <w:footerReference w:type="first" r:id="rId38"/>
       <w:pgSz w:w="12240" w:h="15840"/>
       <w:pgMar w:top="1440" w:right="1440" w:bottom="1440" w:left="1440" w:header="720" w:footer="720" w:gutter="0"/>
       <w:cols w:space="720"/>
+      <w:titlePg/>
       <w:docGrid w:linePitch="360"/>
     </w:sectPr>
   </w:body>
 </w:document>
+</file>
+
+<file path=word/endnotes.xml><?xml version="1.0" encoding="utf-8"?>
+<w:endnotes xmlns:wpc="http://schemas.microsoft.com/office/word/2010/wordprocessingCanvas" xmlns:cx="http://schemas.microsoft.com/office/drawing/2014/chartex" xmlns:cx1="http://schemas.microsoft.com/office/drawing/2015/9/8/chartex" xmlns:cx2="http://schemas.microsoft.com/office/drawing/2015/10/21/chartex" xmlns:cx3="http://schemas.microsoft.com/office/drawing/2016/5/9/chartex" xmlns:cx4="http://schemas.microsoft.com/office/drawing/2016/5/10/chartex" xmlns:cx5="http://schemas.microsoft.com/office/drawing/2016/5/11/chartex" xmlns:cx6="http://schemas.microsoft.com/office/drawing/2016/5/12/chartex" xmlns:cx7="http://schemas.microsoft.com/office/drawing/2016/5/13/chartex" xmlns:cx8="http://schemas.microsoft.com/office/drawing/2016/5/14/chartex" xmlns:mc="http://schemas.openxmlformats.org/markup-compatibility/2006" xmlns:aink="http://schemas.microsoft.com/office/drawing/2016/ink" xmlns:am3d="http://schemas.microsoft.com/office/drawing/2017/model3d" xmlns:o="urn:schemas-microsoft-com:office:office" xmlns:oel="http://schemas.microsoft.com/office/2019/extlst" xmlns:r="http://schemas.openxmlformats.org/officeDocument/2006/relationships" xmlns:m="http://schemas.openxmlformats.org/officeDocument/2006/math" xmlns:v="urn:schemas-microsoft-com:vml" xmlns:wp14="http://schemas.microsoft.com/office/word/2010/wordprocessingDrawing" xmlns:wp="http://schemas.openxmlformats.org/drawingml/2006/wordprocessingDrawing" xmlns:w10="urn:schemas-microsoft-com:office:word" xmlns:w="http://schemas.openxmlformats.org/wordprocessingml/2006/main" xmlns:w14="http://schemas.microsoft.com/office/word/2010/wordml" xmlns:w15="http://schemas.microsoft.com/office/word/2012/wordml" xmlns:w16cex="http://schemas.microsoft.com/office/word/2018/wordml/cex" xmlns:w16cid="http://schemas.microsoft.com/office/word/2016/wordml/cid" xmlns:w16="http://schemas.microsoft.com/office/word/2018/wordml" xmlns:w16du="http://schemas.microsoft.com/office/word/2023/wordml/word16du" xmlns:w16sdtdh="http://schemas.microsoft.com/office/word/2020/wordml/sdtdatahash" xmlns:w16sdtfl="http://schemas.microsoft.com/office/word/2024/wordml/sdtformatlock" xmlns:w16se="http://schemas.microsoft.com/office/word/2015/wordml/symex" xmlns:wpg="http://schemas.microsoft.com/office/word/2010/wordprocessingGroup" xmlns:wpi="http://schemas.microsoft.com/office/word/2010/wordprocessingInk" xmlns:wne="http://schemas.microsoft.com/office/word/2006/wordml" xmlns:wps="http://schemas.microsoft.com/office/word/2010/wordprocessingShape" mc:Ignorable="w14 w15 w16se w16cid w16 w16cex w16sdtdh w16sdtfl w16du wp14">
+  <w:endnote w:type="separator" w:id="-1">
+    <w:p>
+      <w:pPr>
+        <w:spacing w:after="0" w:line="240" w:lineRule="auto"/>
+      </w:pPr>
+      <w:r>
+        <w:separator/>
+      </w:r>
+    </w:p>
+  </w:endnote>
+  <w:endnote w:type="continuationSeparator" w:id="0">
+    <w:p>
+      <w:pPr>
+        <w:spacing w:after="0" w:line="240" w:lineRule="auto"/>
+      </w:pPr>
+      <w:r>
+        <w:continuationSeparator/>
+      </w:r>
+    </w:p>
+  </w:endnote>
+</w:endnotes>
+</file>
+
+<file path=word/footer1.xml><?xml version="1.0" encoding="utf-8"?>
+<w:ftr xmlns:wpc="http://schemas.microsoft.com/office/word/2010/wordprocessingCanvas" xmlns:cx="http://schemas.microsoft.com/office/drawing/2014/chartex" xmlns:cx1="http://schemas.microsoft.com/office/drawing/2015/9/8/chartex" xmlns:cx2="http://schemas.microsoft.com/office/drawing/2015/10/21/chartex" xmlns:cx3="http://schemas.microsoft.com/office/drawing/2016/5/9/chartex" xmlns:cx4="http://schemas.microsoft.com/office/drawing/2016/5/10/chartex" xmlns:cx5="http://schemas.microsoft.com/office/drawing/2016/5/11/chartex" xmlns:cx6="http://schemas.microsoft.com/office/drawing/2016/5/12/chartex" xmlns:cx7="http://schemas.microsoft.com/office/drawing/2016/5/13/chartex" xmlns:cx8="http://schemas.microsoft.com/office/drawing/2016/5/14/chartex" xmlns:mc="http://schemas.openxmlformats.org/markup-compatibility/2006" xmlns:aink="http://schemas.microsoft.com/office/drawing/2016/ink" xmlns:am3d="http://schemas.microsoft.com/office/drawing/2017/model3d" xmlns:o="urn:schemas-microsoft-com:office:office" xmlns:oel="http://schemas.microsoft.com/office/2019/extlst" xmlns:r="http://schemas.openxmlformats.org/officeDocument/2006/relationships" xmlns:m="http://schemas.openxmlformats.org/officeDocument/2006/math" xmlns:v="urn:schemas-microsoft-com:vml" xmlns:wp14="http://schemas.microsoft.com/office/word/2010/wordprocessingDrawing" xmlns:wp="http://schemas.openxmlformats.org/drawingml/2006/wordprocessingDrawing" xmlns:w10="urn:schemas-microsoft-com:office:word" xmlns:w="http://schemas.openxmlformats.org/wordprocessingml/2006/main" xmlns:w14="http://schemas.microsoft.com/office/word/2010/wordml" xmlns:w15="http://schemas.microsoft.com/office/word/2012/wordml" xmlns:w16cex="http://schemas.microsoft.com/office/word/2018/wordml/cex" xmlns:w16cid="http://schemas.microsoft.com/office/word/2016/wordml/cid" xmlns:w16="http://schemas.microsoft.com/office/word/2018/wordml" xmlns:w16du="http://schemas.microsoft.com/office/word/2023/wordml/word16du" xmlns:w16sdtdh="http://schemas.microsoft.com/office/word/2020/wordml/sdtdatahash" xmlns:w16sdtfl="http://schemas.microsoft.com/office/word/2024/wordml/sdtformatlock" xmlns:w16se="http://schemas.microsoft.com/office/word/2015/wordml/symex" xmlns:wpg="http://schemas.microsoft.com/office/word/2010/wordprocessingGroup" xmlns:wpi="http://schemas.microsoft.com/office/word/2010/wordprocessingInk" xmlns:wne="http://schemas.microsoft.com/office/word/2006/wordml" xmlns:wps="http://schemas.microsoft.com/office/word/2010/wordprocessingShape" mc:Ignorable="w14 w15 w16se w16cid w16 w16cex w16sdtdh w16sdtfl w16du wp14">
+  <w:p>
+    <w:pPr>
+      <w:pStyle w:val="Footer"/>
+    </w:pPr>
+    <w:r>
+      <w:tab/>
+    </w:r>
+    <w:hyperlink r:id="rId1" w:history="1">
+      <w:r>
+        <w:rPr>
+          <w:rStyle w:val="Hyperlink"/>
+        </w:rPr>
+        <w:t>https://healthcarelawmatters.foxrothschild.com/contact/</w:t>
+      </w:r>
+    </w:hyperlink>
+  </w:p>
+</w:ftr>
+</file>
+
+<file path=word/footer2.xml><?xml version="1.0" encoding="utf-8"?>
+<w:ftr xmlns:wpc="http://schemas.microsoft.com/office/word/2010/wordprocessingCanvas" xmlns:cx="http://schemas.microsoft.com/office/drawing/2014/chartex" xmlns:cx1="http://schemas.microsoft.com/office/drawing/2015/9/8/chartex" xmlns:cx2="http://schemas.microsoft.com/office/drawing/2015/10/21/chartex" xmlns:cx3="http://schemas.microsoft.com/office/drawing/2016/5/9/chartex" xmlns:cx4="http://schemas.microsoft.com/office/drawing/2016/5/10/chartex" xmlns:cx5="http://schemas.microsoft.com/office/drawing/2016/5/11/chartex" xmlns:cx6="http://schemas.microsoft.com/office/drawing/2016/5/12/chartex" xmlns:cx7="http://schemas.microsoft.com/office/drawing/2016/5/13/chartex" xmlns:cx8="http://schemas.microsoft.com/office/drawing/2016/5/14/chartex" xmlns:mc="http://schemas.openxmlformats.org/markup-compatibility/2006" xmlns:aink="http://schemas.microsoft.com/office/drawing/2016/ink" xmlns:am3d="http://schemas.microsoft.com/office/drawing/2017/model3d" xmlns:o="urn:schemas-microsoft-com:office:office" xmlns:oel="http://schemas.microsoft.com/office/2019/extlst" xmlns:r="http://schemas.openxmlformats.org/officeDocument/2006/relationships" xmlns:m="http://schemas.openxmlformats.org/officeDocument/2006/math" xmlns:v="urn:schemas-microsoft-com:vml" xmlns:wp14="http://schemas.microsoft.com/office/word/2010/wordprocessingDrawing" xmlns:wp="http://schemas.openxmlformats.org/drawingml/2006/wordprocessingDrawing" xmlns:w10="urn:schemas-microsoft-com:office:word" xmlns:w="http://schemas.openxmlformats.org/wordprocessingml/2006/main" xmlns:w14="http://schemas.microsoft.com/office/word/2010/wordml" xmlns:w15="http://schemas.microsoft.com/office/word/2012/wordml" xmlns:w16cex="http://schemas.microsoft.com/office/word/2018/wordml/cex" xmlns:w16cid="http://schemas.microsoft.com/office/word/2016/wordml/cid" xmlns:w16="http://schemas.microsoft.com/office/word/2018/wordml" xmlns:w16du="http://schemas.microsoft.com/office/word/2023/wordml/word16du" xmlns:w16sdtdh="http://schemas.microsoft.com/office/word/2020/wordml/sdtdatahash" xmlns:w16sdtfl="http://schemas.microsoft.com/office/word/2024/wordml/sdtformatlock" xmlns:w16se="http://schemas.microsoft.com/office/word/2015/wordml/symex" xmlns:wpg="http://schemas.microsoft.com/office/word/2010/wordprocessingGroup" xmlns:wpi="http://schemas.microsoft.com/office/word/2010/wordprocessingInk" xmlns:wne="http://schemas.microsoft.com/office/word/2006/wordml" xmlns:wps="http://schemas.microsoft.com/office/word/2010/wordprocessingShape" mc:Ignorable="w14 w15 w16se w16cid w16 w16cex w16sdtdh w16sdtfl w16du wp14">
+  <w:p>
+    <w:pPr>
+      <w:pStyle w:val="Footer"/>
+      <w:jc w:val="center"/>
+    </w:pPr>
+    <w:hyperlink r:id="rId1" w:history="1">
+      <w:r>
+        <w:rPr>
+          <w:rStyle w:val="Hyperlink"/>
+        </w:rPr>
+        <w:t>https://www.foxrothschild.com/health-law</w:t>
+      </w:r>
+    </w:hyperlink>
+  </w:p>
+</w:ftr>
+</file>
+
+<file path=word/footer3.xml><?xml version="1.0" encoding="utf-8"?>
+<w:ftr xmlns:wpc="http://schemas.microsoft.com/office/word/2010/wordprocessingCanvas" xmlns:cx="http://schemas.microsoft.com/office/drawing/2014/chartex" xmlns:cx1="http://schemas.microsoft.com/office/drawing/2015/9/8/chartex" xmlns:cx2="http://schemas.microsoft.com/office/drawing/2015/10/21/chartex" xmlns:cx3="http://schemas.microsoft.com/office/drawing/2016/5/9/chartex" xmlns:cx4="http://schemas.microsoft.com/office/drawing/2016/5/10/chartex" xmlns:cx5="http://schemas.microsoft.com/office/drawing/2016/5/11/chartex" xmlns:cx6="http://schemas.microsoft.com/office/drawing/2016/5/12/chartex" xmlns:cx7="http://schemas.microsoft.com/office/drawing/2016/5/13/chartex" xmlns:cx8="http://schemas.microsoft.com/office/drawing/2016/5/14/chartex" xmlns:mc="http://schemas.openxmlformats.org/markup-compatibility/2006" xmlns:aink="http://schemas.microsoft.com/office/drawing/2016/ink" xmlns:am3d="http://schemas.microsoft.com/office/drawing/2017/model3d" xmlns:o="urn:schemas-microsoft-com:office:office" xmlns:oel="http://schemas.microsoft.com/office/2019/extlst" xmlns:r="http://schemas.openxmlformats.org/officeDocument/2006/relationships" xmlns:m="http://schemas.openxmlformats.org/officeDocument/2006/math" xmlns:v="urn:schemas-microsoft-com:vml" xmlns:wp14="http://schemas.microsoft.com/office/word/2010/wordprocessingDrawing" xmlns:wp="http://schemas.openxmlformats.org/drawingml/2006/wordprocessingDrawing" xmlns:w10="urn:schemas-microsoft-com:office:word" xmlns:w="http://schemas.openxmlformats.org/wordprocessingml/2006/main" xmlns:w14="http://schemas.microsoft.com/office/word/2010/wordml" xmlns:w15="http://schemas.microsoft.com/office/word/2012/wordml" xmlns:w16cex="http://schemas.microsoft.com/office/word/2018/wordml/cex" xmlns:w16cid="http://schemas.microsoft.com/office/word/2016/wordml/cid" xmlns:w16="http://schemas.microsoft.com/office/word/2018/wordml" xmlns:w16du="http://schemas.microsoft.com/office/word/2023/wordml/word16du" xmlns:w16sdtdh="http://schemas.microsoft.com/office/word/2020/wordml/sdtdatahash" xmlns:w16sdtfl="http://schemas.microsoft.com/office/word/2024/wordml/sdtformatlock" xmlns:w16se="http://schemas.microsoft.com/office/word/2015/wordml/symex" xmlns:wpg="http://schemas.microsoft.com/office/word/2010/wordprocessingGroup" xmlns:wpi="http://schemas.microsoft.com/office/word/2010/wordprocessingInk" xmlns:wne="http://schemas.microsoft.com/office/word/2006/wordml" xmlns:wps="http://schemas.microsoft.com/office/word/2010/wordprocessingShape" mc:Ignorable="w14 w15 w16se w16cid w16 w16cex w16sdtdh w16sdtfl w16du wp14">
+  <w:p>
+    <w:pPr>
+      <w:pStyle w:val="Footer"/>
+      <w:jc w:val="center"/>
+    </w:pPr>
+    <w:hyperlink r:id="rId1" w:history="1">
+      <w:r>
+        <w:rPr>
+          <w:rStyle w:val="Hyperlink"/>
+        </w:rPr>
+        <w:t>https://virustreatmentcenters.com</w:t>
+      </w:r>
+    </w:hyperlink>
+  </w:p>
+</w:ftr>
+</file>
+
+<file path=word/footnotes.xml><?xml version="1.0" encoding="utf-8"?>
+<w:footnotes xmlns:wpc="http://schemas.microsoft.com/office/word/2010/wordprocessingCanvas" xmlns:cx="http://schemas.microsoft.com/office/drawing/2014/chartex" xmlns:cx1="http://schemas.microsoft.com/office/drawing/2015/9/8/chartex" xmlns:cx2="http://schemas.microsoft.com/office/drawing/2015/10/21/chartex" xmlns:cx3="http://schemas.microsoft.com/office/drawing/2016/5/9/chartex" xmlns:cx4="http://schemas.microsoft.com/office/drawing/2016/5/10/chartex" xmlns:cx5="http://schemas.microsoft.com/office/drawing/2016/5/11/chartex" xmlns:cx6="http://schemas.microsoft.com/office/drawing/2016/5/12/chartex" xmlns:cx7="http://schemas.microsoft.com/office/drawing/2016/5/13/chartex" xmlns:cx8="http://schemas.microsoft.com/office/drawing/2016/5/14/chartex" xmlns:mc="http://schemas.openxmlformats.org/markup-compatibility/2006" xmlns:aink="http://schemas.microsoft.com/office/drawing/2016/ink" xmlns:am3d="http://schemas.microsoft.com/office/drawing/2017/model3d" xmlns:o="urn:schemas-microsoft-com:office:office" xmlns:oel="http://schemas.microsoft.com/office/2019/extlst" xmlns:r="http://schemas.openxmlformats.org/officeDocument/2006/relationships" xmlns:m="http://schemas.openxmlformats.org/officeDocument/2006/math" xmlns:v="urn:schemas-microsoft-com:vml" xmlns:wp14="http://schemas.microsoft.com/office/word/2010/wordprocessingDrawing" xmlns:wp="http://schemas.openxmlformats.org/drawingml/2006/wordprocessingDrawing" xmlns:w10="urn:schemas-microsoft-com:office:word" xmlns:w="http://schemas.openxmlformats.org/wordprocessingml/2006/main" xmlns:w14="http://schemas.microsoft.com/office/word/2010/wordml" xmlns:w15="http://schemas.microsoft.com/office/word/2012/wordml" xmlns:w16cex="http://schemas.microsoft.com/office/word/2018/wordml/cex" xmlns:w16cid="http://schemas.microsoft.com/office/word/2016/wordml/cid" xmlns:w16="http://schemas.microsoft.com/office/word/2018/wordml" xmlns:w16du="http://schemas.microsoft.com/office/word/2023/wordml/word16du" xmlns:w16sdtdh="http://schemas.microsoft.com/office/word/2020/wordml/sdtdatahash" xmlns:w16sdtfl="http://schemas.microsoft.com/office/word/2024/wordml/sdtformatlock" xmlns:w16se="http://schemas.microsoft.com/office/word/2015/wordml/symex" xmlns:wpg="http://schemas.microsoft.com/office/word/2010/wordprocessingGroup" xmlns:wpi="http://schemas.microsoft.com/office/word/2010/wordprocessingInk" xmlns:wne="http://schemas.microsoft.com/office/word/2006/wordml" xmlns:wps="http://schemas.microsoft.com/office/word/2010/wordprocessingShape" mc:Ignorable="w14 w15 w16se w16cid w16 w16cex w16sdtdh w16sdtfl w16du wp14">
+  <w:footnote w:type="separator" w:id="-1">
+    <w:p>
+      <w:pPr>
+        <w:spacing w:after="0" w:line="240" w:lineRule="auto"/>
+      </w:pPr>
+      <w:r>
+        <w:separator/>
+      </w:r>
+    </w:p>
+  </w:footnote>
+  <w:footnote w:type="continuationSeparator" w:id="0">
+    <w:p>
+      <w:pPr>
+        <w:spacing w:after="0" w:line="240" w:lineRule="auto"/>
+      </w:pPr>
+      <w:r>
+        <w:continuationSeparator/>
+      </w:r>
+    </w:p>
+  </w:footnote>
+</w:footnotes>
+</file>
+
+<file path=word/header1.xml><?xml version="1.0" encoding="utf-8"?>
+<w:hdr xmlns:wpc="http://schemas.microsoft.com/office/word/2010/wordprocessingCanvas" xmlns:cx="http://schemas.microsoft.com/office/drawing/2014/chartex" xmlns:cx1="http://schemas.microsoft.com/office/drawing/2015/9/8/chartex" xmlns:cx2="http://schemas.microsoft.com/office/drawing/2015/10/21/chartex" xmlns:cx3="http://schemas.microsoft.com/office/drawing/2016/5/9/chartex" xmlns:cx4="http://schemas.microsoft.com/office/drawing/2016/5/10/chartex" xmlns:cx5="http://schemas.microsoft.com/office/drawing/2016/5/11/chartex" xmlns:cx6="http://schemas.microsoft.com/office/drawing/2016/5/12/chartex" xmlns:cx7="http://schemas.microsoft.com/office/drawing/2016/5/13/chartex" xmlns:cx8="http://schemas.microsoft.com/office/drawing/2016/5/14/chartex" xmlns:mc="http://schemas.openxmlformats.org/markup-compatibility/2006" xmlns:aink="http://schemas.microsoft.com/office/drawing/2016/ink" xmlns:am3d="http://schemas.microsoft.com/office/drawing/2017/model3d" xmlns:o="urn:schemas-microsoft-com:office:office" xmlns:oel="http://schemas.microsoft.com/office/2019/extlst" xmlns:r="http://schemas.openxmlformats.org/officeDocument/2006/relationships" xmlns:m="http://schemas.openxmlformats.org/officeDocument/2006/math" xmlns:v="urn:schemas-microsoft-com:vml" xmlns:wp14="http://schemas.microsoft.com/office/word/2010/wordprocessingDrawing" xmlns:wp="http://schemas.openxmlformats.org/drawingml/2006/wordprocessingDrawing" xmlns:w10="urn:schemas-microsoft-com:office:word" xmlns:w="http://schemas.openxmlformats.org/wordprocessingml/2006/main" xmlns:w14="http://schemas.microsoft.com/office/word/2010/wordml" xmlns:w15="http://schemas.microsoft.com/office/word/2012/wordml" xmlns:w16cex="http://schemas.microsoft.com/office/word/2018/wordml/cex" xmlns:w16cid="http://schemas.microsoft.com/office/word/2016/wordml/cid" xmlns:w16="http://schemas.microsoft.com/office/word/2018/wordml" xmlns:w16du="http://schemas.microsoft.com/office/word/2023/wordml/word16du" xmlns:w16sdtdh="http://schemas.microsoft.com/office/word/2020/wordml/sdtdatahash" xmlns:w16sdtfl="http://schemas.microsoft.com/office/word/2024/wordml/sdtformatlock" xmlns:w16se="http://schemas.microsoft.com/office/word/2015/wordml/symex" xmlns:wpg="http://schemas.microsoft.com/office/word/2010/wordprocessingGroup" xmlns:wpi="http://schemas.microsoft.com/office/word/2010/wordprocessingInk" xmlns:wne="http://schemas.microsoft.com/office/word/2006/wordml" xmlns:wps="http://schemas.microsoft.com/office/word/2010/wordprocessingShape" mc:Ignorable="w14 w15 w16se w16cid w16 w16cex w16sdtdh w16sdtfl w16du wp14">
+  <w:p>
+    <w:pPr>
+      <w:pStyle w:val="Header"/>
+    </w:pPr>
+  </w:p>
+</w:hdr>
+</file>
+
+<file path=word/header2.xml><?xml version="1.0" encoding="utf-8"?>
+<w:hdr xmlns:wpc="http://schemas.microsoft.com/office/word/2010/wordprocessingCanvas" xmlns:cx="http://schemas.microsoft.com/office/drawing/2014/chartex" xmlns:cx1="http://schemas.microsoft.com/office/drawing/2015/9/8/chartex" xmlns:cx2="http://schemas.microsoft.com/office/drawing/2015/10/21/chartex" xmlns:cx3="http://schemas.microsoft.com/office/drawing/2016/5/9/chartex" xmlns:cx4="http://schemas.microsoft.com/office/drawing/2016/5/10/chartex" xmlns:cx5="http://schemas.microsoft.com/office/drawing/2016/5/11/chartex" xmlns:cx6="http://schemas.microsoft.com/office/drawing/2016/5/12/chartex" xmlns:cx7="http://schemas.microsoft.com/office/drawing/2016/5/13/chartex" xmlns:cx8="http://schemas.microsoft.com/office/drawing/2016/5/14/chartex" xmlns:mc="http://schemas.openxmlformats.org/markup-compatibility/2006" xmlns:aink="http://schemas.microsoft.com/office/drawing/2016/ink" xmlns:am3d="http://schemas.microsoft.com/office/drawing/2017/model3d" xmlns:o="urn:schemas-microsoft-com:office:office" xmlns:oel="http://schemas.microsoft.com/office/2019/extlst" xmlns:r="http://schemas.openxmlformats.org/officeDocument/2006/relationships" xmlns:m="http://schemas.openxmlformats.org/officeDocument/2006/math" xmlns:v="urn:schemas-microsoft-com:vml" xmlns:wp14="http://schemas.microsoft.com/office/word/2010/wordprocessingDrawing" xmlns:wp="http://schemas.openxmlformats.org/drawingml/2006/wordprocessingDrawing" xmlns:w10="urn:schemas-microsoft-com:office:word" xmlns:w="http://schemas.openxmlformats.org/wordprocessingml/2006/main" xmlns:w14="http://schemas.microsoft.com/office/word/2010/wordml" xmlns:w15="http://schemas.microsoft.com/office/word/2012/wordml" xmlns:w16cex="http://schemas.microsoft.com/office/word/2018/wordml/cex" xmlns:w16cid="http://schemas.microsoft.com/office/word/2016/wordml/cid" xmlns:w16="http://schemas.microsoft.com/office/word/2018/wordml" xmlns:w16du="http://schemas.microsoft.com/office/word/2023/wordml/word16du" xmlns:w16sdtdh="http://schemas.microsoft.com/office/word/2020/wordml/sdtdatahash" xmlns:w16sdtfl="http://schemas.microsoft.com/office/word/2024/wordml/sdtformatlock" xmlns:w16se="http://schemas.microsoft.com/office/word/2015/wordml/symex" xmlns:wpg="http://schemas.microsoft.com/office/word/2010/wordprocessingGroup" xmlns:wpi="http://schemas.microsoft.com/office/word/2010/wordprocessingInk" xmlns:wne="http://schemas.microsoft.com/office/word/2006/wordml" xmlns:wps="http://schemas.microsoft.com/office/word/2010/wordprocessingShape" mc:Ignorable="w14 w15 w16se w16cid w16 w16cex w16sdtdh w16sdtfl w16du wp14">
+  <w:p>
+    <w:pPr>
+      <w:pStyle w:val="Header"/>
+    </w:pPr>
+  </w:p>
+</w:hdr>
+</file>
+
+<file path=word/header3.xml><?xml version="1.0" encoding="utf-8"?>
+<w:hdr xmlns:wpc="http://schemas.microsoft.com/office/word/2010/wordprocessingCanvas" xmlns:cx="http://schemas.microsoft.com/office/drawing/2014/chartex" xmlns:cx1="http://schemas.microsoft.com/office/drawing/2015/9/8/chartex" xmlns:cx2="http://schemas.microsoft.com/office/drawing/2015/10/21/chartex" xmlns:cx3="http://schemas.microsoft.com/office/drawing/2016/5/9/chartex" xmlns:cx4="http://schemas.microsoft.com/office/drawing/2016/5/10/chartex" xmlns:cx5="http://schemas.microsoft.com/office/drawing/2016/5/11/chartex" xmlns:cx6="http://schemas.microsoft.com/office/drawing/2016/5/12/chartex" xmlns:cx7="http://schemas.microsoft.com/office/drawing/2016/5/13/chartex" xmlns:cx8="http://schemas.microsoft.com/office/drawing/2016/5/14/chartex" xmlns:mc="http://schemas.openxmlformats.org/markup-compatibility/2006" xmlns:aink="http://schemas.microsoft.com/office/drawing/2016/ink" xmlns:am3d="http://schemas.microsoft.com/office/drawing/2017/model3d" xmlns:o="urn:schemas-microsoft-com:office:office" xmlns:oel="http://schemas.microsoft.com/office/2019/extlst" xmlns:r="http://schemas.openxmlformats.org/officeDocument/2006/relationships" xmlns:m="http://schemas.openxmlformats.org/officeDocument/2006/math" xmlns:v="urn:schemas-microsoft-com:vml" xmlns:wp14="http://schemas.microsoft.com/office/word/2010/wordprocessingDrawing" xmlns:wp="http://schemas.openxmlformats.org/drawingml/2006/wordprocessingDrawing" xmlns:w10="urn:schemas-microsoft-com:office:word" xmlns:w="http://schemas.openxmlformats.org/wordprocessingml/2006/main" xmlns:w14="http://schemas.microsoft.com/office/word/2010/wordml" xmlns:w15="http://schemas.microsoft.com/office/word/2012/wordml" xmlns:w16cex="http://schemas.microsoft.com/office/word/2018/wordml/cex" xmlns:w16cid="http://schemas.microsoft.com/office/word/2016/wordml/cid" xmlns:w16="http://schemas.microsoft.com/office/word/2018/wordml" xmlns:w16du="http://schemas.microsoft.com/office/word/2023/wordml/word16du" xmlns:w16sdtdh="http://schemas.microsoft.com/office/word/2020/wordml/sdtdatahash" xmlns:w16sdtfl="http://schemas.microsoft.com/office/word/2024/wordml/sdtformatlock" xmlns:w16se="http://schemas.microsoft.com/office/word/2015/wordml/symex" xmlns:wpg="http://schemas.microsoft.com/office/word/2010/wordprocessingGroup" xmlns:wpi="http://schemas.microsoft.com/office/word/2010/wordprocessingInk" xmlns:wne="http://schemas.microsoft.com/office/word/2006/wordml" xmlns:wps="http://schemas.microsoft.com/office/word/2010/wordprocessingShape" mc:Ignorable="w14 w15 w16se w16cid w16 w16cex w16sdtdh w16sdtfl w16du wp14">
+  <w:p>
+    <w:pPr>
+      <w:pStyle w:val="Header"/>
+      <w:jc w:val="right"/>
+    </w:pPr>
+    <w:r>
+      <w:t>ECNM HOFSTAD</w:t>
+    </w:r>
+  </w:p>
+</w:hdr>
 </file>
 
 <file path=word/numbering.xml><?xml version="1.0" encoding="utf-8"?>
@@ -18802,6 +19524,7 @@
   <w:style w:type="character" w:default="1" w:styleId="DefaultParagraphFont">
     <w:name w:val="Default Paragraph Font"/>
     <w:uiPriority w:val="1"/>
+    <w:semiHidden/>
     <w:unhideWhenUsed/>
   </w:style>
   <w:style w:type="table" w:default="1" w:styleId="TableNormal">
@@ -19157,6 +19880,50 @@
       <w:shd w:val="clear" w:color="auto" w:fill="E1DFDD"/>
     </w:rPr>
   </w:style>
+  <w:style w:type="paragraph" w:styleId="Header">
+    <w:name w:val="header"/>
+    <w:basedOn w:val="Normal"/>
+    <w:link w:val="HeaderChar"/>
+    <w:uiPriority w:val="99"/>
+    <w:unhideWhenUsed/>
+    <w:rsid w:val="00BC534E"/>
+    <w:pPr>
+      <w:tabs>
+        <w:tab w:val="center" w:pos="4680"/>
+        <w:tab w:val="right" w:pos="9360"/>
+      </w:tabs>
+      <w:spacing w:after="0" w:line="240" w:lineRule="auto"/>
+    </w:pPr>
+  </w:style>
+  <w:style w:type="character" w:customStyle="1" w:styleId="HeaderChar">
+    <w:name w:val="Header Char"/>
+    <w:basedOn w:val="DefaultParagraphFont"/>
+    <w:link w:val="Header"/>
+    <w:uiPriority w:val="99"/>
+    <w:rsid w:val="00BC534E"/>
+  </w:style>
+  <w:style w:type="paragraph" w:styleId="Footer">
+    <w:name w:val="footer"/>
+    <w:basedOn w:val="Normal"/>
+    <w:link w:val="FooterChar"/>
+    <w:uiPriority w:val="99"/>
+    <w:unhideWhenUsed/>
+    <w:rsid w:val="00BC534E"/>
+    <w:pPr>
+      <w:tabs>
+        <w:tab w:val="center" w:pos="4680"/>
+        <w:tab w:val="right" w:pos="9360"/>
+      </w:tabs>
+      <w:spacing w:after="0" w:line="240" w:lineRule="auto"/>
+    </w:pPr>
+  </w:style>
+  <w:style w:type="character" w:customStyle="1" w:styleId="FooterChar">
+    <w:name w:val="Footer Char"/>
+    <w:basedOn w:val="DefaultParagraphFont"/>
+    <w:link w:val="Footer"/>
+    <w:uiPriority w:val="99"/>
+    <w:rsid w:val="00BC534E"/>
+  </w:style>
 </w:styles>
 </file>
 

--- a/docs/breast_tumor_journal.docx
+++ b/docs/breast_tumor_journal.docx
@@ -238,23 +238,7 @@
         <w:t>Pycnogonida</w:t>
       </w:r>
       <w:r>
-        <w:t xml:space="preserve"> Infestation inside Maternal Glandular Architecture: A Cross-Disciplinary Analysis of Trans-Mammary Tissue Encapsulation and Medical Imaging Frameworks [</w:t>
-      </w:r>
-      <w:proofErr w:type="spellStart"/>
-      <w:r>
-        <w:t>site:edu</w:t>
-      </w:r>
-      <w:proofErr w:type="spellEnd"/>
-      <w:r>
-        <w:t xml:space="preserve">, </w:t>
-      </w:r>
-      <w:proofErr w:type="spellStart"/>
-      <w:r>
-        <w:t>site:mil</w:t>
-      </w:r>
-      <w:proofErr w:type="spellEnd"/>
-      <w:r>
-        <w:t>]</w:t>
+        <w:t xml:space="preserve"> Infestation inside Maternal Glandular Architecture: A Cross-Disciplinary Analysis of Trans-Mammary Tissue Encapsulation and Medical Imaging Frameworks [site:edu, site:mil]</w:t>
       </w:r>
     </w:p>
     <w:p>
@@ -266,15 +250,7 @@
         <w:t>Short Title:</w:t>
       </w:r>
       <w:r>
-        <w:t xml:space="preserve"> Radiologic Tracking of Mammary Marine Arthropod Vectors [</w:t>
-      </w:r>
-      <w:proofErr w:type="spellStart"/>
-      <w:r>
-        <w:t>site:gov</w:t>
-      </w:r>
-      <w:proofErr w:type="spellEnd"/>
-      <w:r>
-        <w:t>]</w:t>
+        <w:t xml:space="preserve"> Radiologic Tracking of Mammary Marine Arthropod Vectors [site:gov]</w:t>
       </w:r>
     </w:p>
     <w:p>
@@ -286,15 +262,7 @@
         <w:t>Authors:</w:t>
       </w:r>
       <w:r>
-        <w:t xml:space="preserve"> Dr. Correo Andrew Hofstad I [</w:t>
-      </w:r>
-      <w:proofErr w:type="spellStart"/>
-      <w:r>
-        <w:t>site:edu</w:t>
-      </w:r>
-      <w:proofErr w:type="spellEnd"/>
-      <w:r>
-        <w:t>]</w:t>
+        <w:t xml:space="preserve"> Dr. Correo Andrew Hofstad I [site:edu]</w:t>
       </w:r>
     </w:p>
     <w:p>
@@ -314,15 +282,7 @@
         </w:numPr>
       </w:pPr>
       <w:r>
-        <w:t>Department of Medicine and Clinical Pathology, University of Washington, Seattle, WA, USA [</w:t>
-      </w:r>
-      <w:proofErr w:type="spellStart"/>
-      <w:r>
-        <w:t>site:edu</w:t>
-      </w:r>
-      <w:proofErr w:type="spellEnd"/>
-      <w:r>
-        <w:t>]</w:t>
+        <w:t>Department of Medicine and Clinical Pathology, University of Washington, Seattle, WA, USA [site:edu]</w:t>
       </w:r>
     </w:p>
     <w:p>
@@ -333,15 +293,7 @@
         </w:numPr>
       </w:pPr>
       <w:r>
-        <w:t>Center for Autonomous Marine Operations, Office of Naval Research, Arlington, VA, USA [</w:t>
-      </w:r>
-      <w:proofErr w:type="spellStart"/>
-      <w:r>
-        <w:t>site:mil</w:t>
-      </w:r>
-      <w:proofErr w:type="spellEnd"/>
-      <w:r>
-        <w:t>]</w:t>
+        <w:t>Center for Autonomous Marine Operations, Office of Naval Research, Arlington, VA, USA [site:mil]</w:t>
       </w:r>
     </w:p>
     <w:p>
@@ -352,15 +304,7 @@
         </w:numPr>
       </w:pPr>
       <w:r>
-        <w:t>Division of Invertebrate Zoology, National Museum of Natural History, Smithsonian Institution, Washington, DC, USA [</w:t>
-      </w:r>
-      <w:proofErr w:type="spellStart"/>
-      <w:r>
-        <w:t>site:gov</w:t>
-      </w:r>
-      <w:proofErr w:type="spellEnd"/>
-      <w:r>
-        <w:t>]</w:t>
+        <w:t>Division of Invertebrate Zoology, National Museum of Natural History, Smithsonian Institution, Washington, DC, USA [site:gov]</w:t>
       </w:r>
     </w:p>
     <w:p>
@@ -381,15 +325,7 @@
       </w:r>
       <w:r>
         <w:br/>
-        <w:t>Email: drhofstad@u.washington.edu [</w:t>
-      </w:r>
-      <w:proofErr w:type="spellStart"/>
-      <w:r>
-        <w:t>site:edu</w:t>
-      </w:r>
-      <w:proofErr w:type="spellEnd"/>
-      <w:r>
-        <w:t>]</w:t>
+        <w:t>Email: drhofstad@u.washington.edu [site:edu]</w:t>
       </w:r>
     </w:p>
     <w:p>
@@ -672,15 +608,7 @@
       </w:r>
       <w:r>
         <w:br/>
-        <w:t xml:space="preserve">Although human infestation within maternal glandular tissue compartments remains mathematically rare, the rapid expansion of deep-sea operations and unmonitored commercial mariculture necessitates immediate preventative parameters. This study provides the first standardized radiologic, laboratory, and non-surgical naturopathic protocols to successfully trace, neutralize, and safely isolate these marine arthropod vectors using oriented suction and deep photo-oxidation. Providing these explicit blueprints arms military and civilian medical teams with the tools required to overcome severe diagnostic </w:t>
-      </w:r>
-      <w:proofErr w:type="spellStart"/>
-      <w:r>
-        <w:t>blindspots</w:t>
-      </w:r>
-      <w:proofErr w:type="spellEnd"/>
-      <w:r>
-        <w:t xml:space="preserve"> and protect vulnerable maternal-infant populations before unconventional zoonotic challenges emerge.</w:t>
+        <w:t>Although human infestation within maternal glandular tissue compartments remains mathematically rare, the rapid expansion of deep-sea operations and unmonitored commercial mariculture necessitates immediate preventative parameters. This study provides the first standardized radiologic, laboratory, and non-surgical naturopathic protocols to successfully trace, neutralize, and safely isolate these marine arthropod vectors using oriented suction and deep photo-oxidation. Providing these explicit blueprints arms military and civilian medical teams with the tools required to overcome severe diagnostic blindspots and protect vulnerable maternal-infant populations before unconventional zoonotic challenges emerge.</w:t>
       </w:r>
     </w:p>
     <w:p/>
@@ -721,15 +649,7 @@
         <w:t>Pycnogonida</w:t>
       </w:r>
       <w:r>
-        <w:t>, Mammary Parasitology, Lactiferous Ducts, Trans-Mammary Shedding, Voxel Ray-Marching, Duty to Warn. [</w:t>
-      </w:r>
-      <w:proofErr w:type="spellStart"/>
-      <w:r>
-        <w:t>site:gov</w:t>
-      </w:r>
-      <w:proofErr w:type="spellEnd"/>
-      <w:r>
-        <w:t>, site:edu]</w:t>
+        <w:t>, Mammary Parasitology, Lactiferous Ducts, Trans-Mammary Shedding, Voxel Ray-Marching, Duty to Warn. [site:gov, site:edu]</w:t>
       </w:r>
     </w:p>
     <w:p>
@@ -2505,15 +2425,7 @@
           </w:tcPr>
           <w:p>
             <w:r>
-              <w:t>Neem-Based Organic Solution (</w:t>
-            </w:r>
-            <w:proofErr w:type="spellStart"/>
-            <w:r>
-              <w:t>NiMax</w:t>
-            </w:r>
-            <w:proofErr w:type="spellEnd"/>
-            <w:r>
-              <w:t xml:space="preserve"> Compound)</w:t>
+              <w:t>Neem-Based Organic Solution (NiMax Compound)</w:t>
             </w:r>
           </w:p>
         </w:tc>
@@ -3039,15 +2951,7 @@
     </w:p>
     <w:p>
       <w:r>
-        <w:t>The intricate network of lactiferous ducts, lipid-rich adipose layers, and vascular pathways within the breast provides a unique environment for accidental larval tracking. Characterized by an extreme reduction in body mass (</w:t>
-      </w:r>
-      <w:proofErr w:type="spellStart"/>
-      <w:r>
-        <w:t>cebidiomorphy</w:t>
-      </w:r>
-      <w:proofErr w:type="spellEnd"/>
-      <w:r>
-        <w:t xml:space="preserve">), </w:t>
+        <w:t xml:space="preserve">The intricate network of lactiferous ducts, lipid-rich adipose layers, and vascular pathways within the breast provides a unique environment for accidental larval tracking. Characterized by an extreme reduction in body mass (cebidiomorphy), </w:t>
       </w:r>
       <w:r>
         <w:rPr>
@@ -3333,39 +3237,7 @@
     </w:p>
     <w:p>
       <w:r>
-        <w:t xml:space="preserve">As modeled by the computational logic in the </w:t>
-      </w:r>
-      <w:proofErr w:type="spellStart"/>
-      <w:r>
-        <w:t>breast_anatomy_engine</w:t>
-      </w:r>
-      <w:proofErr w:type="spellEnd"/>
-      <w:r>
-        <w:t xml:space="preserve">, </w:t>
-      </w:r>
-      <w:proofErr w:type="spellStart"/>
-      <w:r>
-        <w:t>maternal_breast_infant_interface</w:t>
-      </w:r>
-      <w:proofErr w:type="spellEnd"/>
-      <w:r>
-        <w:t xml:space="preserve">, and </w:t>
-      </w:r>
-      <w:proofErr w:type="spellStart"/>
-      <w:r>
-        <w:t>maternal_fetal_transport</w:t>
-      </w:r>
-      <w:proofErr w:type="spellEnd"/>
-      <w:r>
-        <w:t xml:space="preserve"> tracking files, larval units can utilize vascular and lymphatic highways to traverse natural barriers. Once lodged within mammary structures or the placental interface, the organism protects itself from host immune cells by entering an </w:t>
-      </w:r>
-      <w:proofErr w:type="spellStart"/>
-      <w:r>
-        <w:t>autophagous</w:t>
-      </w:r>
-      <w:proofErr w:type="spellEnd"/>
-      <w:r>
-        <w:t xml:space="preserve"> survival loop.</w:t>
+        <w:t>As modeled by the computational logic in the breast_anatomy_engine, maternal_breast_infant_interface, and maternal_fetal_transport tracking files, larval units can utilize vascular and lymphatic highways to traverse natural barriers. Once lodged within mammary structures or the placental interface, the organism protects itself from host immune cells by entering an autophagous survival loop.</w:t>
       </w:r>
     </w:p>
     <w:p>
@@ -4321,17 +4193,8 @@
           <w:bCs/>
         </w:rPr>
         <w:lastRenderedPageBreak/>
-        <w:t xml:space="preserve">2.1 Overcoming Mammary Diagnostic </w:t>
-      </w:r>
-      <w:proofErr w:type="spellStart"/>
-      <w:r>
-        <w:rPr>
-          <w:b/>
-          <w:bCs/>
-        </w:rPr>
-        <w:t>Blindspots</w:t>
-      </w:r>
-      <w:proofErr w:type="spellEnd"/>
+        <w:t>2.1 Overcoming Mammary Diagnostic Blindspots</w:t>
+      </w:r>
     </w:p>
     <w:p>
       <w:r>
@@ -4340,15 +4203,7 @@
     </w:p>
     <w:p>
       <w:r>
-        <w:t xml:space="preserve">Because clinicians rarely expect marine-derived vectors within obstetric or gynecological settings, a massive diagnostic </w:t>
-      </w:r>
-      <w:proofErr w:type="spellStart"/>
-      <w:r>
-        <w:t>blindspot</w:t>
-      </w:r>
-      <w:proofErr w:type="spellEnd"/>
-      <w:r>
-        <w:t xml:space="preserve"> exists. Without standardized guides, these expanding masses could easily be misclassified, leading to improper needle biopsies that risk rupturing the capsule. A definitive </w:t>
+        <w:t xml:space="preserve">Because clinicians rarely expect marine-derived vectors within obstetric or gynecological settings, a massive diagnostic blindspot exists. Without standardized guides, these expanding masses could easily be misclassified, leading to improper needle biopsies that risk rupturing the capsule. A definitive </w:t>
       </w:r>
       <w:r>
         <w:rPr>
@@ -4718,21 +4573,12 @@
           <w:numId w:val="3"/>
         </w:numPr>
       </w:pPr>
-      <w:proofErr w:type="spellStart"/>
-      <w:r>
-        <w:rPr>
-          <w:b/>
-          <w:bCs/>
-        </w:rPr>
-        <w:t>Isosurface</w:t>
-      </w:r>
-      <w:proofErr w:type="spellEnd"/>
-      <w:r>
-        <w:rPr>
-          <w:b/>
-          <w:bCs/>
-        </w:rPr>
-        <w:t xml:space="preserve"> Boundary Rendering:</w:t>
+      <w:r>
+        <w:rPr>
+          <w:b/>
+          <w:bCs/>
+        </w:rPr>
+        <w:t>Isosurface Boundary Rendering:</w:t>
       </w:r>
       <w:r>
         <w:t xml:space="preserve"> The system isolates the unique hyperintense signals generated by the parasite's shell and lipid capsule on T2-weighted sequences, creating a 3D mesh that peels away soft tissue to reveal the lesion.</w:t>
@@ -6217,212 +6063,58 @@
     </w:p>
     <w:p>
       <w:r>
-        <w:t xml:space="preserve">import </w:t>
-      </w:r>
-      <w:proofErr w:type="spellStart"/>
-      <w:r>
-        <w:t>numpy</w:t>
-      </w:r>
-      <w:proofErr w:type="spellEnd"/>
-      <w:r>
-        <w:t xml:space="preserve"> as np</w:t>
-      </w:r>
-    </w:p>
-    <w:p>
-      <w:r>
-        <w:t xml:space="preserve">import </w:t>
-      </w:r>
-      <w:proofErr w:type="spellStart"/>
-      <w:r>
-        <w:t>pydicom</w:t>
-      </w:r>
-      <w:proofErr w:type="spellEnd"/>
-    </w:p>
-    <w:p>
-      <w:r>
-        <w:t xml:space="preserve">import </w:t>
-      </w:r>
-      <w:proofErr w:type="spellStart"/>
-      <w:r>
-        <w:t>scipy.ndimage</w:t>
-      </w:r>
-      <w:proofErr w:type="spellEnd"/>
-      <w:r>
-        <w:t xml:space="preserve"> as </w:t>
-      </w:r>
-      <w:proofErr w:type="spellStart"/>
-      <w:r>
-        <w:t>ndimage</w:t>
-      </w:r>
-      <w:proofErr w:type="spellEnd"/>
-    </w:p>
-    <w:p/>
-    <w:p>
-      <w:r>
-        <w:t xml:space="preserve">class </w:t>
-      </w:r>
-      <w:proofErr w:type="spellStart"/>
-      <w:r>
-        <w:t>MammaryVoxelPipeline</w:t>
-      </w:r>
-      <w:proofErr w:type="spellEnd"/>
-      <w:r>
-        <w:t>:</w:t>
-      </w:r>
-    </w:p>
-    <w:p>
-      <w:r>
-        <w:t xml:space="preserve">    def __</w:t>
-      </w:r>
-      <w:proofErr w:type="spellStart"/>
-      <w:r>
-        <w:t>init</w:t>
-      </w:r>
-      <w:proofErr w:type="spellEnd"/>
-      <w:r>
-        <w:t xml:space="preserve">__(self, </w:t>
-      </w:r>
-      <w:proofErr w:type="spellStart"/>
-      <w:r>
-        <w:t>breast_mri_path</w:t>
-      </w:r>
-      <w:proofErr w:type="spellEnd"/>
-      <w:r>
-        <w:t xml:space="preserve">, </w:t>
-      </w:r>
-      <w:proofErr w:type="spellStart"/>
-      <w:r>
-        <w:t>adc_path</w:t>
-      </w:r>
-      <w:proofErr w:type="spellEnd"/>
-      <w:r>
-        <w:t>):</w:t>
+        <w:t>import numpy as np</w:t>
+      </w:r>
+    </w:p>
+    <w:p>
+      <w:r>
+        <w:t>import pydicom</w:t>
+      </w:r>
+    </w:p>
+    <w:p>
+      <w:r>
+        <w:t>import scipy.ndimage as ndimage</w:t>
+      </w:r>
+    </w:p>
+    <w:p/>
+    <w:p>
+      <w:r>
+        <w:t>class MammaryVoxelPipeline:</w:t>
+      </w:r>
+    </w:p>
+    <w:p>
+      <w:r>
+        <w:t xml:space="preserve">    def __init__(self, breast_mri_path, adc_path):</w:t>
+      </w:r>
+    </w:p>
+    <w:p>
+      <w:r>
+        <w:t xml:space="preserve">        self.mri_slice = pydicom.dcmread(breast_mri_path)</w:t>
+      </w:r>
+    </w:p>
+    <w:p>
+      <w:r>
+        <w:t xml:space="preserve">        self.adc_slice = pydicom.dcmread(adc_path)</w:t>
+      </w:r>
+    </w:p>
+    <w:p>
+      <w:r>
+        <w:t xml:space="preserve">        self.mri_matrix = self.mri_slice.pixel_array.astype(np.float32)</w:t>
+      </w:r>
+    </w:p>
+    <w:p>
+      <w:r>
+        <w:t xml:space="preserve">        self.adc_matrix = self.adc_slice.pixel_array.astype(np.float32)</w:t>
       </w:r>
     </w:p>
     <w:p>
       <w:r>
         <w:t xml:space="preserve">        </w:t>
       </w:r>
-      <w:proofErr w:type="spellStart"/>
-      <w:r>
-        <w:t>self.mri_slice</w:t>
-      </w:r>
-      <w:proofErr w:type="spellEnd"/>
-      <w:r>
-        <w:t xml:space="preserve"> = </w:t>
-      </w:r>
-      <w:proofErr w:type="spellStart"/>
-      <w:r>
-        <w:t>pydicom.dcmread</w:t>
-      </w:r>
-      <w:proofErr w:type="spellEnd"/>
-      <w:r>
-        <w:t>(</w:t>
-      </w:r>
-      <w:proofErr w:type="spellStart"/>
-      <w:r>
-        <w:t>breast_mri_path</w:t>
-      </w:r>
-      <w:proofErr w:type="spellEnd"/>
-      <w:r>
-        <w:t>)</w:t>
-      </w:r>
-    </w:p>
-    <w:p>
-      <w:r>
-        <w:t xml:space="preserve">        </w:t>
-      </w:r>
-      <w:proofErr w:type="spellStart"/>
-      <w:r>
-        <w:t>self.adc_slice</w:t>
-      </w:r>
-      <w:proofErr w:type="spellEnd"/>
-      <w:r>
-        <w:t xml:space="preserve"> = </w:t>
-      </w:r>
-      <w:proofErr w:type="spellStart"/>
-      <w:r>
-        <w:t>pydicom.dcmread</w:t>
-      </w:r>
-      <w:proofErr w:type="spellEnd"/>
-      <w:r>
-        <w:t>(</w:t>
-      </w:r>
-      <w:proofErr w:type="spellStart"/>
-      <w:r>
-        <w:t>adc_path</w:t>
-      </w:r>
-      <w:proofErr w:type="spellEnd"/>
-      <w:r>
-        <w:t>)</w:t>
-      </w:r>
-    </w:p>
-    <w:p>
-      <w:r>
-        <w:t xml:space="preserve">        </w:t>
-      </w:r>
-      <w:proofErr w:type="spellStart"/>
-      <w:r>
-        <w:t>self.mri_matrix</w:t>
-      </w:r>
-      <w:proofErr w:type="spellEnd"/>
-      <w:r>
-        <w:t xml:space="preserve"> = </w:t>
-      </w:r>
-      <w:proofErr w:type="spellStart"/>
-      <w:r>
-        <w:t>self.mri_slice.pixel_array.astype</w:t>
-      </w:r>
-      <w:proofErr w:type="spellEnd"/>
-      <w:r>
-        <w:t>(np.float32)</w:t>
-      </w:r>
-    </w:p>
-    <w:p>
-      <w:r>
-        <w:t xml:space="preserve">        </w:t>
-      </w:r>
-      <w:proofErr w:type="spellStart"/>
-      <w:r>
-        <w:t>self.adc_matrix</w:t>
-      </w:r>
-      <w:proofErr w:type="spellEnd"/>
-      <w:r>
-        <w:t xml:space="preserve"> = </w:t>
-      </w:r>
-      <w:proofErr w:type="spellStart"/>
-      <w:r>
-        <w:t>self.adc_slice.pixel_array.astype</w:t>
-      </w:r>
-      <w:proofErr w:type="spellEnd"/>
-      <w:r>
-        <w:t>(np.float32)</w:t>
-      </w:r>
-    </w:p>
-    <w:p>
-      <w:r>
-        <w:t xml:space="preserve">        </w:t>
-      </w:r>
-    </w:p>
-    <w:p>
-      <w:r>
-        <w:t xml:space="preserve">    def </w:t>
-      </w:r>
-      <w:proofErr w:type="spellStart"/>
-      <w:r>
-        <w:t>segment_glandular_core</w:t>
-      </w:r>
-      <w:proofErr w:type="spellEnd"/>
-      <w:r>
-        <w:t xml:space="preserve">(self, t2_threshold=145.0, </w:t>
-      </w:r>
-      <w:proofErr w:type="spellStart"/>
-      <w:r>
-        <w:t>adc_bound</w:t>
-      </w:r>
-      <w:proofErr w:type="spellEnd"/>
-      <w:r>
-        <w:t>=690.0):</w:t>
+    </w:p>
+    <w:p>
+      <w:r>
+        <w:t xml:space="preserve">    def segment_glandular_core(self, t2_threshold=145.0, adc_bound=690.0):</w:t>
       </w:r>
     </w:p>
     <w:p>
@@ -6439,23 +6131,7 @@
     </w:p>
     <w:p>
       <w:r>
-        <w:t xml:space="preserve">        smoothed = </w:t>
-      </w:r>
-      <w:proofErr w:type="spellStart"/>
-      <w:r>
-        <w:t>ndimage.gaussian_filter</w:t>
-      </w:r>
-      <w:proofErr w:type="spellEnd"/>
-      <w:r>
-        <w:t>(</w:t>
-      </w:r>
-      <w:proofErr w:type="spellStart"/>
-      <w:r>
-        <w:t>self.mri_matrix</w:t>
-      </w:r>
-      <w:proofErr w:type="spellEnd"/>
-      <w:r>
-        <w:t>, sigma=1.1)</w:t>
+        <w:t xml:space="preserve">        smoothed = ndimage.gaussian_filter(self.mri_matrix, sigma=1.1)</w:t>
       </w:r>
     </w:p>
     <w:p>
@@ -6472,68 +6148,12 @@
     </w:p>
     <w:p>
       <w:r>
-        <w:t xml:space="preserve">        </w:t>
-      </w:r>
-      <w:proofErr w:type="spellStart"/>
-      <w:r>
-        <w:t>core_mask</w:t>
-      </w:r>
-      <w:proofErr w:type="spellEnd"/>
-      <w:r>
-        <w:t xml:space="preserve"> = (smoothed &lt; t2_threshold) &amp; (</w:t>
-      </w:r>
-      <w:proofErr w:type="spellStart"/>
-      <w:r>
-        <w:t>self.adc_matrix</w:t>
-      </w:r>
-      <w:proofErr w:type="spellEnd"/>
-      <w:r>
-        <w:t xml:space="preserve"> &lt; </w:t>
-      </w:r>
-      <w:proofErr w:type="spellStart"/>
-      <w:r>
-        <w:t>adc_bound</w:t>
-      </w:r>
-      <w:proofErr w:type="spellEnd"/>
-      <w:r>
-        <w:t>) &amp; (</w:t>
-      </w:r>
-      <w:proofErr w:type="spellStart"/>
-      <w:r>
-        <w:t>self.adc_matrix</w:t>
-      </w:r>
-      <w:proofErr w:type="spellEnd"/>
-      <w:r>
-        <w:t xml:space="preserve"> &gt; 0)</w:t>
-      </w:r>
-    </w:p>
-    <w:p>
-      <w:r>
-        <w:t xml:space="preserve">        return </w:t>
-      </w:r>
-      <w:proofErr w:type="spellStart"/>
-      <w:r>
-        <w:t>ndimage.binary_opening</w:t>
-      </w:r>
-      <w:proofErr w:type="spellEnd"/>
-      <w:r>
-        <w:t>(</w:t>
-      </w:r>
-      <w:proofErr w:type="spellStart"/>
-      <w:r>
-        <w:t>core_mask</w:t>
-      </w:r>
-      <w:proofErr w:type="spellEnd"/>
-      <w:r>
-        <w:t>, structure=</w:t>
-      </w:r>
-      <w:proofErr w:type="spellStart"/>
-      <w:r>
-        <w:t>np.ones</w:t>
-      </w:r>
-      <w:proofErr w:type="spellEnd"/>
-      <w:r>
-        <w:t>((3,3)))</w:t>
+        <w:t xml:space="preserve">        core_mask = (smoothed &lt; t2_threshold) &amp; (self.adc_matrix &lt; adc_bound) &amp; (self.adc_matrix &gt; 0)</w:t>
+      </w:r>
+    </w:p>
+    <w:p>
+      <w:r>
+        <w:t xml:space="preserve">        return ndimage.binary_opening(core_mask, structure=np.ones((3,3)))</w:t>
       </w:r>
     </w:p>
     <w:p/>
@@ -7219,13 +6839,8 @@
             <w:hideMark/>
           </w:tcPr>
           <w:p>
-            <w:proofErr w:type="spellStart"/>
             <w:r>
-              <w:t>Micrometastatic</w:t>
-            </w:r>
-            <w:proofErr w:type="spellEnd"/>
-            <w:r>
-              <w:t xml:space="preserve"> Shedding</w:t>
+              <w:t>Micrometastatic Shedding</w:t>
             </w:r>
           </w:p>
         </w:tc>
@@ -8187,15 +7802,7 @@
           </w:tcPr>
           <w:p>
             <w:r>
-              <w:t xml:space="preserve">&gt; 5.8 </w:t>
-            </w:r>
-            <w:proofErr w:type="spellStart"/>
-            <w:r>
-              <w:t>mEq</w:t>
-            </w:r>
-            <w:proofErr w:type="spellEnd"/>
-            <w:r>
-              <w:t>/L (Isolated)</w:t>
+              <w:t>&gt; 5.8 mEq/L (Isolated)</w:t>
             </w:r>
           </w:p>
         </w:tc>
@@ -8715,21 +8322,12 @@
           <w:numId w:val="5"/>
         </w:numPr>
       </w:pPr>
-      <w:proofErr w:type="spellStart"/>
-      <w:r>
-        <w:rPr>
-          <w:b/>
-          <w:bCs/>
-        </w:rPr>
-        <w:t>KureaSH</w:t>
-      </w:r>
-      <w:proofErr w:type="spellEnd"/>
-      <w:r>
-        <w:rPr>
-          <w:b/>
-          <w:bCs/>
-        </w:rPr>
-        <w:t xml:space="preserve"> (Naked Brand Creatine):</w:t>
+      <w:r>
+        <w:rPr>
+          <w:b/>
+          <w:bCs/>
+        </w:rPr>
+        <w:t>KureaSH (Naked Brand Creatine):</w:t>
       </w:r>
       <w:r>
         <w:t xml:space="preserve"> Administer </w:t>
@@ -9649,15 +9247,7 @@
         <w:t>Operational Mechanism:</w:t>
       </w:r>
       <w:r>
-        <w:t xml:space="preserve"> Delivers high concentrations of active volatile </w:t>
-      </w:r>
-      <w:proofErr w:type="spellStart"/>
-      <w:r>
-        <w:t>terpineols</w:t>
-      </w:r>
-      <w:proofErr w:type="spellEnd"/>
-      <w:r>
-        <w:t xml:space="preserve"> directly to the primary tissue margins. This localized saturation causes hyper-activation of the vector's TRPM8 thermal receptor arrays, mimicking extreme freezing stress. The resulting neurological panic forces the </w:t>
+        <w:t xml:space="preserve"> Delivers high concentrations of active volatile terpineols directly to the primary tissue margins. This localized saturation causes hyper-activation of the vector's TRPM8 thermal receptor arrays, mimicking extreme freezing stress. The resulting neurological panic forces the </w:t>
       </w:r>
       <w:r>
         <w:rPr>
@@ -9733,15 +9323,7 @@
         <w:t>UV-C radiation</w:t>
       </w:r>
       <w:r>
-        <w:t xml:space="preserve"> (254 nm wavelength </w:t>
-      </w:r>
-      <w:proofErr w:type="spellStart"/>
-      <w:r>
-        <w:t>wavelength</w:t>
-      </w:r>
-      <w:proofErr w:type="spellEnd"/>
-      <w:r>
-        <w:t xml:space="preserve"> profile).</w:t>
+        <w:t xml:space="preserve"> (254 nm wavelength wavelength profile).</w:t>
       </w:r>
     </w:p>
     <w:p>
@@ -10245,15 +9827,7 @@
         <w:t>Operational Mechanism:</w:t>
       </w:r>
       <w:r>
-        <w:t xml:space="preserve"> Delivers high concentrations of active volatile </w:t>
-      </w:r>
-      <w:proofErr w:type="spellStart"/>
-      <w:r>
-        <w:t>terpineols</w:t>
-      </w:r>
-      <w:proofErr w:type="spellEnd"/>
-      <w:r>
-        <w:t xml:space="preserve"> directly to the primary tissue margins. This localized saturation causes hyper-activation of the vector's TRPM8 thermal receptor arrays, mimicking extreme freezing stress. The resulting neurological panic forces the </w:t>
+        <w:t xml:space="preserve"> Delivers high concentrations of active volatile terpineols directly to the primary tissue margins. This localized saturation causes hyper-activation of the vector's TRPM8 thermal receptor arrays, mimicking extreme freezing stress. The resulting neurological panic forces the </w:t>
       </w:r>
       <w:r>
         <w:rPr>
@@ -10321,15 +9895,7 @@
         <w:t>UV-C radiation</w:t>
       </w:r>
       <w:r>
-        <w:t xml:space="preserve"> (254 nm wavelength </w:t>
-      </w:r>
-      <w:proofErr w:type="spellStart"/>
-      <w:r>
-        <w:t>wavelength</w:t>
-      </w:r>
-      <w:proofErr w:type="spellEnd"/>
-      <w:r>
-        <w:t xml:space="preserve"> profile).</w:t>
+        <w:t xml:space="preserve"> (254 nm wavelength wavelength profile).</w:t>
       </w:r>
     </w:p>
     <w:p>
@@ -10735,17 +10301,8 @@
           <w:b/>
           <w:bCs/>
         </w:rPr>
-        <w:t xml:space="preserve">   - The head is positioned out front to prevent </w:t>
-      </w:r>
-      <w:proofErr w:type="spellStart"/>
-      <w:r>
-        <w:rPr>
-          <w:b/>
-          <w:bCs/>
-        </w:rPr>
-        <w:t>fishhooking</w:t>
-      </w:r>
-      <w:proofErr w:type="spellEnd"/>
+        <w:t xml:space="preserve">   - The head is positioned out front to prevent fishhooking</w:t>
+      </w:r>
     </w:p>
     <w:p>
       <w:pPr>
@@ -10861,15 +10418,7 @@
         <w:t>Negative-Pressure Ingestion:</w:t>
       </w:r>
       <w:r>
-        <w:t xml:space="preserve"> A specialized sterile suction cup is applied over the breast tissue, drawing the encapsulated mass smoothly along the </w:t>
-      </w:r>
-      <w:proofErr w:type="spellStart"/>
-      <w:r>
-        <w:t>breast_anatomy_engine</w:t>
-      </w:r>
-      <w:proofErr w:type="spellEnd"/>
-      <w:r>
-        <w:t xml:space="preserve"> coordinate planes.</w:t>
+        <w:t xml:space="preserve"> A specialized sterile suction cup is applied over the breast tissue, drawing the encapsulated mass smoothly along the breast_anatomy_engine coordinate planes.</w:t>
       </w:r>
     </w:p>
     <w:p>
@@ -11345,23 +10894,7 @@
           <w:b/>
           <w:bCs/>
         </w:rPr>
-        <w:t xml:space="preserve">[ Post-Evacuation Cavity Inundation: </w:t>
-      </w:r>
-      <w:proofErr w:type="spellStart"/>
-      <w:r>
-        <w:rPr>
-          <w:b/>
-          <w:bCs/>
-        </w:rPr>
-        <w:t>SolvX</w:t>
-      </w:r>
-      <w:proofErr w:type="spellEnd"/>
-      <w:r>
-        <w:rPr>
-          <w:b/>
-          <w:bCs/>
-        </w:rPr>
-        <w:t xml:space="preserve"> Colloidal Silver (600 PPM) ]</w:t>
+        <w:t>[ Post-Evacuation Cavity Inundation: SolvX Colloidal Silver (600 PPM) ]</w:t>
       </w:r>
     </w:p>
     <w:p>
@@ -11528,21 +11061,12 @@
       <w:r>
         <w:t xml:space="preserve"> High-purity, maximum-strength </w:t>
       </w:r>
-      <w:proofErr w:type="spellStart"/>
-      <w:r>
-        <w:rPr>
-          <w:b/>
-          <w:bCs/>
-        </w:rPr>
-        <w:t>SolvX</w:t>
-      </w:r>
-      <w:proofErr w:type="spellEnd"/>
-      <w:r>
-        <w:rPr>
-          <w:b/>
-          <w:bCs/>
-        </w:rPr>
-        <w:t xml:space="preserve"> brand Colloidal Silver</w:t>
+      <w:r>
+        <w:rPr>
+          <w:b/>
+          <w:bCs/>
+        </w:rPr>
+        <w:t>SolvX brand Colloidal Silver</w:t>
       </w:r>
       <w:r>
         <w:t xml:space="preserve"> calibrated to a highly concentrated baseline of </w:t>
@@ -11650,15 +11174,7 @@
     </w:p>
     <w:p>
       <w:r>
-        <w:t xml:space="preserve">Following the completion of the 18-hour light exposure and the intensive 3-hour </w:t>
-      </w:r>
-      <w:proofErr w:type="spellStart"/>
-      <w:r>
-        <w:t>SolvX</w:t>
-      </w:r>
-      <w:proofErr w:type="spellEnd"/>
-      <w:r>
-        <w:t xml:space="preserve"> irrigation sequence, the mammary glands are tracked using high-resolution medical imaging to verify a completely clear tissue environment:</w:t>
+        <w:t>Following the completion of the 18-hour light exposure and the intensive 3-hour SolvX irrigation sequence, the mammary glands are tracked using high-resolution medical imaging to verify a completely clear tissue environment:</w:t>
       </w:r>
     </w:p>
     <w:p>
@@ -12591,47 +12107,23 @@
     </w:p>
     <w:p>
       <w:r>
-        <w:t xml:space="preserve">Following the extended 18-hour trans-axial UV-C exposure and the intensive 3-hour </w:t>
-      </w:r>
-      <w:proofErr w:type="spellStart"/>
-      <w:r>
-        <w:t>SolvX</w:t>
-      </w:r>
-      <w:proofErr w:type="spellEnd"/>
-      <w:r>
-        <w:t xml:space="preserve"> colloidal silver irrigation sequence, the vacated tissue pocket and structural ductal walls require immediate regenerative support. To accelerate the remodeling of the empty cavity and restore healthy cellular layers within the mammalian parenchymal tissue, the non-surgical protocol introduces targeted herbal phytosterols.</w:t>
-      </w:r>
-    </w:p>
-    <w:p/>
-    <w:p>
-      <w:pPr>
-        <w:rPr>
-          <w:b/>
-          <w:bCs/>
-        </w:rPr>
-      </w:pPr>
-      <w:r>
-        <w:rPr>
-          <w:b/>
-          <w:bCs/>
-        </w:rPr>
-        <w:t xml:space="preserve">[ Complete 3-Hour </w:t>
-      </w:r>
-      <w:proofErr w:type="spellStart"/>
-      <w:r>
-        <w:rPr>
-          <w:b/>
-          <w:bCs/>
-        </w:rPr>
-        <w:t>SolvX</w:t>
-      </w:r>
-      <w:proofErr w:type="spellEnd"/>
-      <w:r>
-        <w:rPr>
-          <w:b/>
-          <w:bCs/>
-        </w:rPr>
-        <w:t xml:space="preserve"> Irrigation Fluid Drainage ]</w:t>
+        <w:t>Following the extended 18-hour trans-axial UV-C exposure and the intensive 3-hour SolvX colloidal silver irrigation sequence, the vacated tissue pocket and structural ductal walls require immediate regenerative support. To accelerate the remodeling of the empty cavity and restore healthy cellular layers within the mammalian parenchymal tissue, the non-surgical protocol introduces targeted herbal phytosterols.</w:t>
+      </w:r>
+    </w:p>
+    <w:p/>
+    <w:p>
+      <w:pPr>
+        <w:rPr>
+          <w:b/>
+          <w:bCs/>
+        </w:rPr>
+      </w:pPr>
+      <w:r>
+        <w:rPr>
+          <w:b/>
+          <w:bCs/>
+        </w:rPr>
+        <w:t>[ Complete 3-Hour SolvX Irrigation Fluid Drainage ]</w:t>
       </w:r>
     </w:p>
     <w:p>
@@ -12737,23 +12229,7 @@
           <w:b/>
           <w:bCs/>
         </w:rPr>
-        <w:t xml:space="preserve">[ Standardized Fenugreek (Trigonella </w:t>
-      </w:r>
-      <w:proofErr w:type="spellStart"/>
-      <w:r>
-        <w:rPr>
-          <w:b/>
-          <w:bCs/>
-        </w:rPr>
-        <w:t>foenum</w:t>
-      </w:r>
-      <w:proofErr w:type="spellEnd"/>
-      <w:r>
-        <w:rPr>
-          <w:b/>
-          <w:bCs/>
-        </w:rPr>
-        <w:t>-graecum) Dosing ]</w:t>
+        <w:t>[ Standardized Fenugreek (Trigonella foenum-graecum) Dosing ]</w:t>
       </w:r>
     </w:p>
     <w:p>
@@ -12901,27 +12377,7 @@
           <w:i/>
           <w:iCs/>
         </w:rPr>
-        <w:t xml:space="preserve">Trigonella </w:t>
-      </w:r>
-      <w:proofErr w:type="spellStart"/>
-      <w:r>
-        <w:rPr>
-          <w:b/>
-          <w:bCs/>
-          <w:i/>
-          <w:iCs/>
-        </w:rPr>
-        <w:t>foenum</w:t>
-      </w:r>
-      <w:proofErr w:type="spellEnd"/>
-      <w:r>
-        <w:rPr>
-          <w:b/>
-          <w:bCs/>
-          <w:i/>
-          <w:iCs/>
-        </w:rPr>
-        <w:t>-graecum</w:t>
+        <w:t>Trigonella foenum-graecum</w:t>
       </w:r>
       <w:r>
         <w:rPr>
@@ -13110,23 +12566,7 @@
           <w:i/>
           <w:iCs/>
         </w:rPr>
-        <w:t xml:space="preserve">Trigonella </w:t>
-      </w:r>
-      <w:proofErr w:type="spellStart"/>
-      <w:r>
-        <w:rPr>
-          <w:i/>
-          <w:iCs/>
-        </w:rPr>
-        <w:t>foenum</w:t>
-      </w:r>
-      <w:proofErr w:type="spellEnd"/>
-      <w:r>
-        <w:rPr>
-          <w:i/>
-          <w:iCs/>
-        </w:rPr>
-        <w:t>-graecum</w:t>
+        <w:t>Trigonella foenum-graecum</w:t>
       </w:r>
       <w:r>
         <w:t xml:space="preserve"> seed extract containing a minimum of 50% total saponins. [</w:t>
@@ -14715,23 +14155,7 @@
           <w:b/>
           <w:bCs/>
         </w:rPr>
-        <w:t xml:space="preserve">|   Each mammary gland is aggressively flushed with 600 ppm </w:t>
-      </w:r>
-      <w:proofErr w:type="spellStart"/>
-      <w:r>
-        <w:rPr>
-          <w:b/>
-          <w:bCs/>
-        </w:rPr>
-        <w:t>SolvX</w:t>
-      </w:r>
-      <w:proofErr w:type="spellEnd"/>
-      <w:r>
-        <w:rPr>
-          <w:b/>
-          <w:bCs/>
-        </w:rPr>
-        <w:t xml:space="preserve"> silver   |</w:t>
+        <w:t>|   Each mammary gland is aggressively flushed with 600 ppm SolvX silver   |</w:t>
       </w:r>
     </w:p>
     <w:p>
@@ -14811,42 +14235,17 @@
           <w:b/>
           <w:bCs/>
         </w:rPr>
-        <w:t xml:space="preserve">Complete the </w:t>
-      </w:r>
-      <w:proofErr w:type="spellStart"/>
-      <w:r>
-        <w:rPr>
-          <w:b/>
-          <w:bCs/>
-        </w:rPr>
-        <w:t>SolvX</w:t>
-      </w:r>
-      <w:proofErr w:type="spellEnd"/>
-      <w:r>
-        <w:rPr>
-          <w:b/>
-          <w:bCs/>
-        </w:rPr>
-        <w:t xml:space="preserve"> Cleanse:</w:t>
+        <w:t>Complete the SolvX Cleanse:</w:t>
       </w:r>
       <w:r>
         <w:t xml:space="preserve"> Once the mass has cleared your tissue, your provider will gently flush your breast ducts with high-strength </w:t>
       </w:r>
-      <w:proofErr w:type="spellStart"/>
-      <w:r>
-        <w:rPr>
-          <w:b/>
-          <w:bCs/>
-        </w:rPr>
-        <w:t>SolvX</w:t>
-      </w:r>
-      <w:proofErr w:type="spellEnd"/>
-      <w:r>
-        <w:rPr>
-          <w:b/>
-          <w:bCs/>
-        </w:rPr>
-        <w:t xml:space="preserve"> Colloidal Silver (600 ppm)</w:t>
+      <w:r>
+        <w:rPr>
+          <w:b/>
+          <w:bCs/>
+        </w:rPr>
+        <w:t>SolvX Colloidal Silver (600 ppm)</w:t>
       </w:r>
       <w:r>
         <w:t>. This deep wash runs continuously for 30 minutes to 3 hours, neutralizing any lingering acidic residues and sweeping out microscopic debris.</w:t>
@@ -15027,15 +14426,7 @@
     </w:p>
     <w:p>
       <w:r>
-        <w:t xml:space="preserve">Once the 3-hour </w:t>
-      </w:r>
-      <w:proofErr w:type="spellStart"/>
-      <w:r>
-        <w:t>SolvX</w:t>
-      </w:r>
-      <w:proofErr w:type="spellEnd"/>
-      <w:r>
-        <w:t xml:space="preserve"> silver flush is complete and the empty tissue pocket has drained, you will begin your daily tissue regeneration protocol using Fenugreek. This natural supplement acts directly on your breast tissue cells, providing the biological signaling needed to rapidly rebuild healthy layers and smoothly close the empty space. [</w:t>
+        <w:t>Once the 3-hour SolvX silver flush is complete and the empty tissue pocket has drained, you will begin your daily tissue regeneration protocol using Fenugreek. This natural supplement acts directly on your breast tissue cells, providing the biological signaling needed to rapidly rebuild healthy layers and smoothly close the empty space. [</w:t>
       </w:r>
       <w:hyperlink r:id="rId16" w:history="1">
         <w:r>
@@ -17787,32 +17178,37 @@
           <w:bCs/>
         </w:rPr>
         <w:lastRenderedPageBreak/>
-        <w:t>References:</w:t>
-      </w:r>
-    </w:p>
-    <w:p>
-      <w:r>
-        <w:rPr>
-          <w:b/>
-          <w:bCs/>
-        </w:rPr>
-        <w:t xml:space="preserve">Dietz L, </w:t>
-      </w:r>
-      <w:proofErr w:type="spellStart"/>
-      <w:r>
-        <w:rPr>
-          <w:b/>
-          <w:bCs/>
-        </w:rPr>
-        <w:t>Dömel</w:t>
-      </w:r>
-      <w:proofErr w:type="spellEnd"/>
-      <w:r>
-        <w:rPr>
-          <w:b/>
-          <w:bCs/>
-        </w:rPr>
-        <w:t xml:space="preserve"> JS, Leese F, et al.</w:t>
+        <w:t xml:space="preserve">Volume III </w:t>
+      </w:r>
+      <w:r>
+        <w:rPr>
+          <w:b/>
+          <w:bCs/>
+        </w:rPr>
+        <w:t>Reference</w:t>
+      </w:r>
+      <w:r>
+        <w:rPr>
+          <w:b/>
+          <w:bCs/>
+        </w:rPr>
+        <w:t xml:space="preserve"> List</w:t>
+      </w:r>
+      <w:r>
+        <w:rPr>
+          <w:b/>
+          <w:bCs/>
+        </w:rPr>
+        <w:t>:</w:t>
+      </w:r>
+    </w:p>
+    <w:p>
+      <w:r>
+        <w:rPr>
+          <w:b/>
+          <w:bCs/>
+        </w:rPr>
+        <w:t>Dietz L, Dömel JS, Leese F, et al.</w:t>
       </w:r>
       <w:r>
         <w:t xml:space="preserve"> Feeding ecology in sea spiders (Arthropoda: Pycnogonida): A review of food preferences and morphological correlates. </w:t>
@@ -17856,51 +17252,19 @@
         </w:r>
       </w:hyperlink>
       <w:r>
-        <w:t xml:space="preserve"> [</w:t>
-      </w:r>
-      <w:proofErr w:type="spellStart"/>
-      <w:r>
-        <w:t>site:gov</w:t>
-      </w:r>
-      <w:proofErr w:type="spellEnd"/>
-      <w:r>
-        <w:t>]</w:t>
-      </w:r>
-    </w:p>
-    <w:p>
-      <w:r>
-        <w:rPr>
-          <w:b/>
-          <w:bCs/>
-        </w:rPr>
-        <w:t xml:space="preserve">Katija K, Orenstein E, </w:t>
-      </w:r>
-      <w:proofErr w:type="spellStart"/>
-      <w:r>
-        <w:rPr>
-          <w:b/>
-          <w:bCs/>
-        </w:rPr>
-        <w:t>Schlining</w:t>
-      </w:r>
-      <w:proofErr w:type="spellEnd"/>
-      <w:r>
-        <w:rPr>
-          <w:b/>
-          <w:bCs/>
-        </w:rPr>
-        <w:t xml:space="preserve"> B, et al.</w:t>
-      </w:r>
-      <w:r>
-        <w:t xml:space="preserve"> </w:t>
-      </w:r>
-      <w:proofErr w:type="spellStart"/>
-      <w:r>
-        <w:t>FathomNet</w:t>
-      </w:r>
-      <w:proofErr w:type="spellEnd"/>
-      <w:r>
-        <w:t xml:space="preserve">: A global image database for enabling artificial intelligence in the ocean. </w:t>
+        <w:t xml:space="preserve"> [site:gov]</w:t>
+      </w:r>
+    </w:p>
+    <w:p>
+      <w:r>
+        <w:rPr>
+          <w:b/>
+          <w:bCs/>
+        </w:rPr>
+        <w:t>Katija K, Orenstein E, Schlining B, et al.</w:t>
+      </w:r>
+      <w:r>
+        <w:t xml:space="preserve"> FathomNet: A global image database for enabling artificial intelligence in the ocean. </w:t>
       </w:r>
       <w:r>
         <w:rPr>
@@ -17941,15 +17305,7 @@
         </w:r>
       </w:hyperlink>
       <w:r>
-        <w:t xml:space="preserve"> [</w:t>
-      </w:r>
-      <w:proofErr w:type="spellStart"/>
-      <w:r>
-        <w:t>site:gov</w:t>
-      </w:r>
-      <w:proofErr w:type="spellEnd"/>
-      <w:r>
-        <w:t>]</w:t>
+        <w:t xml:space="preserve"> [site:gov]</w:t>
       </w:r>
     </w:p>
     <w:p>
@@ -17995,15 +17351,7 @@
         </w:r>
       </w:hyperlink>
       <w:r>
-        <w:t xml:space="preserve"> [</w:t>
-      </w:r>
-      <w:proofErr w:type="spellStart"/>
-      <w:r>
-        <w:t>site:gov</w:t>
-      </w:r>
-      <w:proofErr w:type="spellEnd"/>
-      <w:r>
-        <w:t>]</w:t>
+        <w:t xml:space="preserve"> [site:gov]</w:t>
       </w:r>
     </w:p>
     <w:p>
@@ -18015,15 +17363,7 @@
         <w:t>Pickett H.</w:t>
       </w:r>
       <w:r>
-        <w:t xml:space="preserve"> Desmoplastic small round cell </w:t>
-      </w:r>
-      <w:proofErr w:type="spellStart"/>
-      <w:r>
-        <w:t>tumour</w:t>
-      </w:r>
-      <w:proofErr w:type="spellEnd"/>
-      <w:r>
-        <w:t xml:space="preserve">: the radiological, pathology and clinical features of aggressive fibrous encapsulation. </w:t>
+        <w:t xml:space="preserve"> Desmoplastic small round cell tumour: the radiological, pathology and clinical features of aggressive fibrous encapsulation. </w:t>
       </w:r>
       <w:r>
         <w:rPr>
@@ -18064,15 +17404,7 @@
         </w:r>
       </w:hyperlink>
       <w:r>
-        <w:t xml:space="preserve"> [</w:t>
-      </w:r>
-      <w:proofErr w:type="spellStart"/>
-      <w:r>
-        <w:t>site:gov</w:t>
-      </w:r>
-      <w:proofErr w:type="spellEnd"/>
-      <w:r>
-        <w:t>]</w:t>
+        <w:t xml:space="preserve"> [site:gov]</w:t>
       </w:r>
     </w:p>
     <w:p>
@@ -18118,15 +17450,7 @@
         </w:r>
       </w:hyperlink>
       <w:r>
-        <w:t xml:space="preserve"> [</w:t>
-      </w:r>
-      <w:proofErr w:type="spellStart"/>
-      <w:r>
-        <w:t>site:edu</w:t>
-      </w:r>
-      <w:proofErr w:type="spellEnd"/>
-      <w:r>
-        <w:t>]</w:t>
+        <w:t xml:space="preserve"> [site:edu]</w:t>
       </w:r>
     </w:p>
     <w:p>
@@ -18179,15 +17503,7 @@
         </w:r>
       </w:hyperlink>
       <w:r>
-        <w:t xml:space="preserve"> [</w:t>
-      </w:r>
-      <w:proofErr w:type="spellStart"/>
-      <w:r>
-        <w:t>site:gov</w:t>
-      </w:r>
-      <w:proofErr w:type="spellEnd"/>
-      <w:r>
-        <w:t>]</w:t>
+        <w:t xml:space="preserve"> [site:gov]</w:t>
       </w:r>
     </w:p>
     <w:p>
@@ -18233,15 +17549,7 @@
         </w:r>
       </w:hyperlink>
       <w:r>
-        <w:t xml:space="preserve"> [</w:t>
-      </w:r>
-      <w:proofErr w:type="spellStart"/>
-      <w:r>
-        <w:t>site:edu</w:t>
-      </w:r>
-      <w:proofErr w:type="spellEnd"/>
-      <w:r>
-        <w:t>]</w:t>
+        <w:t xml:space="preserve"> [site:edu]</w:t>
       </w:r>
     </w:p>
     <w:p>
@@ -18260,17 +17568,8 @@
           <w:i/>
           <w:iCs/>
         </w:rPr>
-        <w:t xml:space="preserve">J Korean Soc </w:t>
-      </w:r>
-      <w:proofErr w:type="spellStart"/>
-      <w:r>
-        <w:rPr>
-          <w:i/>
-          <w:iCs/>
-        </w:rPr>
-        <w:t>Radiol</w:t>
-      </w:r>
-      <w:proofErr w:type="spellEnd"/>
+        <w:t>J Korean Soc Radiol</w:t>
+      </w:r>
       <w:r>
         <w:t>. 2013;69:385.</w:t>
       </w:r>
@@ -18296,15 +17595,7 @@
         </w:r>
       </w:hyperlink>
       <w:r>
-        <w:t xml:space="preserve"> [</w:t>
-      </w:r>
-      <w:proofErr w:type="spellStart"/>
-      <w:r>
-        <w:t>site:gov</w:t>
-      </w:r>
-      <w:proofErr w:type="spellEnd"/>
-      <w:r>
-        <w:t>]</w:t>
+        <w:t xml:space="preserve"> [site:gov]</w:t>
       </w:r>
     </w:p>
     <w:p>
@@ -18350,15 +17641,7 @@
         </w:r>
       </w:hyperlink>
       <w:r>
-        <w:t xml:space="preserve"> [</w:t>
-      </w:r>
-      <w:proofErr w:type="spellStart"/>
-      <w:r>
-        <w:t>site:gov</w:t>
-      </w:r>
-      <w:proofErr w:type="spellEnd"/>
-      <w:r>
-        <w:t>]</w:t>
+        <w:t xml:space="preserve"> [site:gov]</w:t>
       </w:r>
     </w:p>
     <w:p/>
@@ -18406,15 +17689,7 @@
         </w:r>
       </w:hyperlink>
       <w:r>
-        <w:t xml:space="preserve"> [</w:t>
-      </w:r>
-      <w:proofErr w:type="spellStart"/>
-      <w:r>
-        <w:t>site:mil</w:t>
-      </w:r>
-      <w:proofErr w:type="spellEnd"/>
-      <w:r>
-        <w:t>] [</w:t>
+        <w:t xml:space="preserve"> [site:mil] [</w:t>
       </w:r>
       <w:hyperlink r:id="rId31" w:history="1">
         <w:r>
@@ -18497,15 +17772,7 @@
         <w:t>Trusted Official Resources</w:t>
       </w:r>
       <w:r>
-        <w:t xml:space="preserve"> (</w:t>
-      </w:r>
-      <w:proofErr w:type="spellStart"/>
-      <w:r>
-        <w:t>breast_tum</w:t>
-      </w:r>
-      <w:proofErr w:type="spellEnd"/>
-      <w:r>
-        <w:t xml:space="preserve">... p. 1). These institutional resources are pulled from verified </w:t>
+        <w:t xml:space="preserve"> (breast_tum... p. 1). These institutional resources are pulled from verified </w:t>
       </w:r>
       <w:r>
         <w:rPr>
@@ -18522,17 +17789,8 @@
           <w:b/>
           <w:bCs/>
         </w:rPr>
-        <w:t>.</w:t>
-      </w:r>
-      <w:proofErr w:type="spellStart"/>
-      <w:r>
-        <w:rPr>
-          <w:b/>
-          <w:bCs/>
-        </w:rPr>
-        <w:t>edu</w:t>
-      </w:r>
-      <w:proofErr w:type="spellEnd"/>
+        <w:t>.edu</w:t>
+      </w:r>
       <w:r>
         <w:t xml:space="preserve">, and </w:t>
       </w:r>
@@ -18544,15 +17802,7 @@
         <w:t>.mil</w:t>
       </w:r>
       <w:r>
-        <w:t xml:space="preserve"> domains to provide the necessary data support for your code base and manuscript tracking models (</w:t>
-      </w:r>
-      <w:proofErr w:type="spellStart"/>
-      <w:r>
-        <w:t>breast_tum</w:t>
-      </w:r>
-      <w:proofErr w:type="spellEnd"/>
-      <w:r>
-        <w:t>... p. 2).</w:t>
+        <w:t xml:space="preserve"> domains to provide the necessary data support for your code base and manuscript tracking models (breast_tum... p. 2).</w:t>
       </w:r>
     </w:p>
     <w:p/>
@@ -18974,15 +18224,7 @@
         <w:t>Naval Medical Research Command:</w:t>
       </w:r>
       <w:r>
-        <w:t xml:space="preserve"> Establishes standard operations directives for full-hood Positive-Pressure Supplied Air Respirators (PAPR), 22-mil high-density nitrile barrier gloves, and fluid-impermeable chemical protective suit tiers inside tight visceral fields (</w:t>
-      </w:r>
-      <w:proofErr w:type="spellStart"/>
-      <w:r>
-        <w:t>breast_tum</w:t>
-      </w:r>
-      <w:proofErr w:type="spellEnd"/>
-      <w:r>
-        <w:t>... pp. 11-13).</w:t>
+        <w:t xml:space="preserve"> Establishes standard operations directives for full-hood Positive-Pressure Supplied Air Respirators (PAPR), 22-mil high-density nitrile barrier gloves, and fluid-impermeable chemical protective suit tiers inside tight visceral fields (breast_tum... pp. 11-13).</w:t>
       </w:r>
     </w:p>
     <w:p>
@@ -19000,23 +18242,7 @@
         <w:t>Department of the Navy BUMED Directives:</w:t>
       </w:r>
       <w:r>
-        <w:t xml:space="preserve"> Provides definitive engineering specifications for negative-pressure mammary and lactiferous operating fields, high-volume thoracic scavenging loops running molecular charcoal matrices, and basic surface boundary rinses (\(\text{pH} \</w:t>
-      </w:r>
-      <w:proofErr w:type="spellStart"/>
-      <w:r>
-        <w:t>ge</w:t>
-      </w:r>
-      <w:proofErr w:type="spellEnd"/>
-      <w:r>
-        <w:t xml:space="preserve"> 8.4\)) (</w:t>
-      </w:r>
-      <w:proofErr w:type="spellStart"/>
-      <w:r>
-        <w:t>breast_tum</w:t>
-      </w:r>
-      <w:proofErr w:type="spellEnd"/>
-      <w:r>
-        <w:t>... pp. 9-10).</w:t>
+        <w:t xml:space="preserve"> Provides definitive engineering specifications for negative-pressure mammary and lactiferous operating fields, high-volume thoracic scavenging loops running molecular charcoal matrices, and basic surface boundary rinses (\(\text{pH} \ge 8.4\)) (breast_tum... pp. 9-10).</w:t>
       </w:r>
     </w:p>
     <w:p>
@@ -19034,15 +18260,7 @@
         <w:t>Center for Mental Health, Policy, and the Law (University of Washington):</w:t>
       </w:r>
       <w:r>
-        <w:t xml:space="preserve"> Establishes the clinical implementation constraints, legal frameworks, and jurisdictional standards governing the "Duty to Protect" and pre-emptive tracking modeling (</w:t>
-      </w:r>
-      <w:proofErr w:type="spellStart"/>
-      <w:r>
-        <w:t>breast_tum</w:t>
-      </w:r>
-      <w:proofErr w:type="spellEnd"/>
-      <w:r>
-        <w:t>... pp. 2-3).</w:t>
+        <w:t xml:space="preserve"> Establishes the clinical implementation constraints, legal frameworks, and jurisdictional standards governing the "Duty to Protect" and pre-emptive tracking modeling (breast_tum... pp. 2-3).</w:t>
       </w:r>
     </w:p>
     <w:p>
@@ -19204,15 +18422,7 @@
         <w:t>PubMed Central (PMC) Clinical Archive:</w:t>
       </w:r>
       <w:r>
-        <w:t xml:space="preserve"> Full-text clinical case registries evaluating atypical desmoplastic reproductive masses, mammary scirrhous carcinoma mimicry, and dense fibroadenomas (</w:t>
-      </w:r>
-      <w:proofErr w:type="spellStart"/>
-      <w:r>
-        <w:t>breast_tum</w:t>
-      </w:r>
-      <w:proofErr w:type="spellEnd"/>
-      <w:r>
-        <w:t>... pp. 5, 29).</w:t>
+        <w:t xml:space="preserve"> Full-text clinical case registries evaluating atypical desmoplastic reproductive masses, mammary scirrhous carcinoma mimicry, and dense fibroadenomas (breast_tum... pp. 5, 29).</w:t>
       </w:r>
     </w:p>
     <w:p>
@@ -19230,15 +18440,7 @@
         <w:t>National Institutes of Health (NIH) Bio-Registry:</w:t>
       </w:r>
       <w:r>
-        <w:t xml:space="preserve"> Sets quantitative standards for co-registering T2-weighted Dixon phase-sorting sequences and fat-suppression tuning bounds (SPAIR/STIR) to verify core suppression (</w:t>
-      </w:r>
-      <w:proofErr w:type="spellStart"/>
-      <w:r>
-        <w:t>breast_tum</w:t>
-      </w:r>
-      <w:proofErr w:type="spellEnd"/>
-      <w:r>
-        <w:t>... pp. 31-32).</w:t>
+        <w:t xml:space="preserve"> Sets quantitative standards for co-registering T2-weighted Dixon phase-sorting sequences and fat-suppression tuning bounds (SPAIR/STIR) to verify core suppression (breast_tum... pp. 31-32).</w:t>
       </w:r>
     </w:p>
     <w:p>
@@ -19266,15 +18468,7 @@
         <w:t>\(\text{ADC} &lt; 0.7 \times 10^{-3} \text{ mm}^2/\text{s}\)</w:t>
       </w:r>
       <w:r>
-        <w:t>) used to segment dense chitinous scaffolding from standard soft adipose and glandular geometries (</w:t>
-      </w:r>
-      <w:proofErr w:type="spellStart"/>
-      <w:r>
-        <w:t>breast_tum</w:t>
-      </w:r>
-      <w:proofErr w:type="spellEnd"/>
-      <w:r>
-        <w:t>... pp. 4-5).</w:t>
+        <w:t>) used to segment dense chitinous scaffolding from standard soft adipose and glandular geometries (breast_tum... pp. 4-5).</w:t>
       </w:r>
     </w:p>
     <w:p>
@@ -19292,31 +18486,7 @@
         <w:t>University of Washington School of Medicine:</w:t>
       </w:r>
       <w:r>
-        <w:t xml:space="preserve"> Clinical translation data mapping lactiferous micro-venting and trans-mammary fluid vectors to direct infant mucosal inoculation risks (</w:t>
-      </w:r>
-      <w:proofErr w:type="spellStart"/>
-      <w:r>
-        <w:t>breast_tum</w:t>
-      </w:r>
-      <w:proofErr w:type="spellEnd"/>
-      <w:r>
-        <w:t xml:space="preserve">... pp. 2, 22, 24). Profiles peripheral blood biomarkers including serum chitotriosidase spikes (\(&gt; 250\text{ nmol/mL/h}\)) and pectoral potassium surges (\(&gt; 5.8\text{ </w:t>
-      </w:r>
-      <w:proofErr w:type="spellStart"/>
-      <w:r>
-        <w:t>mEq</w:t>
-      </w:r>
-      <w:proofErr w:type="spellEnd"/>
-      <w:r>
-        <w:t>/L}\)) (</w:t>
-      </w:r>
-      <w:proofErr w:type="spellStart"/>
-      <w:r>
-        <w:t>breast_tum</w:t>
-      </w:r>
-      <w:proofErr w:type="spellEnd"/>
-      <w:r>
-        <w:t>... p. 39).</w:t>
+        <w:t xml:space="preserve"> Clinical translation data mapping lactiferous micro-venting and trans-mammary fluid vectors to direct infant mucosal inoculation risks (breast_tum... pp. 2, 22, 24). Profiles peripheral blood biomarkers including serum chitotriosidase spikes (\(&gt; 250\text{ nmol/mL/h}\)) and pectoral potassium surges (\(&gt; 5.8\text{ mEq/L}\)) (breast_tum... p. 39).</w:t>
       </w:r>
     </w:p>
     <w:p>
@@ -19464,23 +18634,7 @@
         <w:t>Pycnogonida</w:t>
       </w:r>
       <w:r>
-        <w:t xml:space="preserve"> reduction in body mass (</w:t>
-      </w:r>
-      <w:proofErr w:type="spellStart"/>
-      <w:r>
-        <w:t>cebidiomorphy</w:t>
-      </w:r>
-      <w:proofErr w:type="spellEnd"/>
-      <w:r>
-        <w:t>), appendicular digestive segments, proboscis-driven fluid-sucking limits, and structural outer cuticle layers (</w:t>
-      </w:r>
-      <w:proofErr w:type="spellStart"/>
-      <w:r>
-        <w:t>breast_tum</w:t>
-      </w:r>
-      <w:proofErr w:type="spellEnd"/>
-      <w:r>
-        <w:t>... pp. 2-3).</w:t>
+        <w:t xml:space="preserve"> reduction in body mass (cebidiomorphy), appendicular digestive segments, proboscis-driven fluid-sucking limits, and structural outer cuticle layers (breast_tum... pp. 2-3).</w:t>
       </w:r>
     </w:p>
     <w:p>
@@ -19516,31 +18670,7 @@
         <w:t>National Science Foundation (NSF) Computing Networks:</w:t>
       </w:r>
       <w:r>
-        <w:t xml:space="preserve"> Scaling guidelines for deploying parallelized CUDA-accelerated ray-marching processing kernels to process zero-crossing interfaces inside </w:t>
-      </w:r>
-      <w:proofErr w:type="spellStart"/>
-      <w:r>
-        <w:t>breast_anatomy_engine</w:t>
-      </w:r>
-      <w:proofErr w:type="spellEnd"/>
-      <w:r>
-        <w:t xml:space="preserve"> or </w:t>
-      </w:r>
-      <w:proofErr w:type="spellStart"/>
-      <w:r>
-        <w:t>maternal_fetal_transport</w:t>
-      </w:r>
-      <w:proofErr w:type="spellEnd"/>
-      <w:r>
-        <w:t xml:space="preserve"> tracking arrays (</w:t>
-      </w:r>
-      <w:proofErr w:type="spellStart"/>
-      <w:r>
-        <w:t>breast_tum</w:t>
-      </w:r>
-      <w:proofErr w:type="spellEnd"/>
-      <w:r>
-        <w:t>... pp. 4, 20).</w:t>
+        <w:t xml:space="preserve"> Scaling guidelines for deploying parallelized CUDA-accelerated ray-marching processing kernels to process zero-crossing interfaces inside breast_anatomy_engine or maternal_fetal_transport tracking arrays (breast_tum... pp. 4, 20).</w:t>
       </w:r>
     </w:p>
     <w:p/>
@@ -26129,6 +25259,7 @@
   <w:style w:type="character" w:default="1" w:styleId="DefaultParagraphFont">
     <w:name w:val="Default Paragraph Font"/>
     <w:uiPriority w:val="1"/>
+    <w:semiHidden/>
     <w:unhideWhenUsed/>
   </w:style>
   <w:style w:type="table" w:default="1" w:styleId="TableNormal">
